--- a/boceto TFG/RESULTADOS definitivo.docx
+++ b/boceto TFG/RESULTADOS definitivo.docx
@@ -17,22 +17,2540 @@
     </w:p>
     <w:p>
       <w:pPr>
-        <w:rPr>
-          <w:rFonts w:ascii="Palatino Linotype" w:hAnsi="Palatino Linotype"/>
+        <w:pStyle w:val="Descripcin"/>
+        <w:keepNext/>
+        <w:jc w:val="center"/>
+        <w:rPr>
+          <w:rFonts w:ascii="Palatino Linotype" w:hAnsi="Palatino Linotype"/>
+          <w:color w:val="000000" w:themeColor="text1"/>
         </w:rPr>
       </w:pPr>
       <w:r>
         <w:rPr>
           <w:rFonts w:ascii="Palatino Linotype" w:hAnsi="Palatino Linotype"/>
-        </w:rPr>
-        <w:t xml:space="preserve">3.1.  </w:t>
-      </w:r>
-      <w:r>
-        <w:rPr>
-          <w:rFonts w:ascii="Palatino Linotype" w:hAnsi="Palatino Linotype"/>
-        </w:rPr>
-        <w:t>ANÁLISIS DE ESTADÍSTICOS DESCRIPTIVOS</w:t>
-      </w:r>
+          <w:color w:val="000000" w:themeColor="text1"/>
+        </w:rPr>
+        <w:t xml:space="preserve">Tabla </w:t>
+      </w:r>
+      <w:r>
+        <w:rPr>
+          <w:rFonts w:ascii="Palatino Linotype" w:hAnsi="Palatino Linotype"/>
+          <w:color w:val="000000" w:themeColor="text1"/>
+        </w:rPr>
+        <w:fldChar w:fldCharType="begin"/>
+      </w:r>
+      <w:r>
+        <w:rPr>
+          <w:rFonts w:ascii="Palatino Linotype" w:hAnsi="Palatino Linotype"/>
+          <w:color w:val="000000" w:themeColor="text1"/>
+        </w:rPr>
+        <w:instrText xml:space="preserve"> SEQ Tabla \* ARABIC </w:instrText>
+      </w:r>
+      <w:r>
+        <w:rPr>
+          <w:rFonts w:ascii="Palatino Linotype" w:hAnsi="Palatino Linotype"/>
+          <w:color w:val="000000" w:themeColor="text1"/>
+        </w:rPr>
+        <w:fldChar w:fldCharType="separate"/>
+      </w:r>
+      <w:r>
+        <w:rPr>
+          <w:rFonts w:ascii="Palatino Linotype" w:hAnsi="Palatino Linotype"/>
+          <w:noProof/>
+          <w:color w:val="000000" w:themeColor="text1"/>
+        </w:rPr>
+        <w:t>1</w:t>
+      </w:r>
+      <w:r>
+        <w:rPr>
+          <w:rFonts w:ascii="Palatino Linotype" w:hAnsi="Palatino Linotype"/>
+          <w:color w:val="000000" w:themeColor="text1"/>
+        </w:rPr>
+        <w:fldChar w:fldCharType="end"/>
+      </w:r>
+      <w:r>
+        <w:rPr>
+          <w:rFonts w:ascii="Palatino Linotype" w:hAnsi="Palatino Linotype"/>
+          <w:color w:val="000000" w:themeColor="text1"/>
+        </w:rPr>
+        <w:t xml:space="preserve">. Valores </w:t>
+      </w:r>
+      <w:proofErr w:type="spellStart"/>
+      <w:r>
+        <w:rPr>
+          <w:rFonts w:ascii="Palatino Linotype" w:hAnsi="Palatino Linotype"/>
+          <w:color w:val="000000" w:themeColor="text1"/>
+        </w:rPr>
+        <w:t>expresados</w:t>
+      </w:r>
+      <w:proofErr w:type="spellEnd"/>
+      <w:r>
+        <w:rPr>
+          <w:rFonts w:ascii="Palatino Linotype" w:hAnsi="Palatino Linotype"/>
+          <w:color w:val="000000" w:themeColor="text1"/>
+        </w:rPr>
+        <w:t xml:space="preserve"> como </w:t>
+      </w:r>
+      <w:proofErr w:type="spellStart"/>
+      <w:r>
+        <w:rPr>
+          <w:rFonts w:ascii="Palatino Linotype" w:hAnsi="Palatino Linotype"/>
+          <w:color w:val="000000" w:themeColor="text1"/>
+        </w:rPr>
+        <w:t>media</w:t>
+      </w:r>
+      <w:proofErr w:type="spellEnd"/>
+      <w:r>
+        <w:rPr>
+          <w:rFonts w:ascii="Palatino Linotype" w:hAnsi="Palatino Linotype"/>
+          <w:color w:val="000000" w:themeColor="text1"/>
+        </w:rPr>
+        <w:t xml:space="preserve"> ± </w:t>
+      </w:r>
+      <w:proofErr w:type="spellStart"/>
+      <w:r>
+        <w:rPr>
+          <w:rFonts w:ascii="Palatino Linotype" w:hAnsi="Palatino Linotype"/>
+          <w:color w:val="000000" w:themeColor="text1"/>
+        </w:rPr>
+        <w:t>desviación</w:t>
+      </w:r>
+      <w:proofErr w:type="spellEnd"/>
+      <w:r>
+        <w:rPr>
+          <w:rFonts w:ascii="Palatino Linotype" w:hAnsi="Palatino Linotype"/>
+          <w:color w:val="000000" w:themeColor="text1"/>
+        </w:rPr>
+        <w:t xml:space="preserve"> </w:t>
+      </w:r>
+      <w:proofErr w:type="spellStart"/>
+      <w:r>
+        <w:rPr>
+          <w:rFonts w:ascii="Palatino Linotype" w:hAnsi="Palatino Linotype"/>
+          <w:color w:val="000000" w:themeColor="text1"/>
+        </w:rPr>
+        <w:t>estándar</w:t>
+      </w:r>
+      <w:proofErr w:type="spellEnd"/>
+      <w:r>
+        <w:rPr>
+          <w:rFonts w:ascii="Palatino Linotype" w:hAnsi="Palatino Linotype"/>
+          <w:color w:val="000000" w:themeColor="text1"/>
+        </w:rPr>
+        <w:t xml:space="preserve"> por cada 100 </w:t>
+      </w:r>
+      <w:proofErr w:type="spellStart"/>
+      <w:r>
+        <w:rPr>
+          <w:rFonts w:ascii="Palatino Linotype" w:hAnsi="Palatino Linotype"/>
+          <w:color w:val="000000" w:themeColor="text1"/>
+        </w:rPr>
+        <w:t>mL</w:t>
+      </w:r>
+      <w:proofErr w:type="spellEnd"/>
+      <w:r>
+        <w:rPr>
+          <w:rFonts w:ascii="Palatino Linotype" w:hAnsi="Palatino Linotype"/>
+          <w:color w:val="000000" w:themeColor="text1"/>
+        </w:rPr>
+        <w:t xml:space="preserve"> de </w:t>
+      </w:r>
+      <w:proofErr w:type="spellStart"/>
+      <w:r>
+        <w:rPr>
+          <w:rFonts w:ascii="Palatino Linotype" w:hAnsi="Palatino Linotype"/>
+          <w:color w:val="000000" w:themeColor="text1"/>
+        </w:rPr>
+        <w:t>producto</w:t>
+      </w:r>
+      <w:proofErr w:type="spellEnd"/>
+    </w:p>
+    <w:tbl>
+      <w:tblPr>
+        <w:tblW w:w="8504" w:type="dxa"/>
+        <w:tblCellMar>
+          <w:left w:w="70" w:type="dxa"/>
+          <w:right w:w="70" w:type="dxa"/>
+        </w:tblCellMar>
+        <w:tblLook w:val="04A0" w:firstRow="1" w:lastRow="0" w:firstColumn="1" w:lastColumn="0" w:noHBand="0" w:noVBand="1"/>
+      </w:tblPr>
+      <w:tblGrid>
+        <w:gridCol w:w="1652"/>
+        <w:gridCol w:w="1080"/>
+        <w:gridCol w:w="962"/>
+        <w:gridCol w:w="962"/>
+        <w:gridCol w:w="962"/>
+        <w:gridCol w:w="962"/>
+        <w:gridCol w:w="1924"/>
+      </w:tblGrid>
+      <w:tr>
+        <w:trPr>
+          <w:trHeight w:val="300"/>
+        </w:trPr>
+        <w:tc>
+          <w:tcPr>
+            <w:tcW w:w="1652" w:type="dxa"/>
+            <w:tcBorders>
+              <w:top w:val="nil"/>
+              <w:left w:val="nil"/>
+              <w:bottom w:val="nil"/>
+              <w:right w:val="nil"/>
+            </w:tcBorders>
+            <w:noWrap/>
+            <w:vAlign w:val="bottom"/>
+            <w:hideMark/>
+          </w:tcPr>
+          <w:p>
+            <w:pPr>
+              <w:jc w:val="center"/>
+              <w:rPr>
+                <w:rFonts w:ascii="Palatino Linotype" w:hAnsi="Palatino Linotype" w:cs="Calibri"/>
+                <w:b/>
+                <w:bCs/>
+                <w:color w:val="000000"/>
+                <w:sz w:val="18"/>
+                <w:szCs w:val="18"/>
+              </w:rPr>
+            </w:pPr>
+            <w:r>
+              <w:rPr>
+                <w:rFonts w:ascii="Palatino Linotype" w:hAnsi="Palatino Linotype" w:cs="Calibri"/>
+                <w:b/>
+                <w:bCs/>
+                <w:color w:val="000000"/>
+                <w:sz w:val="18"/>
+                <w:szCs w:val="18"/>
+              </w:rPr>
+              <w:t>Tipo de bebida</w:t>
+            </w:r>
+          </w:p>
+        </w:tc>
+        <w:tc>
+          <w:tcPr>
+            <w:tcW w:w="1080" w:type="dxa"/>
+            <w:tcBorders>
+              <w:top w:val="nil"/>
+              <w:left w:val="nil"/>
+              <w:bottom w:val="nil"/>
+              <w:right w:val="nil"/>
+            </w:tcBorders>
+            <w:noWrap/>
+            <w:vAlign w:val="bottom"/>
+            <w:hideMark/>
+          </w:tcPr>
+          <w:p>
+            <w:pPr>
+              <w:jc w:val="center"/>
+              <w:rPr>
+                <w:rFonts w:ascii="Palatino Linotype" w:hAnsi="Palatino Linotype" w:cs="Calibri"/>
+                <w:b/>
+                <w:bCs/>
+                <w:color w:val="000000"/>
+                <w:sz w:val="18"/>
+                <w:szCs w:val="18"/>
+              </w:rPr>
+            </w:pPr>
+            <w:r>
+              <w:rPr>
+                <w:rFonts w:ascii="Palatino Linotype" w:hAnsi="Palatino Linotype" w:cs="Calibri"/>
+                <w:b/>
+                <w:bCs/>
+                <w:color w:val="000000"/>
+                <w:sz w:val="18"/>
+                <w:szCs w:val="18"/>
+              </w:rPr>
+              <w:t>n (productos)</w:t>
+            </w:r>
+          </w:p>
+        </w:tc>
+        <w:tc>
+          <w:tcPr>
+            <w:tcW w:w="962" w:type="dxa"/>
+            <w:tcBorders>
+              <w:top w:val="nil"/>
+              <w:left w:val="nil"/>
+              <w:bottom w:val="nil"/>
+              <w:right w:val="nil"/>
+            </w:tcBorders>
+            <w:noWrap/>
+            <w:vAlign w:val="bottom"/>
+            <w:hideMark/>
+          </w:tcPr>
+          <w:p>
+            <w:pPr>
+              <w:jc w:val="center"/>
+              <w:rPr>
+                <w:rFonts w:ascii="Palatino Linotype" w:hAnsi="Palatino Linotype" w:cs="Calibri"/>
+                <w:b/>
+                <w:bCs/>
+                <w:color w:val="000000"/>
+                <w:sz w:val="18"/>
+                <w:szCs w:val="18"/>
+              </w:rPr>
+            </w:pPr>
+            <w:r>
+              <w:rPr>
+                <w:rFonts w:ascii="Palatino Linotype" w:hAnsi="Palatino Linotype" w:cs="Calibri"/>
+                <w:b/>
+                <w:bCs/>
+                <w:color w:val="000000"/>
+                <w:sz w:val="18"/>
+                <w:szCs w:val="18"/>
+              </w:rPr>
+              <w:t xml:space="preserve">Energía (kcal/100 </w:t>
+            </w:r>
+            <w:proofErr w:type="spellStart"/>
+            <w:r>
+              <w:rPr>
+                <w:rFonts w:ascii="Palatino Linotype" w:hAnsi="Palatino Linotype" w:cs="Calibri"/>
+                <w:b/>
+                <w:bCs/>
+                <w:color w:val="000000"/>
+                <w:sz w:val="18"/>
+                <w:szCs w:val="18"/>
+              </w:rPr>
+              <w:t>mL</w:t>
+            </w:r>
+            <w:proofErr w:type="spellEnd"/>
+            <w:r>
+              <w:rPr>
+                <w:rFonts w:ascii="Palatino Linotype" w:hAnsi="Palatino Linotype" w:cs="Calibri"/>
+                <w:b/>
+                <w:bCs/>
+                <w:color w:val="000000"/>
+                <w:sz w:val="18"/>
+                <w:szCs w:val="18"/>
+              </w:rPr>
+              <w:t>)</w:t>
+            </w:r>
+          </w:p>
+        </w:tc>
+        <w:tc>
+          <w:tcPr>
+            <w:tcW w:w="962" w:type="dxa"/>
+            <w:tcBorders>
+              <w:top w:val="nil"/>
+              <w:left w:val="nil"/>
+              <w:bottom w:val="nil"/>
+              <w:right w:val="nil"/>
+            </w:tcBorders>
+            <w:noWrap/>
+            <w:vAlign w:val="bottom"/>
+            <w:hideMark/>
+          </w:tcPr>
+          <w:p>
+            <w:pPr>
+              <w:jc w:val="center"/>
+              <w:rPr>
+                <w:rFonts w:ascii="Palatino Linotype" w:hAnsi="Palatino Linotype" w:cs="Calibri"/>
+                <w:b/>
+                <w:bCs/>
+                <w:color w:val="000000"/>
+                <w:sz w:val="18"/>
+                <w:szCs w:val="18"/>
+              </w:rPr>
+            </w:pPr>
+            <w:r>
+              <w:rPr>
+                <w:rFonts w:ascii="Palatino Linotype" w:hAnsi="Palatino Linotype" w:cs="Calibri"/>
+                <w:b/>
+                <w:bCs/>
+                <w:color w:val="000000"/>
+                <w:sz w:val="18"/>
+                <w:szCs w:val="18"/>
+              </w:rPr>
+              <w:t xml:space="preserve">Grasas totales (g/100 </w:t>
+            </w:r>
+            <w:proofErr w:type="spellStart"/>
+            <w:r>
+              <w:rPr>
+                <w:rFonts w:ascii="Palatino Linotype" w:hAnsi="Palatino Linotype" w:cs="Calibri"/>
+                <w:b/>
+                <w:bCs/>
+                <w:color w:val="000000"/>
+                <w:sz w:val="18"/>
+                <w:szCs w:val="18"/>
+              </w:rPr>
+              <w:t>mL</w:t>
+            </w:r>
+            <w:proofErr w:type="spellEnd"/>
+            <w:r>
+              <w:rPr>
+                <w:rFonts w:ascii="Palatino Linotype" w:hAnsi="Palatino Linotype" w:cs="Calibri"/>
+                <w:b/>
+                <w:bCs/>
+                <w:color w:val="000000"/>
+                <w:sz w:val="18"/>
+                <w:szCs w:val="18"/>
+              </w:rPr>
+              <w:t>)</w:t>
+            </w:r>
+          </w:p>
+        </w:tc>
+        <w:tc>
+          <w:tcPr>
+            <w:tcW w:w="962" w:type="dxa"/>
+            <w:tcBorders>
+              <w:top w:val="nil"/>
+              <w:left w:val="nil"/>
+              <w:bottom w:val="nil"/>
+              <w:right w:val="nil"/>
+            </w:tcBorders>
+            <w:noWrap/>
+            <w:vAlign w:val="bottom"/>
+            <w:hideMark/>
+          </w:tcPr>
+          <w:p>
+            <w:pPr>
+              <w:jc w:val="center"/>
+              <w:rPr>
+                <w:rFonts w:ascii="Palatino Linotype" w:hAnsi="Palatino Linotype" w:cs="Calibri"/>
+                <w:b/>
+                <w:bCs/>
+                <w:color w:val="000000"/>
+                <w:sz w:val="18"/>
+                <w:szCs w:val="18"/>
+              </w:rPr>
+            </w:pPr>
+            <w:r>
+              <w:rPr>
+                <w:rFonts w:ascii="Palatino Linotype" w:hAnsi="Palatino Linotype" w:cs="Calibri"/>
+                <w:b/>
+                <w:bCs/>
+                <w:color w:val="000000"/>
+                <w:sz w:val="18"/>
+                <w:szCs w:val="18"/>
+              </w:rPr>
+              <w:t xml:space="preserve">Grasas saturadas (g/100 </w:t>
+            </w:r>
+            <w:proofErr w:type="spellStart"/>
+            <w:r>
+              <w:rPr>
+                <w:rFonts w:ascii="Palatino Linotype" w:hAnsi="Palatino Linotype" w:cs="Calibri"/>
+                <w:b/>
+                <w:bCs/>
+                <w:color w:val="000000"/>
+                <w:sz w:val="18"/>
+                <w:szCs w:val="18"/>
+              </w:rPr>
+              <w:t>mL</w:t>
+            </w:r>
+            <w:proofErr w:type="spellEnd"/>
+            <w:r>
+              <w:rPr>
+                <w:rFonts w:ascii="Palatino Linotype" w:hAnsi="Palatino Linotype" w:cs="Calibri"/>
+                <w:b/>
+                <w:bCs/>
+                <w:color w:val="000000"/>
+                <w:sz w:val="18"/>
+                <w:szCs w:val="18"/>
+              </w:rPr>
+              <w:t>)</w:t>
+            </w:r>
+          </w:p>
+        </w:tc>
+        <w:tc>
+          <w:tcPr>
+            <w:tcW w:w="962" w:type="dxa"/>
+            <w:tcBorders>
+              <w:top w:val="nil"/>
+              <w:left w:val="nil"/>
+              <w:bottom w:val="nil"/>
+              <w:right w:val="nil"/>
+            </w:tcBorders>
+            <w:noWrap/>
+            <w:vAlign w:val="bottom"/>
+            <w:hideMark/>
+          </w:tcPr>
+          <w:p>
+            <w:pPr>
+              <w:jc w:val="center"/>
+              <w:rPr>
+                <w:rFonts w:ascii="Palatino Linotype" w:hAnsi="Palatino Linotype" w:cs="Calibri"/>
+                <w:b/>
+                <w:bCs/>
+                <w:color w:val="000000"/>
+                <w:sz w:val="18"/>
+                <w:szCs w:val="18"/>
+              </w:rPr>
+            </w:pPr>
+            <w:r>
+              <w:rPr>
+                <w:rFonts w:ascii="Palatino Linotype" w:hAnsi="Palatino Linotype" w:cs="Calibri"/>
+                <w:b/>
+                <w:bCs/>
+                <w:color w:val="000000"/>
+                <w:sz w:val="18"/>
+                <w:szCs w:val="18"/>
+              </w:rPr>
+              <w:t xml:space="preserve">Azúcares (g/100 </w:t>
+            </w:r>
+            <w:proofErr w:type="spellStart"/>
+            <w:r>
+              <w:rPr>
+                <w:rFonts w:ascii="Palatino Linotype" w:hAnsi="Palatino Linotype" w:cs="Calibri"/>
+                <w:b/>
+                <w:bCs/>
+                <w:color w:val="000000"/>
+                <w:sz w:val="18"/>
+                <w:szCs w:val="18"/>
+              </w:rPr>
+              <w:t>mL</w:t>
+            </w:r>
+            <w:proofErr w:type="spellEnd"/>
+            <w:r>
+              <w:rPr>
+                <w:rFonts w:ascii="Palatino Linotype" w:hAnsi="Palatino Linotype" w:cs="Calibri"/>
+                <w:b/>
+                <w:bCs/>
+                <w:color w:val="000000"/>
+                <w:sz w:val="18"/>
+                <w:szCs w:val="18"/>
+              </w:rPr>
+              <w:t>)</w:t>
+            </w:r>
+          </w:p>
+        </w:tc>
+        <w:tc>
+          <w:tcPr>
+            <w:tcW w:w="1924" w:type="dxa"/>
+            <w:tcBorders>
+              <w:top w:val="nil"/>
+              <w:left w:val="nil"/>
+              <w:bottom w:val="nil"/>
+              <w:right w:val="nil"/>
+            </w:tcBorders>
+            <w:noWrap/>
+            <w:vAlign w:val="bottom"/>
+            <w:hideMark/>
+          </w:tcPr>
+          <w:p>
+            <w:pPr>
+              <w:jc w:val="center"/>
+              <w:rPr>
+                <w:rFonts w:ascii="Palatino Linotype" w:hAnsi="Palatino Linotype" w:cs="Calibri"/>
+                <w:b/>
+                <w:bCs/>
+                <w:color w:val="000000"/>
+                <w:sz w:val="18"/>
+                <w:szCs w:val="18"/>
+              </w:rPr>
+            </w:pPr>
+            <w:r>
+              <w:rPr>
+                <w:rFonts w:ascii="Palatino Linotype" w:hAnsi="Palatino Linotype" w:cs="Calibri"/>
+                <w:b/>
+                <w:bCs/>
+                <w:color w:val="000000"/>
+                <w:sz w:val="18"/>
+                <w:szCs w:val="18"/>
+              </w:rPr>
+              <w:t xml:space="preserve">Proteínas (g/100 </w:t>
+            </w:r>
+            <w:proofErr w:type="spellStart"/>
+            <w:r>
+              <w:rPr>
+                <w:rFonts w:ascii="Palatino Linotype" w:hAnsi="Palatino Linotype" w:cs="Calibri"/>
+                <w:b/>
+                <w:bCs/>
+                <w:color w:val="000000"/>
+                <w:sz w:val="18"/>
+                <w:szCs w:val="18"/>
+              </w:rPr>
+              <w:t>mL</w:t>
+            </w:r>
+            <w:proofErr w:type="spellEnd"/>
+            <w:r>
+              <w:rPr>
+                <w:rFonts w:ascii="Palatino Linotype" w:hAnsi="Palatino Linotype" w:cs="Calibri"/>
+                <w:b/>
+                <w:bCs/>
+                <w:color w:val="000000"/>
+                <w:sz w:val="18"/>
+                <w:szCs w:val="18"/>
+              </w:rPr>
+              <w:t>)</w:t>
+            </w:r>
+          </w:p>
+        </w:tc>
+      </w:tr>
+      <w:tr>
+        <w:trPr>
+          <w:trHeight w:val="300"/>
+        </w:trPr>
+        <w:tc>
+          <w:tcPr>
+            <w:tcW w:w="1652" w:type="dxa"/>
+            <w:tcBorders>
+              <w:top w:val="nil"/>
+              <w:left w:val="nil"/>
+              <w:bottom w:val="nil"/>
+              <w:right w:val="nil"/>
+            </w:tcBorders>
+            <w:noWrap/>
+            <w:vAlign w:val="bottom"/>
+            <w:hideMark/>
+          </w:tcPr>
+          <w:p>
+            <w:pPr>
+              <w:jc w:val="center"/>
+              <w:rPr>
+                <w:rFonts w:ascii="Palatino Linotype" w:hAnsi="Palatino Linotype" w:cs="Calibri"/>
+                <w:color w:val="000000"/>
+                <w:sz w:val="18"/>
+                <w:szCs w:val="18"/>
+              </w:rPr>
+            </w:pPr>
+            <w:r>
+              <w:rPr>
+                <w:rFonts w:ascii="Palatino Linotype" w:hAnsi="Palatino Linotype" w:cs="Calibri"/>
+                <w:color w:val="000000"/>
+                <w:sz w:val="18"/>
+                <w:szCs w:val="18"/>
+              </w:rPr>
+              <w:t>Bebida de almendra</w:t>
+            </w:r>
+          </w:p>
+        </w:tc>
+        <w:tc>
+          <w:tcPr>
+            <w:tcW w:w="1080" w:type="dxa"/>
+            <w:tcBorders>
+              <w:top w:val="nil"/>
+              <w:left w:val="nil"/>
+              <w:bottom w:val="nil"/>
+              <w:right w:val="nil"/>
+            </w:tcBorders>
+            <w:noWrap/>
+            <w:vAlign w:val="bottom"/>
+            <w:hideMark/>
+          </w:tcPr>
+          <w:p>
+            <w:pPr>
+              <w:jc w:val="center"/>
+              <w:rPr>
+                <w:rFonts w:ascii="Palatino Linotype" w:hAnsi="Palatino Linotype" w:cs="Calibri"/>
+                <w:color w:val="000000"/>
+                <w:sz w:val="18"/>
+                <w:szCs w:val="18"/>
+              </w:rPr>
+            </w:pPr>
+            <w:r>
+              <w:rPr>
+                <w:rFonts w:ascii="Palatino Linotype" w:hAnsi="Palatino Linotype" w:cs="Calibri"/>
+                <w:color w:val="000000"/>
+                <w:sz w:val="18"/>
+                <w:szCs w:val="18"/>
+              </w:rPr>
+              <w:t>17</w:t>
+            </w:r>
+          </w:p>
+        </w:tc>
+        <w:tc>
+          <w:tcPr>
+            <w:tcW w:w="962" w:type="dxa"/>
+            <w:tcBorders>
+              <w:top w:val="nil"/>
+              <w:left w:val="nil"/>
+              <w:bottom w:val="nil"/>
+              <w:right w:val="nil"/>
+            </w:tcBorders>
+            <w:noWrap/>
+            <w:vAlign w:val="bottom"/>
+            <w:hideMark/>
+          </w:tcPr>
+          <w:p>
+            <w:pPr>
+              <w:jc w:val="center"/>
+              <w:rPr>
+                <w:rFonts w:ascii="Palatino Linotype" w:hAnsi="Palatino Linotype" w:cs="Calibri"/>
+                <w:color w:val="000000"/>
+                <w:sz w:val="18"/>
+                <w:szCs w:val="18"/>
+              </w:rPr>
+            </w:pPr>
+            <w:r>
+              <w:rPr>
+                <w:rFonts w:ascii="Palatino Linotype" w:hAnsi="Palatino Linotype" w:cs="Calibri"/>
+                <w:color w:val="000000"/>
+                <w:sz w:val="18"/>
+                <w:szCs w:val="18"/>
+              </w:rPr>
+              <w:t>42.3 ± 24.6</w:t>
+            </w:r>
+          </w:p>
+        </w:tc>
+        <w:tc>
+          <w:tcPr>
+            <w:tcW w:w="962" w:type="dxa"/>
+            <w:tcBorders>
+              <w:top w:val="nil"/>
+              <w:left w:val="nil"/>
+              <w:bottom w:val="nil"/>
+              <w:right w:val="nil"/>
+            </w:tcBorders>
+            <w:noWrap/>
+            <w:vAlign w:val="bottom"/>
+            <w:hideMark/>
+          </w:tcPr>
+          <w:p>
+            <w:pPr>
+              <w:jc w:val="center"/>
+              <w:rPr>
+                <w:rFonts w:ascii="Palatino Linotype" w:hAnsi="Palatino Linotype" w:cs="Calibri"/>
+                <w:color w:val="000000"/>
+                <w:sz w:val="18"/>
+                <w:szCs w:val="18"/>
+              </w:rPr>
+            </w:pPr>
+            <w:r>
+              <w:rPr>
+                <w:rFonts w:ascii="Palatino Linotype" w:hAnsi="Palatino Linotype" w:cs="Calibri"/>
+                <w:color w:val="000000"/>
+                <w:sz w:val="18"/>
+                <w:szCs w:val="18"/>
+              </w:rPr>
+              <w:t>2.06 ± 1.33</w:t>
+            </w:r>
+          </w:p>
+        </w:tc>
+        <w:tc>
+          <w:tcPr>
+            <w:tcW w:w="962" w:type="dxa"/>
+            <w:tcBorders>
+              <w:top w:val="nil"/>
+              <w:left w:val="nil"/>
+              <w:bottom w:val="nil"/>
+              <w:right w:val="nil"/>
+            </w:tcBorders>
+            <w:noWrap/>
+            <w:vAlign w:val="bottom"/>
+            <w:hideMark/>
+          </w:tcPr>
+          <w:p>
+            <w:pPr>
+              <w:jc w:val="center"/>
+              <w:rPr>
+                <w:rFonts w:ascii="Palatino Linotype" w:hAnsi="Palatino Linotype" w:cs="Calibri"/>
+                <w:color w:val="000000"/>
+                <w:sz w:val="18"/>
+                <w:szCs w:val="18"/>
+              </w:rPr>
+            </w:pPr>
+            <w:r>
+              <w:rPr>
+                <w:rFonts w:ascii="Palatino Linotype" w:hAnsi="Palatino Linotype" w:cs="Calibri"/>
+                <w:color w:val="000000"/>
+                <w:sz w:val="18"/>
+                <w:szCs w:val="18"/>
+              </w:rPr>
+              <w:t>0.21 ± 0.14</w:t>
+            </w:r>
+          </w:p>
+        </w:tc>
+        <w:tc>
+          <w:tcPr>
+            <w:tcW w:w="962" w:type="dxa"/>
+            <w:tcBorders>
+              <w:top w:val="nil"/>
+              <w:left w:val="nil"/>
+              <w:bottom w:val="nil"/>
+              <w:right w:val="nil"/>
+            </w:tcBorders>
+            <w:noWrap/>
+            <w:vAlign w:val="bottom"/>
+            <w:hideMark/>
+          </w:tcPr>
+          <w:p>
+            <w:pPr>
+              <w:jc w:val="center"/>
+              <w:rPr>
+                <w:rFonts w:ascii="Palatino Linotype" w:hAnsi="Palatino Linotype" w:cs="Calibri"/>
+                <w:color w:val="000000"/>
+                <w:sz w:val="18"/>
+                <w:szCs w:val="18"/>
+              </w:rPr>
+            </w:pPr>
+            <w:r>
+              <w:rPr>
+                <w:rFonts w:ascii="Palatino Linotype" w:hAnsi="Palatino Linotype" w:cs="Calibri"/>
+                <w:color w:val="000000"/>
+                <w:sz w:val="18"/>
+                <w:szCs w:val="18"/>
+              </w:rPr>
+              <w:t>3.21 ± 3.23</w:t>
+            </w:r>
+          </w:p>
+        </w:tc>
+        <w:tc>
+          <w:tcPr>
+            <w:tcW w:w="1924" w:type="dxa"/>
+            <w:tcBorders>
+              <w:top w:val="nil"/>
+              <w:left w:val="nil"/>
+              <w:bottom w:val="nil"/>
+              <w:right w:val="nil"/>
+            </w:tcBorders>
+            <w:noWrap/>
+            <w:vAlign w:val="bottom"/>
+            <w:hideMark/>
+          </w:tcPr>
+          <w:p>
+            <w:pPr>
+              <w:jc w:val="center"/>
+              <w:rPr>
+                <w:rFonts w:ascii="Palatino Linotype" w:hAnsi="Palatino Linotype" w:cs="Calibri"/>
+                <w:color w:val="000000"/>
+                <w:sz w:val="18"/>
+                <w:szCs w:val="18"/>
+              </w:rPr>
+            </w:pPr>
+            <w:r>
+              <w:rPr>
+                <w:rFonts w:ascii="Palatino Linotype" w:hAnsi="Palatino Linotype" w:cs="Calibri"/>
+                <w:color w:val="000000"/>
+                <w:sz w:val="18"/>
+                <w:szCs w:val="18"/>
+              </w:rPr>
+              <w:t>1.40 ± 2.38</w:t>
+            </w:r>
+          </w:p>
+        </w:tc>
+      </w:tr>
+      <w:tr>
+        <w:trPr>
+          <w:trHeight w:val="300"/>
+        </w:trPr>
+        <w:tc>
+          <w:tcPr>
+            <w:tcW w:w="1652" w:type="dxa"/>
+            <w:tcBorders>
+              <w:top w:val="nil"/>
+              <w:left w:val="nil"/>
+              <w:bottom w:val="nil"/>
+              <w:right w:val="nil"/>
+            </w:tcBorders>
+            <w:noWrap/>
+            <w:vAlign w:val="bottom"/>
+            <w:hideMark/>
+          </w:tcPr>
+          <w:p>
+            <w:pPr>
+              <w:jc w:val="center"/>
+              <w:rPr>
+                <w:rFonts w:ascii="Palatino Linotype" w:hAnsi="Palatino Linotype" w:cs="Calibri"/>
+                <w:color w:val="000000"/>
+                <w:sz w:val="18"/>
+                <w:szCs w:val="18"/>
+              </w:rPr>
+            </w:pPr>
+            <w:r>
+              <w:rPr>
+                <w:rFonts w:ascii="Palatino Linotype" w:hAnsi="Palatino Linotype" w:cs="Calibri"/>
+                <w:color w:val="000000"/>
+                <w:sz w:val="18"/>
+                <w:szCs w:val="18"/>
+              </w:rPr>
+              <w:t>Bebida de avena</w:t>
+            </w:r>
+          </w:p>
+        </w:tc>
+        <w:tc>
+          <w:tcPr>
+            <w:tcW w:w="1080" w:type="dxa"/>
+            <w:tcBorders>
+              <w:top w:val="nil"/>
+              <w:left w:val="nil"/>
+              <w:bottom w:val="nil"/>
+              <w:right w:val="nil"/>
+            </w:tcBorders>
+            <w:noWrap/>
+            <w:vAlign w:val="bottom"/>
+            <w:hideMark/>
+          </w:tcPr>
+          <w:p>
+            <w:pPr>
+              <w:jc w:val="center"/>
+              <w:rPr>
+                <w:rFonts w:ascii="Palatino Linotype" w:hAnsi="Palatino Linotype" w:cs="Calibri"/>
+                <w:color w:val="000000"/>
+                <w:sz w:val="18"/>
+                <w:szCs w:val="18"/>
+              </w:rPr>
+            </w:pPr>
+            <w:r>
+              <w:rPr>
+                <w:rFonts w:ascii="Palatino Linotype" w:hAnsi="Palatino Linotype" w:cs="Calibri"/>
+                <w:color w:val="000000"/>
+                <w:sz w:val="18"/>
+                <w:szCs w:val="18"/>
+              </w:rPr>
+              <w:t>13</w:t>
+            </w:r>
+          </w:p>
+        </w:tc>
+        <w:tc>
+          <w:tcPr>
+            <w:tcW w:w="962" w:type="dxa"/>
+            <w:tcBorders>
+              <w:top w:val="nil"/>
+              <w:left w:val="nil"/>
+              <w:bottom w:val="nil"/>
+              <w:right w:val="nil"/>
+            </w:tcBorders>
+            <w:noWrap/>
+            <w:vAlign w:val="bottom"/>
+            <w:hideMark/>
+          </w:tcPr>
+          <w:p>
+            <w:pPr>
+              <w:jc w:val="center"/>
+              <w:rPr>
+                <w:rFonts w:ascii="Palatino Linotype" w:hAnsi="Palatino Linotype" w:cs="Calibri"/>
+                <w:color w:val="000000"/>
+                <w:sz w:val="18"/>
+                <w:szCs w:val="18"/>
+              </w:rPr>
+            </w:pPr>
+            <w:r>
+              <w:rPr>
+                <w:rFonts w:ascii="Palatino Linotype" w:hAnsi="Palatino Linotype" w:cs="Calibri"/>
+                <w:color w:val="000000"/>
+                <w:sz w:val="18"/>
+                <w:szCs w:val="18"/>
+              </w:rPr>
+              <w:t>51.8 ± 9.6</w:t>
+            </w:r>
+          </w:p>
+        </w:tc>
+        <w:tc>
+          <w:tcPr>
+            <w:tcW w:w="962" w:type="dxa"/>
+            <w:tcBorders>
+              <w:top w:val="nil"/>
+              <w:left w:val="nil"/>
+              <w:bottom w:val="nil"/>
+              <w:right w:val="nil"/>
+            </w:tcBorders>
+            <w:noWrap/>
+            <w:vAlign w:val="bottom"/>
+            <w:hideMark/>
+          </w:tcPr>
+          <w:p>
+            <w:pPr>
+              <w:jc w:val="center"/>
+              <w:rPr>
+                <w:rFonts w:ascii="Palatino Linotype" w:hAnsi="Palatino Linotype" w:cs="Calibri"/>
+                <w:color w:val="000000"/>
+                <w:sz w:val="18"/>
+                <w:szCs w:val="18"/>
+              </w:rPr>
+            </w:pPr>
+            <w:r>
+              <w:rPr>
+                <w:rFonts w:ascii="Palatino Linotype" w:hAnsi="Palatino Linotype" w:cs="Calibri"/>
+                <w:color w:val="000000"/>
+                <w:sz w:val="18"/>
+                <w:szCs w:val="18"/>
+              </w:rPr>
+              <w:t>1.92 ± 1.06</w:t>
+            </w:r>
+          </w:p>
+        </w:tc>
+        <w:tc>
+          <w:tcPr>
+            <w:tcW w:w="962" w:type="dxa"/>
+            <w:tcBorders>
+              <w:top w:val="nil"/>
+              <w:left w:val="nil"/>
+              <w:bottom w:val="nil"/>
+              <w:right w:val="nil"/>
+            </w:tcBorders>
+            <w:noWrap/>
+            <w:vAlign w:val="bottom"/>
+            <w:hideMark/>
+          </w:tcPr>
+          <w:p>
+            <w:pPr>
+              <w:jc w:val="center"/>
+              <w:rPr>
+                <w:rFonts w:ascii="Palatino Linotype" w:hAnsi="Palatino Linotype" w:cs="Calibri"/>
+                <w:color w:val="000000"/>
+                <w:sz w:val="18"/>
+                <w:szCs w:val="18"/>
+              </w:rPr>
+            </w:pPr>
+            <w:r>
+              <w:rPr>
+                <w:rFonts w:ascii="Palatino Linotype" w:hAnsi="Palatino Linotype" w:cs="Calibri"/>
+                <w:color w:val="000000"/>
+                <w:sz w:val="18"/>
+                <w:szCs w:val="18"/>
+              </w:rPr>
+              <w:t>0.20 ± 0.09</w:t>
+            </w:r>
+          </w:p>
+        </w:tc>
+        <w:tc>
+          <w:tcPr>
+            <w:tcW w:w="962" w:type="dxa"/>
+            <w:tcBorders>
+              <w:top w:val="nil"/>
+              <w:left w:val="nil"/>
+              <w:bottom w:val="nil"/>
+              <w:right w:val="nil"/>
+            </w:tcBorders>
+            <w:noWrap/>
+            <w:vAlign w:val="bottom"/>
+            <w:hideMark/>
+          </w:tcPr>
+          <w:p>
+            <w:pPr>
+              <w:jc w:val="center"/>
+              <w:rPr>
+                <w:rFonts w:ascii="Palatino Linotype" w:hAnsi="Palatino Linotype" w:cs="Calibri"/>
+                <w:color w:val="000000"/>
+                <w:sz w:val="18"/>
+                <w:szCs w:val="18"/>
+              </w:rPr>
+            </w:pPr>
+            <w:r>
+              <w:rPr>
+                <w:rFonts w:ascii="Palatino Linotype" w:hAnsi="Palatino Linotype" w:cs="Calibri"/>
+                <w:color w:val="000000"/>
+                <w:sz w:val="18"/>
+                <w:szCs w:val="18"/>
+              </w:rPr>
+              <w:t>4.18 ± 1.45</w:t>
+            </w:r>
+          </w:p>
+        </w:tc>
+        <w:tc>
+          <w:tcPr>
+            <w:tcW w:w="1924" w:type="dxa"/>
+            <w:tcBorders>
+              <w:top w:val="nil"/>
+              <w:left w:val="nil"/>
+              <w:bottom w:val="nil"/>
+              <w:right w:val="nil"/>
+            </w:tcBorders>
+            <w:noWrap/>
+            <w:vAlign w:val="bottom"/>
+            <w:hideMark/>
+          </w:tcPr>
+          <w:p>
+            <w:pPr>
+              <w:jc w:val="center"/>
+              <w:rPr>
+                <w:rFonts w:ascii="Palatino Linotype" w:hAnsi="Palatino Linotype" w:cs="Calibri"/>
+                <w:color w:val="000000"/>
+                <w:sz w:val="18"/>
+                <w:szCs w:val="18"/>
+              </w:rPr>
+            </w:pPr>
+            <w:r>
+              <w:rPr>
+                <w:rFonts w:ascii="Palatino Linotype" w:hAnsi="Palatino Linotype" w:cs="Calibri"/>
+                <w:color w:val="000000"/>
+                <w:sz w:val="18"/>
+                <w:szCs w:val="18"/>
+              </w:rPr>
+              <w:t>1.03 ± 0.31</w:t>
+            </w:r>
+          </w:p>
+        </w:tc>
+      </w:tr>
+      <w:tr>
+        <w:trPr>
+          <w:trHeight w:val="300"/>
+        </w:trPr>
+        <w:tc>
+          <w:tcPr>
+            <w:tcW w:w="1652" w:type="dxa"/>
+            <w:tcBorders>
+              <w:top w:val="nil"/>
+              <w:left w:val="nil"/>
+              <w:bottom w:val="nil"/>
+              <w:right w:val="nil"/>
+            </w:tcBorders>
+            <w:noWrap/>
+            <w:vAlign w:val="bottom"/>
+            <w:hideMark/>
+          </w:tcPr>
+          <w:p>
+            <w:pPr>
+              <w:jc w:val="center"/>
+              <w:rPr>
+                <w:rFonts w:ascii="Palatino Linotype" w:hAnsi="Palatino Linotype" w:cs="Calibri"/>
+                <w:color w:val="000000"/>
+                <w:sz w:val="18"/>
+                <w:szCs w:val="18"/>
+              </w:rPr>
+            </w:pPr>
+            <w:r>
+              <w:rPr>
+                <w:rFonts w:ascii="Palatino Linotype" w:hAnsi="Palatino Linotype" w:cs="Calibri"/>
+                <w:color w:val="000000"/>
+                <w:sz w:val="18"/>
+                <w:szCs w:val="18"/>
+              </w:rPr>
+              <w:t>Bebida de soja</w:t>
+            </w:r>
+          </w:p>
+        </w:tc>
+        <w:tc>
+          <w:tcPr>
+            <w:tcW w:w="1080" w:type="dxa"/>
+            <w:tcBorders>
+              <w:top w:val="nil"/>
+              <w:left w:val="nil"/>
+              <w:bottom w:val="nil"/>
+              <w:right w:val="nil"/>
+            </w:tcBorders>
+            <w:noWrap/>
+            <w:vAlign w:val="bottom"/>
+            <w:hideMark/>
+          </w:tcPr>
+          <w:p>
+            <w:pPr>
+              <w:jc w:val="center"/>
+              <w:rPr>
+                <w:rFonts w:ascii="Palatino Linotype" w:hAnsi="Palatino Linotype" w:cs="Calibri"/>
+                <w:color w:val="000000"/>
+                <w:sz w:val="18"/>
+                <w:szCs w:val="18"/>
+              </w:rPr>
+            </w:pPr>
+            <w:r>
+              <w:rPr>
+                <w:rFonts w:ascii="Palatino Linotype" w:hAnsi="Palatino Linotype" w:cs="Calibri"/>
+                <w:color w:val="000000"/>
+                <w:sz w:val="18"/>
+                <w:szCs w:val="18"/>
+              </w:rPr>
+              <w:t>9</w:t>
+            </w:r>
+          </w:p>
+        </w:tc>
+        <w:tc>
+          <w:tcPr>
+            <w:tcW w:w="962" w:type="dxa"/>
+            <w:tcBorders>
+              <w:top w:val="nil"/>
+              <w:left w:val="nil"/>
+              <w:bottom w:val="nil"/>
+              <w:right w:val="nil"/>
+            </w:tcBorders>
+            <w:noWrap/>
+            <w:vAlign w:val="bottom"/>
+            <w:hideMark/>
+          </w:tcPr>
+          <w:p>
+            <w:pPr>
+              <w:jc w:val="center"/>
+              <w:rPr>
+                <w:rFonts w:ascii="Palatino Linotype" w:hAnsi="Palatino Linotype" w:cs="Calibri"/>
+                <w:color w:val="000000"/>
+                <w:sz w:val="18"/>
+                <w:szCs w:val="18"/>
+              </w:rPr>
+            </w:pPr>
+            <w:r>
+              <w:rPr>
+                <w:rFonts w:ascii="Palatino Linotype" w:hAnsi="Palatino Linotype" w:cs="Calibri"/>
+                <w:color w:val="000000"/>
+                <w:sz w:val="18"/>
+                <w:szCs w:val="18"/>
+              </w:rPr>
+              <w:t>54.1 ± 15.0</w:t>
+            </w:r>
+          </w:p>
+        </w:tc>
+        <w:tc>
+          <w:tcPr>
+            <w:tcW w:w="962" w:type="dxa"/>
+            <w:tcBorders>
+              <w:top w:val="nil"/>
+              <w:left w:val="nil"/>
+              <w:bottom w:val="nil"/>
+              <w:right w:val="nil"/>
+            </w:tcBorders>
+            <w:noWrap/>
+            <w:vAlign w:val="bottom"/>
+            <w:hideMark/>
+          </w:tcPr>
+          <w:p>
+            <w:pPr>
+              <w:jc w:val="center"/>
+              <w:rPr>
+                <w:rFonts w:ascii="Palatino Linotype" w:hAnsi="Palatino Linotype" w:cs="Calibri"/>
+                <w:color w:val="000000"/>
+                <w:sz w:val="18"/>
+                <w:szCs w:val="18"/>
+              </w:rPr>
+            </w:pPr>
+            <w:r>
+              <w:rPr>
+                <w:rFonts w:ascii="Palatino Linotype" w:hAnsi="Palatino Linotype" w:cs="Calibri"/>
+                <w:color w:val="000000"/>
+                <w:sz w:val="18"/>
+                <w:szCs w:val="18"/>
+              </w:rPr>
+              <w:t>1.88 ± 0.45</w:t>
+            </w:r>
+          </w:p>
+        </w:tc>
+        <w:tc>
+          <w:tcPr>
+            <w:tcW w:w="962" w:type="dxa"/>
+            <w:tcBorders>
+              <w:top w:val="nil"/>
+              <w:left w:val="nil"/>
+              <w:bottom w:val="nil"/>
+              <w:right w:val="nil"/>
+            </w:tcBorders>
+            <w:noWrap/>
+            <w:vAlign w:val="bottom"/>
+            <w:hideMark/>
+          </w:tcPr>
+          <w:p>
+            <w:pPr>
+              <w:jc w:val="center"/>
+              <w:rPr>
+                <w:rFonts w:ascii="Palatino Linotype" w:hAnsi="Palatino Linotype" w:cs="Calibri"/>
+                <w:color w:val="000000"/>
+                <w:sz w:val="18"/>
+                <w:szCs w:val="18"/>
+              </w:rPr>
+            </w:pPr>
+            <w:r>
+              <w:rPr>
+                <w:rFonts w:ascii="Palatino Linotype" w:hAnsi="Palatino Linotype" w:cs="Calibri"/>
+                <w:color w:val="000000"/>
+                <w:sz w:val="18"/>
+                <w:szCs w:val="18"/>
+              </w:rPr>
+              <w:t>0.32 ± 0.15</w:t>
+            </w:r>
+          </w:p>
+        </w:tc>
+        <w:tc>
+          <w:tcPr>
+            <w:tcW w:w="962" w:type="dxa"/>
+            <w:tcBorders>
+              <w:top w:val="nil"/>
+              <w:left w:val="nil"/>
+              <w:bottom w:val="nil"/>
+              <w:right w:val="nil"/>
+            </w:tcBorders>
+            <w:noWrap/>
+            <w:vAlign w:val="bottom"/>
+            <w:hideMark/>
+          </w:tcPr>
+          <w:p>
+            <w:pPr>
+              <w:jc w:val="center"/>
+              <w:rPr>
+                <w:rFonts w:ascii="Palatino Linotype" w:hAnsi="Palatino Linotype" w:cs="Calibri"/>
+                <w:color w:val="000000"/>
+                <w:sz w:val="18"/>
+                <w:szCs w:val="18"/>
+              </w:rPr>
+            </w:pPr>
+            <w:r>
+              <w:rPr>
+                <w:rFonts w:ascii="Palatino Linotype" w:hAnsi="Palatino Linotype" w:cs="Calibri"/>
+                <w:color w:val="000000"/>
+                <w:sz w:val="18"/>
+                <w:szCs w:val="18"/>
+              </w:rPr>
+              <w:t>4.62 ± 3.36</w:t>
+            </w:r>
+          </w:p>
+        </w:tc>
+        <w:tc>
+          <w:tcPr>
+            <w:tcW w:w="1924" w:type="dxa"/>
+            <w:tcBorders>
+              <w:top w:val="nil"/>
+              <w:left w:val="nil"/>
+              <w:bottom w:val="nil"/>
+              <w:right w:val="nil"/>
+            </w:tcBorders>
+            <w:noWrap/>
+            <w:vAlign w:val="bottom"/>
+            <w:hideMark/>
+          </w:tcPr>
+          <w:p>
+            <w:pPr>
+              <w:jc w:val="center"/>
+              <w:rPr>
+                <w:rFonts w:ascii="Palatino Linotype" w:hAnsi="Palatino Linotype" w:cs="Calibri"/>
+                <w:color w:val="000000"/>
+                <w:sz w:val="18"/>
+                <w:szCs w:val="18"/>
+              </w:rPr>
+            </w:pPr>
+            <w:r>
+              <w:rPr>
+                <w:rFonts w:ascii="Palatino Linotype" w:hAnsi="Palatino Linotype" w:cs="Calibri"/>
+                <w:color w:val="000000"/>
+                <w:sz w:val="18"/>
+                <w:szCs w:val="18"/>
+              </w:rPr>
+              <w:t>3.27 ± 1.28</w:t>
+            </w:r>
+          </w:p>
+        </w:tc>
+      </w:tr>
+      <w:tr>
+        <w:trPr>
+          <w:trHeight w:val="300"/>
+        </w:trPr>
+        <w:tc>
+          <w:tcPr>
+            <w:tcW w:w="1652" w:type="dxa"/>
+            <w:tcBorders>
+              <w:top w:val="nil"/>
+              <w:left w:val="nil"/>
+              <w:bottom w:val="nil"/>
+              <w:right w:val="nil"/>
+            </w:tcBorders>
+            <w:noWrap/>
+            <w:vAlign w:val="bottom"/>
+            <w:hideMark/>
+          </w:tcPr>
+          <w:p>
+            <w:pPr>
+              <w:jc w:val="center"/>
+              <w:rPr>
+                <w:rFonts w:ascii="Palatino Linotype" w:hAnsi="Palatino Linotype" w:cs="Calibri"/>
+                <w:color w:val="000000"/>
+                <w:sz w:val="18"/>
+                <w:szCs w:val="18"/>
+              </w:rPr>
+            </w:pPr>
+            <w:r>
+              <w:rPr>
+                <w:rFonts w:ascii="Palatino Linotype" w:hAnsi="Palatino Linotype" w:cs="Calibri"/>
+                <w:color w:val="000000"/>
+                <w:sz w:val="18"/>
+                <w:szCs w:val="18"/>
+              </w:rPr>
+              <w:t>Leche de vaca</w:t>
+            </w:r>
+          </w:p>
+        </w:tc>
+        <w:tc>
+          <w:tcPr>
+            <w:tcW w:w="1080" w:type="dxa"/>
+            <w:tcBorders>
+              <w:top w:val="nil"/>
+              <w:left w:val="nil"/>
+              <w:bottom w:val="nil"/>
+              <w:right w:val="nil"/>
+            </w:tcBorders>
+            <w:noWrap/>
+            <w:vAlign w:val="bottom"/>
+            <w:hideMark/>
+          </w:tcPr>
+          <w:p>
+            <w:pPr>
+              <w:jc w:val="center"/>
+              <w:rPr>
+                <w:rFonts w:ascii="Palatino Linotype" w:hAnsi="Palatino Linotype" w:cs="Calibri"/>
+                <w:color w:val="000000"/>
+                <w:sz w:val="18"/>
+                <w:szCs w:val="18"/>
+              </w:rPr>
+            </w:pPr>
+            <w:r>
+              <w:rPr>
+                <w:rFonts w:ascii="Palatino Linotype" w:hAnsi="Palatino Linotype" w:cs="Calibri"/>
+                <w:color w:val="000000"/>
+                <w:sz w:val="18"/>
+                <w:szCs w:val="18"/>
+              </w:rPr>
+              <w:t>12</w:t>
+            </w:r>
+          </w:p>
+        </w:tc>
+        <w:tc>
+          <w:tcPr>
+            <w:tcW w:w="962" w:type="dxa"/>
+            <w:tcBorders>
+              <w:top w:val="nil"/>
+              <w:left w:val="nil"/>
+              <w:bottom w:val="nil"/>
+              <w:right w:val="nil"/>
+            </w:tcBorders>
+            <w:noWrap/>
+            <w:vAlign w:val="bottom"/>
+            <w:hideMark/>
+          </w:tcPr>
+          <w:p>
+            <w:pPr>
+              <w:jc w:val="center"/>
+              <w:rPr>
+                <w:rFonts w:ascii="Palatino Linotype" w:hAnsi="Palatino Linotype" w:cs="Calibri"/>
+                <w:color w:val="000000"/>
+                <w:sz w:val="18"/>
+                <w:szCs w:val="18"/>
+              </w:rPr>
+            </w:pPr>
+            <w:r>
+              <w:rPr>
+                <w:rFonts w:ascii="Palatino Linotype" w:hAnsi="Palatino Linotype" w:cs="Calibri"/>
+                <w:color w:val="000000"/>
+                <w:sz w:val="18"/>
+                <w:szCs w:val="18"/>
+              </w:rPr>
+              <w:t>52.3 ± 9.8</w:t>
+            </w:r>
+          </w:p>
+        </w:tc>
+        <w:tc>
+          <w:tcPr>
+            <w:tcW w:w="962" w:type="dxa"/>
+            <w:tcBorders>
+              <w:top w:val="nil"/>
+              <w:left w:val="nil"/>
+              <w:bottom w:val="nil"/>
+              <w:right w:val="nil"/>
+            </w:tcBorders>
+            <w:noWrap/>
+            <w:vAlign w:val="bottom"/>
+            <w:hideMark/>
+          </w:tcPr>
+          <w:p>
+            <w:pPr>
+              <w:jc w:val="center"/>
+              <w:rPr>
+                <w:rFonts w:ascii="Palatino Linotype" w:hAnsi="Palatino Linotype" w:cs="Calibri"/>
+                <w:color w:val="000000"/>
+                <w:sz w:val="18"/>
+                <w:szCs w:val="18"/>
+              </w:rPr>
+            </w:pPr>
+            <w:r>
+              <w:rPr>
+                <w:rFonts w:ascii="Palatino Linotype" w:hAnsi="Palatino Linotype" w:cs="Calibri"/>
+                <w:color w:val="000000"/>
+                <w:sz w:val="18"/>
+                <w:szCs w:val="18"/>
+              </w:rPr>
+              <w:t>2.45 ± 1.13</w:t>
+            </w:r>
+          </w:p>
+        </w:tc>
+        <w:tc>
+          <w:tcPr>
+            <w:tcW w:w="962" w:type="dxa"/>
+            <w:tcBorders>
+              <w:top w:val="nil"/>
+              <w:left w:val="nil"/>
+              <w:bottom w:val="nil"/>
+              <w:right w:val="nil"/>
+            </w:tcBorders>
+            <w:noWrap/>
+            <w:vAlign w:val="bottom"/>
+            <w:hideMark/>
+          </w:tcPr>
+          <w:p>
+            <w:pPr>
+              <w:jc w:val="center"/>
+              <w:rPr>
+                <w:rFonts w:ascii="Palatino Linotype" w:hAnsi="Palatino Linotype" w:cs="Calibri"/>
+                <w:color w:val="000000"/>
+                <w:sz w:val="18"/>
+                <w:szCs w:val="18"/>
+              </w:rPr>
+            </w:pPr>
+            <w:r>
+              <w:rPr>
+                <w:rFonts w:ascii="Palatino Linotype" w:hAnsi="Palatino Linotype" w:cs="Calibri"/>
+                <w:color w:val="000000"/>
+                <w:sz w:val="18"/>
+                <w:szCs w:val="18"/>
+              </w:rPr>
+              <w:t>1.32 ± 0.71</w:t>
+            </w:r>
+          </w:p>
+        </w:tc>
+        <w:tc>
+          <w:tcPr>
+            <w:tcW w:w="962" w:type="dxa"/>
+            <w:tcBorders>
+              <w:top w:val="nil"/>
+              <w:left w:val="nil"/>
+              <w:bottom w:val="nil"/>
+              <w:right w:val="nil"/>
+            </w:tcBorders>
+            <w:noWrap/>
+            <w:vAlign w:val="bottom"/>
+            <w:hideMark/>
+          </w:tcPr>
+          <w:p>
+            <w:pPr>
+              <w:jc w:val="center"/>
+              <w:rPr>
+                <w:rFonts w:ascii="Palatino Linotype" w:hAnsi="Palatino Linotype" w:cs="Calibri"/>
+                <w:color w:val="000000"/>
+                <w:sz w:val="18"/>
+                <w:szCs w:val="18"/>
+              </w:rPr>
+            </w:pPr>
+            <w:r>
+              <w:rPr>
+                <w:rFonts w:ascii="Palatino Linotype" w:hAnsi="Palatino Linotype" w:cs="Calibri"/>
+                <w:color w:val="000000"/>
+                <w:sz w:val="18"/>
+                <w:szCs w:val="18"/>
+              </w:rPr>
+              <w:t>4.64 ± 0.17</w:t>
+            </w:r>
+          </w:p>
+        </w:tc>
+        <w:tc>
+          <w:tcPr>
+            <w:tcW w:w="1924" w:type="dxa"/>
+            <w:tcBorders>
+              <w:top w:val="nil"/>
+              <w:left w:val="nil"/>
+              <w:bottom w:val="nil"/>
+              <w:right w:val="nil"/>
+            </w:tcBorders>
+            <w:noWrap/>
+            <w:vAlign w:val="bottom"/>
+            <w:hideMark/>
+          </w:tcPr>
+          <w:p>
+            <w:pPr>
+              <w:jc w:val="center"/>
+              <w:rPr>
+                <w:rFonts w:ascii="Palatino Linotype" w:hAnsi="Palatino Linotype" w:cs="Calibri"/>
+                <w:color w:val="000000"/>
+                <w:sz w:val="18"/>
+                <w:szCs w:val="18"/>
+              </w:rPr>
+            </w:pPr>
+            <w:r>
+              <w:rPr>
+                <w:rFonts w:ascii="Palatino Linotype" w:hAnsi="Palatino Linotype" w:cs="Calibri"/>
+                <w:color w:val="000000"/>
+                <w:sz w:val="18"/>
+                <w:szCs w:val="18"/>
+              </w:rPr>
+              <w:t>3.24 ± 0.20</w:t>
+            </w:r>
+          </w:p>
+        </w:tc>
+      </w:tr>
+    </w:tbl>
+    <w:p>
+      <w:pPr>
+        <w:pStyle w:val="Descripcin"/>
+        <w:keepNext/>
+        <w:jc w:val="center"/>
+        <w:rPr>
+          <w:rFonts w:ascii="Palatino Linotype" w:hAnsi="Palatino Linotype"/>
+          <w:color w:val="000000" w:themeColor="text1"/>
+        </w:rPr>
+      </w:pPr>
+      <w:r>
+        <w:rPr>
+          <w:rFonts w:ascii="Palatino Linotype" w:hAnsi="Palatino Linotype"/>
+          <w:color w:val="000000" w:themeColor="text1"/>
+        </w:rPr>
+        <w:t xml:space="preserve">Tabla 2. </w:t>
+      </w:r>
+      <w:proofErr w:type="spellStart"/>
+      <w:r>
+        <w:rPr>
+          <w:rFonts w:ascii="Palatino Linotype" w:hAnsi="Palatino Linotype"/>
+          <w:color w:val="000000" w:themeColor="text1"/>
+        </w:rPr>
+        <w:t>Prueba</w:t>
+      </w:r>
+      <w:proofErr w:type="spellEnd"/>
+      <w:r>
+        <w:rPr>
+          <w:rFonts w:ascii="Palatino Linotype" w:hAnsi="Palatino Linotype"/>
+          <w:color w:val="000000" w:themeColor="text1"/>
+        </w:rPr>
+        <w:t xml:space="preserve"> de </w:t>
+      </w:r>
+      <w:proofErr w:type="spellStart"/>
+      <w:r>
+        <w:rPr>
+          <w:rFonts w:ascii="Palatino Linotype" w:hAnsi="Palatino Linotype"/>
+          <w:color w:val="000000" w:themeColor="text1"/>
+        </w:rPr>
+        <w:t>Kruskal-Wallis</w:t>
+      </w:r>
+      <w:proofErr w:type="spellEnd"/>
+      <w:r>
+        <w:rPr>
+          <w:rFonts w:ascii="Palatino Linotype" w:hAnsi="Palatino Linotype"/>
+          <w:color w:val="000000" w:themeColor="text1"/>
+        </w:rPr>
+        <w:t xml:space="preserve"> y </w:t>
+      </w:r>
+      <w:proofErr w:type="spellStart"/>
+      <w:r>
+        <w:rPr>
+          <w:rFonts w:ascii="Palatino Linotype" w:hAnsi="Palatino Linotype"/>
+          <w:color w:val="000000" w:themeColor="text1"/>
+        </w:rPr>
+        <w:t>tamaño</w:t>
+      </w:r>
+      <w:proofErr w:type="spellEnd"/>
+      <w:r>
+        <w:rPr>
+          <w:rFonts w:ascii="Palatino Linotype" w:hAnsi="Palatino Linotype"/>
+          <w:color w:val="000000" w:themeColor="text1"/>
+        </w:rPr>
+        <w:t xml:space="preserve"> del </w:t>
+      </w:r>
+      <w:proofErr w:type="spellStart"/>
+      <w:r>
+        <w:rPr>
+          <w:rFonts w:ascii="Palatino Linotype" w:hAnsi="Palatino Linotype"/>
+          <w:color w:val="000000" w:themeColor="text1"/>
+        </w:rPr>
+        <w:t>efecto</w:t>
+      </w:r>
+      <w:proofErr w:type="spellEnd"/>
+      <w:r>
+        <w:rPr>
+          <w:rFonts w:ascii="Palatino Linotype" w:hAnsi="Palatino Linotype"/>
+          <w:color w:val="000000" w:themeColor="text1"/>
+        </w:rPr>
+        <w:t xml:space="preserve"> (</w:t>
+      </w:r>
+      <w:r>
+        <w:rPr>
+          <w:rFonts w:ascii="Palatino Linotype" w:hAnsi="Palatino Linotype" w:cs="Calibri"/>
+          <w:color w:val="000000"/>
+        </w:rPr>
+        <w:t xml:space="preserve">η²) para las variables </w:t>
+      </w:r>
+      <w:proofErr w:type="spellStart"/>
+      <w:r>
+        <w:rPr>
+          <w:rFonts w:ascii="Palatino Linotype" w:hAnsi="Palatino Linotype" w:cs="Calibri"/>
+          <w:color w:val="000000"/>
+        </w:rPr>
+        <w:t>nutricionales</w:t>
+      </w:r>
+      <w:proofErr w:type="spellEnd"/>
+      <w:r>
+        <w:rPr>
+          <w:rFonts w:ascii="Palatino Linotype" w:hAnsi="Palatino Linotype" w:cs="Calibri"/>
+          <w:color w:val="000000"/>
+        </w:rPr>
+        <w:t xml:space="preserve"> </w:t>
+      </w:r>
+      <w:proofErr w:type="spellStart"/>
+      <w:r>
+        <w:rPr>
+          <w:rFonts w:ascii="Palatino Linotype" w:hAnsi="Palatino Linotype" w:cs="Calibri"/>
+          <w:color w:val="000000"/>
+        </w:rPr>
+        <w:t>estudiadas</w:t>
+      </w:r>
+      <w:proofErr w:type="spellEnd"/>
+    </w:p>
+    <w:tbl>
+      <w:tblPr>
+        <w:tblW w:w="4728" w:type="dxa"/>
+        <w:tblCellMar>
+          <w:left w:w="70" w:type="dxa"/>
+          <w:right w:w="70" w:type="dxa"/>
+        </w:tblCellMar>
+        <w:tblLook w:val="04A0" w:firstRow="1" w:lastRow="0" w:firstColumn="1" w:lastColumn="0" w:noHBand="0" w:noVBand="1"/>
+      </w:tblPr>
+      <w:tblGrid>
+        <w:gridCol w:w="1548"/>
+        <w:gridCol w:w="1060"/>
+        <w:gridCol w:w="1060"/>
+        <w:gridCol w:w="1060"/>
+      </w:tblGrid>
+      <w:tr>
+        <w:trPr>
+          <w:trHeight w:val="300"/>
+        </w:trPr>
+        <w:tc>
+          <w:tcPr>
+            <w:tcW w:w="1548" w:type="dxa"/>
+            <w:tcBorders>
+              <w:top w:val="nil"/>
+              <w:left w:val="nil"/>
+              <w:bottom w:val="nil"/>
+              <w:right w:val="nil"/>
+            </w:tcBorders>
+            <w:noWrap/>
+            <w:vAlign w:val="bottom"/>
+            <w:hideMark/>
+          </w:tcPr>
+          <w:p>
+            <w:pPr>
+              <w:jc w:val="center"/>
+              <w:rPr>
+                <w:rFonts w:ascii="Palatino Linotype" w:hAnsi="Palatino Linotype" w:cs="Calibri"/>
+                <w:b/>
+                <w:bCs/>
+                <w:color w:val="000000"/>
+                <w:sz w:val="18"/>
+                <w:szCs w:val="18"/>
+              </w:rPr>
+            </w:pPr>
+            <w:r>
+              <w:rPr>
+                <w:rFonts w:ascii="Palatino Linotype" w:hAnsi="Palatino Linotype" w:cs="Calibri"/>
+                <w:b/>
+                <w:bCs/>
+                <w:color w:val="000000"/>
+                <w:sz w:val="18"/>
+                <w:szCs w:val="18"/>
+              </w:rPr>
+              <w:t>Nutriente</w:t>
+            </w:r>
+          </w:p>
+        </w:tc>
+        <w:tc>
+          <w:tcPr>
+            <w:tcW w:w="1060" w:type="dxa"/>
+            <w:tcBorders>
+              <w:top w:val="nil"/>
+              <w:left w:val="nil"/>
+              <w:bottom w:val="nil"/>
+              <w:right w:val="nil"/>
+            </w:tcBorders>
+            <w:noWrap/>
+            <w:vAlign w:val="bottom"/>
+            <w:hideMark/>
+          </w:tcPr>
+          <w:p>
+            <w:pPr>
+              <w:jc w:val="center"/>
+              <w:rPr>
+                <w:rFonts w:ascii="Palatino Linotype" w:hAnsi="Palatino Linotype" w:cs="Calibri"/>
+                <w:b/>
+                <w:bCs/>
+                <w:color w:val="000000"/>
+                <w:sz w:val="18"/>
+                <w:szCs w:val="18"/>
+              </w:rPr>
+            </w:pPr>
+            <w:r>
+              <w:rPr>
+                <w:rFonts w:ascii="Palatino Linotype" w:hAnsi="Palatino Linotype" w:cs="Calibri"/>
+                <w:b/>
+                <w:bCs/>
+                <w:color w:val="000000"/>
+                <w:sz w:val="18"/>
+                <w:szCs w:val="18"/>
+              </w:rPr>
+              <w:t>H</w:t>
+            </w:r>
+          </w:p>
+        </w:tc>
+        <w:tc>
+          <w:tcPr>
+            <w:tcW w:w="1060" w:type="dxa"/>
+            <w:tcBorders>
+              <w:top w:val="nil"/>
+              <w:left w:val="nil"/>
+              <w:bottom w:val="nil"/>
+              <w:right w:val="nil"/>
+            </w:tcBorders>
+            <w:noWrap/>
+            <w:vAlign w:val="bottom"/>
+            <w:hideMark/>
+          </w:tcPr>
+          <w:p>
+            <w:pPr>
+              <w:jc w:val="center"/>
+              <w:rPr>
+                <w:rFonts w:ascii="Palatino Linotype" w:hAnsi="Palatino Linotype" w:cs="Calibri"/>
+                <w:b/>
+                <w:bCs/>
+                <w:color w:val="000000"/>
+                <w:sz w:val="18"/>
+                <w:szCs w:val="18"/>
+              </w:rPr>
+            </w:pPr>
+            <w:r>
+              <w:rPr>
+                <w:rFonts w:ascii="Palatino Linotype" w:hAnsi="Palatino Linotype" w:cs="Calibri"/>
+                <w:b/>
+                <w:bCs/>
+                <w:color w:val="000000"/>
+                <w:sz w:val="18"/>
+                <w:szCs w:val="18"/>
+              </w:rPr>
+              <w:t>p-valor</w:t>
+            </w:r>
+          </w:p>
+        </w:tc>
+        <w:tc>
+          <w:tcPr>
+            <w:tcW w:w="1060" w:type="dxa"/>
+            <w:tcBorders>
+              <w:top w:val="nil"/>
+              <w:left w:val="nil"/>
+              <w:bottom w:val="nil"/>
+              <w:right w:val="nil"/>
+            </w:tcBorders>
+            <w:noWrap/>
+            <w:vAlign w:val="bottom"/>
+            <w:hideMark/>
+          </w:tcPr>
+          <w:p>
+            <w:pPr>
+              <w:jc w:val="center"/>
+              <w:rPr>
+                <w:rFonts w:ascii="Palatino Linotype" w:hAnsi="Palatino Linotype" w:cs="Calibri"/>
+                <w:b/>
+                <w:bCs/>
+                <w:color w:val="000000"/>
+                <w:sz w:val="18"/>
+                <w:szCs w:val="18"/>
+              </w:rPr>
+            </w:pPr>
+            <w:r>
+              <w:rPr>
+                <w:rFonts w:ascii="Palatino Linotype" w:hAnsi="Palatino Linotype" w:cs="Calibri"/>
+                <w:b/>
+                <w:bCs/>
+                <w:color w:val="000000"/>
+                <w:sz w:val="18"/>
+                <w:szCs w:val="18"/>
+              </w:rPr>
+              <w:t>η²</w:t>
+            </w:r>
+          </w:p>
+        </w:tc>
+      </w:tr>
+      <w:tr>
+        <w:trPr>
+          <w:trHeight w:val="300"/>
+        </w:trPr>
+        <w:tc>
+          <w:tcPr>
+            <w:tcW w:w="1548" w:type="dxa"/>
+            <w:tcBorders>
+              <w:top w:val="nil"/>
+              <w:left w:val="nil"/>
+              <w:bottom w:val="nil"/>
+              <w:right w:val="nil"/>
+            </w:tcBorders>
+            <w:noWrap/>
+            <w:vAlign w:val="bottom"/>
+            <w:hideMark/>
+          </w:tcPr>
+          <w:p>
+            <w:pPr>
+              <w:jc w:val="center"/>
+              <w:rPr>
+                <w:rFonts w:ascii="Palatino Linotype" w:hAnsi="Palatino Linotype" w:cs="Calibri"/>
+                <w:color w:val="000000"/>
+                <w:sz w:val="18"/>
+                <w:szCs w:val="18"/>
+              </w:rPr>
+            </w:pPr>
+            <w:r>
+              <w:rPr>
+                <w:rFonts w:ascii="Palatino Linotype" w:hAnsi="Palatino Linotype" w:cs="Calibri"/>
+                <w:color w:val="000000"/>
+                <w:sz w:val="18"/>
+                <w:szCs w:val="18"/>
+              </w:rPr>
+              <w:t>Energía</w:t>
+            </w:r>
+          </w:p>
+        </w:tc>
+        <w:tc>
+          <w:tcPr>
+            <w:tcW w:w="1060" w:type="dxa"/>
+            <w:tcBorders>
+              <w:top w:val="nil"/>
+              <w:left w:val="nil"/>
+              <w:bottom w:val="nil"/>
+              <w:right w:val="nil"/>
+            </w:tcBorders>
+            <w:noWrap/>
+            <w:vAlign w:val="bottom"/>
+            <w:hideMark/>
+          </w:tcPr>
+          <w:p>
+            <w:pPr>
+              <w:jc w:val="center"/>
+              <w:rPr>
+                <w:rFonts w:ascii="Palatino Linotype" w:hAnsi="Palatino Linotype" w:cs="Calibri"/>
+                <w:color w:val="000000"/>
+                <w:sz w:val="18"/>
+                <w:szCs w:val="18"/>
+              </w:rPr>
+            </w:pPr>
+            <w:r>
+              <w:rPr>
+                <w:rFonts w:ascii="Palatino Linotype" w:hAnsi="Palatino Linotype" w:cs="Calibri"/>
+                <w:color w:val="000000"/>
+                <w:sz w:val="18"/>
+                <w:szCs w:val="18"/>
+              </w:rPr>
+              <w:t>6,16</w:t>
+            </w:r>
+          </w:p>
+        </w:tc>
+        <w:tc>
+          <w:tcPr>
+            <w:tcW w:w="1060" w:type="dxa"/>
+            <w:tcBorders>
+              <w:top w:val="nil"/>
+              <w:left w:val="nil"/>
+              <w:bottom w:val="nil"/>
+              <w:right w:val="nil"/>
+            </w:tcBorders>
+            <w:noWrap/>
+            <w:vAlign w:val="bottom"/>
+            <w:hideMark/>
+          </w:tcPr>
+          <w:p>
+            <w:pPr>
+              <w:jc w:val="center"/>
+              <w:rPr>
+                <w:rFonts w:ascii="Palatino Linotype" w:hAnsi="Palatino Linotype" w:cs="Calibri"/>
+                <w:color w:val="000000"/>
+                <w:sz w:val="18"/>
+                <w:szCs w:val="18"/>
+              </w:rPr>
+            </w:pPr>
+            <w:r>
+              <w:rPr>
+                <w:rFonts w:ascii="Palatino Linotype" w:hAnsi="Palatino Linotype" w:cs="Calibri"/>
+                <w:color w:val="000000"/>
+                <w:sz w:val="18"/>
+                <w:szCs w:val="18"/>
+              </w:rPr>
+              <w:t>0.104</w:t>
+            </w:r>
+          </w:p>
+        </w:tc>
+        <w:tc>
+          <w:tcPr>
+            <w:tcW w:w="1060" w:type="dxa"/>
+            <w:tcBorders>
+              <w:top w:val="nil"/>
+              <w:left w:val="nil"/>
+              <w:bottom w:val="nil"/>
+              <w:right w:val="nil"/>
+            </w:tcBorders>
+            <w:noWrap/>
+            <w:vAlign w:val="bottom"/>
+            <w:hideMark/>
+          </w:tcPr>
+          <w:p>
+            <w:pPr>
+              <w:jc w:val="center"/>
+              <w:rPr>
+                <w:rFonts w:ascii="Palatino Linotype" w:hAnsi="Palatino Linotype" w:cs="Calibri"/>
+                <w:color w:val="000000"/>
+                <w:sz w:val="18"/>
+                <w:szCs w:val="18"/>
+              </w:rPr>
+            </w:pPr>
+            <w:r>
+              <w:rPr>
+                <w:rFonts w:ascii="Palatino Linotype" w:hAnsi="Palatino Linotype" w:cs="Calibri"/>
+                <w:color w:val="000000"/>
+                <w:sz w:val="18"/>
+                <w:szCs w:val="18"/>
+              </w:rPr>
+              <w:t>0,067</w:t>
+            </w:r>
+          </w:p>
+        </w:tc>
+      </w:tr>
+      <w:tr>
+        <w:trPr>
+          <w:trHeight w:val="300"/>
+        </w:trPr>
+        <w:tc>
+          <w:tcPr>
+            <w:tcW w:w="1548" w:type="dxa"/>
+            <w:tcBorders>
+              <w:top w:val="nil"/>
+              <w:left w:val="nil"/>
+              <w:bottom w:val="nil"/>
+              <w:right w:val="nil"/>
+            </w:tcBorders>
+            <w:noWrap/>
+            <w:vAlign w:val="bottom"/>
+            <w:hideMark/>
+          </w:tcPr>
+          <w:p>
+            <w:pPr>
+              <w:jc w:val="center"/>
+              <w:rPr>
+                <w:rFonts w:ascii="Palatino Linotype" w:hAnsi="Palatino Linotype" w:cs="Calibri"/>
+                <w:color w:val="000000"/>
+                <w:sz w:val="18"/>
+                <w:szCs w:val="18"/>
+              </w:rPr>
+            </w:pPr>
+            <w:r>
+              <w:rPr>
+                <w:rFonts w:ascii="Palatino Linotype" w:hAnsi="Palatino Linotype" w:cs="Calibri"/>
+                <w:color w:val="000000"/>
+                <w:sz w:val="18"/>
+                <w:szCs w:val="18"/>
+              </w:rPr>
+              <w:t>Grasas totales</w:t>
+            </w:r>
+          </w:p>
+        </w:tc>
+        <w:tc>
+          <w:tcPr>
+            <w:tcW w:w="1060" w:type="dxa"/>
+            <w:tcBorders>
+              <w:top w:val="nil"/>
+              <w:left w:val="nil"/>
+              <w:bottom w:val="nil"/>
+              <w:right w:val="nil"/>
+            </w:tcBorders>
+            <w:noWrap/>
+            <w:vAlign w:val="bottom"/>
+            <w:hideMark/>
+          </w:tcPr>
+          <w:p>
+            <w:pPr>
+              <w:jc w:val="center"/>
+              <w:rPr>
+                <w:rFonts w:ascii="Palatino Linotype" w:hAnsi="Palatino Linotype" w:cs="Calibri"/>
+                <w:color w:val="000000"/>
+                <w:sz w:val="18"/>
+                <w:szCs w:val="18"/>
+              </w:rPr>
+            </w:pPr>
+            <w:r>
+              <w:rPr>
+                <w:rFonts w:ascii="Palatino Linotype" w:hAnsi="Palatino Linotype" w:cs="Calibri"/>
+                <w:color w:val="000000"/>
+                <w:sz w:val="18"/>
+                <w:szCs w:val="18"/>
+              </w:rPr>
+              <w:t>2,16</w:t>
+            </w:r>
+          </w:p>
+        </w:tc>
+        <w:tc>
+          <w:tcPr>
+            <w:tcW w:w="1060" w:type="dxa"/>
+            <w:tcBorders>
+              <w:top w:val="nil"/>
+              <w:left w:val="nil"/>
+              <w:bottom w:val="nil"/>
+              <w:right w:val="nil"/>
+            </w:tcBorders>
+            <w:noWrap/>
+            <w:vAlign w:val="bottom"/>
+            <w:hideMark/>
+          </w:tcPr>
+          <w:p>
+            <w:pPr>
+              <w:jc w:val="center"/>
+              <w:rPr>
+                <w:rFonts w:ascii="Palatino Linotype" w:hAnsi="Palatino Linotype" w:cs="Calibri"/>
+                <w:color w:val="000000"/>
+                <w:sz w:val="18"/>
+                <w:szCs w:val="18"/>
+              </w:rPr>
+            </w:pPr>
+            <w:r>
+              <w:rPr>
+                <w:rFonts w:ascii="Palatino Linotype" w:hAnsi="Palatino Linotype" w:cs="Calibri"/>
+                <w:color w:val="000000"/>
+                <w:sz w:val="18"/>
+                <w:szCs w:val="18"/>
+              </w:rPr>
+              <w:t>0.541</w:t>
+            </w:r>
+          </w:p>
+        </w:tc>
+        <w:tc>
+          <w:tcPr>
+            <w:tcW w:w="1060" w:type="dxa"/>
+            <w:tcBorders>
+              <w:top w:val="nil"/>
+              <w:left w:val="nil"/>
+              <w:bottom w:val="nil"/>
+              <w:right w:val="nil"/>
+            </w:tcBorders>
+            <w:noWrap/>
+            <w:vAlign w:val="bottom"/>
+            <w:hideMark/>
+          </w:tcPr>
+          <w:p>
+            <w:pPr>
+              <w:jc w:val="center"/>
+              <w:rPr>
+                <w:rFonts w:ascii="Palatino Linotype" w:hAnsi="Palatino Linotype" w:cs="Calibri"/>
+                <w:color w:val="000000"/>
+                <w:sz w:val="18"/>
+                <w:szCs w:val="18"/>
+              </w:rPr>
+            </w:pPr>
+            <w:r>
+              <w:rPr>
+                <w:rFonts w:ascii="Palatino Linotype" w:hAnsi="Palatino Linotype" w:cs="Calibri"/>
+                <w:color w:val="000000"/>
+                <w:sz w:val="18"/>
+                <w:szCs w:val="18"/>
+              </w:rPr>
+              <w:t>-0,018</w:t>
+            </w:r>
+          </w:p>
+        </w:tc>
+      </w:tr>
+      <w:tr>
+        <w:trPr>
+          <w:trHeight w:val="300"/>
+        </w:trPr>
+        <w:tc>
+          <w:tcPr>
+            <w:tcW w:w="1548" w:type="dxa"/>
+            <w:tcBorders>
+              <w:top w:val="nil"/>
+              <w:left w:val="nil"/>
+              <w:bottom w:val="nil"/>
+              <w:right w:val="nil"/>
+            </w:tcBorders>
+            <w:noWrap/>
+            <w:vAlign w:val="bottom"/>
+            <w:hideMark/>
+          </w:tcPr>
+          <w:p>
+            <w:pPr>
+              <w:jc w:val="center"/>
+              <w:rPr>
+                <w:rFonts w:ascii="Palatino Linotype" w:hAnsi="Palatino Linotype" w:cs="Calibri"/>
+                <w:color w:val="000000"/>
+                <w:sz w:val="18"/>
+                <w:szCs w:val="18"/>
+              </w:rPr>
+            </w:pPr>
+            <w:r>
+              <w:rPr>
+                <w:rFonts w:ascii="Palatino Linotype" w:hAnsi="Palatino Linotype" w:cs="Calibri"/>
+                <w:color w:val="000000"/>
+                <w:sz w:val="18"/>
+                <w:szCs w:val="18"/>
+              </w:rPr>
+              <w:t>Grasas saturadas</w:t>
+            </w:r>
+          </w:p>
+        </w:tc>
+        <w:tc>
+          <w:tcPr>
+            <w:tcW w:w="1060" w:type="dxa"/>
+            <w:tcBorders>
+              <w:top w:val="nil"/>
+              <w:left w:val="nil"/>
+              <w:bottom w:val="nil"/>
+              <w:right w:val="nil"/>
+            </w:tcBorders>
+            <w:noWrap/>
+            <w:vAlign w:val="bottom"/>
+            <w:hideMark/>
+          </w:tcPr>
+          <w:p>
+            <w:pPr>
+              <w:jc w:val="center"/>
+              <w:rPr>
+                <w:rFonts w:ascii="Palatino Linotype" w:hAnsi="Palatino Linotype" w:cs="Calibri"/>
+                <w:color w:val="000000"/>
+                <w:sz w:val="18"/>
+                <w:szCs w:val="18"/>
+              </w:rPr>
+            </w:pPr>
+            <w:r>
+              <w:rPr>
+                <w:rFonts w:ascii="Palatino Linotype" w:hAnsi="Palatino Linotype" w:cs="Calibri"/>
+                <w:color w:val="000000"/>
+                <w:sz w:val="18"/>
+                <w:szCs w:val="18"/>
+              </w:rPr>
+              <w:t>24,74</w:t>
+            </w:r>
+          </w:p>
+        </w:tc>
+        <w:tc>
+          <w:tcPr>
+            <w:tcW w:w="1060" w:type="dxa"/>
+            <w:tcBorders>
+              <w:top w:val="nil"/>
+              <w:left w:val="nil"/>
+              <w:bottom w:val="nil"/>
+              <w:right w:val="nil"/>
+            </w:tcBorders>
+            <w:noWrap/>
+            <w:vAlign w:val="bottom"/>
+            <w:hideMark/>
+          </w:tcPr>
+          <w:p>
+            <w:pPr>
+              <w:jc w:val="center"/>
+              <w:rPr>
+                <w:rFonts w:ascii="Palatino Linotype" w:hAnsi="Palatino Linotype" w:cs="Calibri"/>
+                <w:color w:val="000000"/>
+                <w:sz w:val="18"/>
+                <w:szCs w:val="18"/>
+              </w:rPr>
+            </w:pPr>
+            <w:r>
+              <w:rPr>
+                <w:rFonts w:ascii="Palatino Linotype" w:hAnsi="Palatino Linotype" w:cs="Calibri"/>
+                <w:color w:val="000000"/>
+                <w:sz w:val="18"/>
+                <w:szCs w:val="18"/>
+              </w:rPr>
+              <w:t>&lt;0.001</w:t>
+            </w:r>
+          </w:p>
+        </w:tc>
+        <w:tc>
+          <w:tcPr>
+            <w:tcW w:w="1060" w:type="dxa"/>
+            <w:tcBorders>
+              <w:top w:val="nil"/>
+              <w:left w:val="nil"/>
+              <w:bottom w:val="nil"/>
+              <w:right w:val="nil"/>
+            </w:tcBorders>
+            <w:noWrap/>
+            <w:vAlign w:val="bottom"/>
+            <w:hideMark/>
+          </w:tcPr>
+          <w:p>
+            <w:pPr>
+              <w:jc w:val="center"/>
+              <w:rPr>
+                <w:rFonts w:ascii="Palatino Linotype" w:hAnsi="Palatino Linotype" w:cs="Calibri"/>
+                <w:color w:val="000000"/>
+                <w:sz w:val="18"/>
+                <w:szCs w:val="18"/>
+              </w:rPr>
+            </w:pPr>
+            <w:r>
+              <w:rPr>
+                <w:rFonts w:ascii="Palatino Linotype" w:hAnsi="Palatino Linotype" w:cs="Calibri"/>
+                <w:color w:val="000000"/>
+                <w:sz w:val="18"/>
+                <w:szCs w:val="18"/>
+              </w:rPr>
+              <w:t>0,462</w:t>
+            </w:r>
+          </w:p>
+        </w:tc>
+      </w:tr>
+      <w:tr>
+        <w:trPr>
+          <w:trHeight w:val="300"/>
+        </w:trPr>
+        <w:tc>
+          <w:tcPr>
+            <w:tcW w:w="1548" w:type="dxa"/>
+            <w:tcBorders>
+              <w:top w:val="nil"/>
+              <w:left w:val="nil"/>
+              <w:bottom w:val="nil"/>
+              <w:right w:val="nil"/>
+            </w:tcBorders>
+            <w:noWrap/>
+            <w:vAlign w:val="bottom"/>
+            <w:hideMark/>
+          </w:tcPr>
+          <w:p>
+            <w:pPr>
+              <w:jc w:val="center"/>
+              <w:rPr>
+                <w:rFonts w:ascii="Palatino Linotype" w:hAnsi="Palatino Linotype" w:cs="Calibri"/>
+                <w:color w:val="000000"/>
+                <w:sz w:val="18"/>
+                <w:szCs w:val="18"/>
+              </w:rPr>
+            </w:pPr>
+            <w:r>
+              <w:rPr>
+                <w:rFonts w:ascii="Palatino Linotype" w:hAnsi="Palatino Linotype" w:cs="Calibri"/>
+                <w:color w:val="000000"/>
+                <w:sz w:val="18"/>
+                <w:szCs w:val="18"/>
+              </w:rPr>
+              <w:t>Azúcares</w:t>
+            </w:r>
+          </w:p>
+        </w:tc>
+        <w:tc>
+          <w:tcPr>
+            <w:tcW w:w="1060" w:type="dxa"/>
+            <w:tcBorders>
+              <w:top w:val="nil"/>
+              <w:left w:val="nil"/>
+              <w:bottom w:val="nil"/>
+              <w:right w:val="nil"/>
+            </w:tcBorders>
+            <w:noWrap/>
+            <w:vAlign w:val="bottom"/>
+            <w:hideMark/>
+          </w:tcPr>
+          <w:p>
+            <w:pPr>
+              <w:jc w:val="center"/>
+              <w:rPr>
+                <w:rFonts w:ascii="Palatino Linotype" w:hAnsi="Palatino Linotype" w:cs="Calibri"/>
+                <w:color w:val="000000"/>
+                <w:sz w:val="18"/>
+                <w:szCs w:val="18"/>
+              </w:rPr>
+            </w:pPr>
+            <w:r>
+              <w:rPr>
+                <w:rFonts w:ascii="Palatino Linotype" w:hAnsi="Palatino Linotype" w:cs="Calibri"/>
+                <w:color w:val="000000"/>
+                <w:sz w:val="18"/>
+                <w:szCs w:val="18"/>
+              </w:rPr>
+              <w:t>4,56</w:t>
+            </w:r>
+          </w:p>
+        </w:tc>
+        <w:tc>
+          <w:tcPr>
+            <w:tcW w:w="1060" w:type="dxa"/>
+            <w:tcBorders>
+              <w:top w:val="nil"/>
+              <w:left w:val="nil"/>
+              <w:bottom w:val="nil"/>
+              <w:right w:val="nil"/>
+            </w:tcBorders>
+            <w:noWrap/>
+            <w:vAlign w:val="bottom"/>
+            <w:hideMark/>
+          </w:tcPr>
+          <w:p>
+            <w:pPr>
+              <w:jc w:val="center"/>
+              <w:rPr>
+                <w:rFonts w:ascii="Palatino Linotype" w:hAnsi="Palatino Linotype" w:cs="Calibri"/>
+                <w:color w:val="000000"/>
+                <w:sz w:val="18"/>
+                <w:szCs w:val="18"/>
+              </w:rPr>
+            </w:pPr>
+            <w:r>
+              <w:rPr>
+                <w:rFonts w:ascii="Palatino Linotype" w:hAnsi="Palatino Linotype" w:cs="Calibri"/>
+                <w:color w:val="000000"/>
+                <w:sz w:val="18"/>
+                <w:szCs w:val="18"/>
+              </w:rPr>
+              <w:t>0.207</w:t>
+            </w:r>
+          </w:p>
+        </w:tc>
+        <w:tc>
+          <w:tcPr>
+            <w:tcW w:w="1060" w:type="dxa"/>
+            <w:tcBorders>
+              <w:top w:val="nil"/>
+              <w:left w:val="nil"/>
+              <w:bottom w:val="nil"/>
+              <w:right w:val="nil"/>
+            </w:tcBorders>
+            <w:noWrap/>
+            <w:vAlign w:val="bottom"/>
+            <w:hideMark/>
+          </w:tcPr>
+          <w:p>
+            <w:pPr>
+              <w:jc w:val="center"/>
+              <w:rPr>
+                <w:rFonts w:ascii="Palatino Linotype" w:hAnsi="Palatino Linotype" w:cs="Calibri"/>
+                <w:color w:val="000000"/>
+                <w:sz w:val="18"/>
+                <w:szCs w:val="18"/>
+              </w:rPr>
+            </w:pPr>
+            <w:r>
+              <w:rPr>
+                <w:rFonts w:ascii="Palatino Linotype" w:hAnsi="Palatino Linotype" w:cs="Calibri"/>
+                <w:color w:val="000000"/>
+                <w:sz w:val="18"/>
+                <w:szCs w:val="18"/>
+              </w:rPr>
+              <w:t>0,033</w:t>
+            </w:r>
+          </w:p>
+        </w:tc>
+      </w:tr>
+      <w:tr>
+        <w:trPr>
+          <w:trHeight w:val="300"/>
+        </w:trPr>
+        <w:tc>
+          <w:tcPr>
+            <w:tcW w:w="1548" w:type="dxa"/>
+            <w:tcBorders>
+              <w:top w:val="nil"/>
+              <w:left w:val="nil"/>
+              <w:bottom w:val="nil"/>
+              <w:right w:val="nil"/>
+            </w:tcBorders>
+            <w:noWrap/>
+            <w:vAlign w:val="bottom"/>
+            <w:hideMark/>
+          </w:tcPr>
+          <w:p>
+            <w:pPr>
+              <w:jc w:val="center"/>
+              <w:rPr>
+                <w:rFonts w:ascii="Palatino Linotype" w:hAnsi="Palatino Linotype" w:cs="Calibri"/>
+                <w:color w:val="000000"/>
+                <w:sz w:val="18"/>
+                <w:szCs w:val="18"/>
+              </w:rPr>
+            </w:pPr>
+            <w:r>
+              <w:rPr>
+                <w:rFonts w:ascii="Palatino Linotype" w:hAnsi="Palatino Linotype" w:cs="Calibri"/>
+                <w:color w:val="000000"/>
+                <w:sz w:val="18"/>
+                <w:szCs w:val="18"/>
+              </w:rPr>
+              <w:t>Proteínas</w:t>
+            </w:r>
+          </w:p>
+        </w:tc>
+        <w:tc>
+          <w:tcPr>
+            <w:tcW w:w="1060" w:type="dxa"/>
+            <w:tcBorders>
+              <w:top w:val="nil"/>
+              <w:left w:val="nil"/>
+              <w:bottom w:val="nil"/>
+              <w:right w:val="nil"/>
+            </w:tcBorders>
+            <w:noWrap/>
+            <w:vAlign w:val="bottom"/>
+            <w:hideMark/>
+          </w:tcPr>
+          <w:p>
+            <w:pPr>
+              <w:jc w:val="center"/>
+              <w:rPr>
+                <w:rFonts w:ascii="Palatino Linotype" w:hAnsi="Palatino Linotype" w:cs="Calibri"/>
+                <w:color w:val="000000"/>
+                <w:sz w:val="18"/>
+                <w:szCs w:val="18"/>
+              </w:rPr>
+            </w:pPr>
+            <w:r>
+              <w:rPr>
+                <w:rFonts w:ascii="Palatino Linotype" w:hAnsi="Palatino Linotype" w:cs="Calibri"/>
+                <w:color w:val="000000"/>
+                <w:sz w:val="18"/>
+                <w:szCs w:val="18"/>
+              </w:rPr>
+              <w:t>29,09</w:t>
+            </w:r>
+          </w:p>
+        </w:tc>
+        <w:tc>
+          <w:tcPr>
+            <w:tcW w:w="1060" w:type="dxa"/>
+            <w:tcBorders>
+              <w:top w:val="nil"/>
+              <w:left w:val="nil"/>
+              <w:bottom w:val="nil"/>
+              <w:right w:val="nil"/>
+            </w:tcBorders>
+            <w:noWrap/>
+            <w:vAlign w:val="bottom"/>
+            <w:hideMark/>
+          </w:tcPr>
+          <w:p>
+            <w:pPr>
+              <w:jc w:val="center"/>
+              <w:rPr>
+                <w:rFonts w:ascii="Palatino Linotype" w:hAnsi="Palatino Linotype" w:cs="Calibri"/>
+                <w:color w:val="000000"/>
+                <w:sz w:val="18"/>
+                <w:szCs w:val="18"/>
+              </w:rPr>
+            </w:pPr>
+            <w:r>
+              <w:rPr>
+                <w:rFonts w:ascii="Palatino Linotype" w:hAnsi="Palatino Linotype" w:cs="Calibri"/>
+                <w:color w:val="000000"/>
+                <w:sz w:val="18"/>
+                <w:szCs w:val="18"/>
+              </w:rPr>
+              <w:t>&lt;0.001</w:t>
+            </w:r>
+          </w:p>
+        </w:tc>
+        <w:tc>
+          <w:tcPr>
+            <w:tcW w:w="1060" w:type="dxa"/>
+            <w:tcBorders>
+              <w:top w:val="nil"/>
+              <w:left w:val="nil"/>
+              <w:bottom w:val="nil"/>
+              <w:right w:val="nil"/>
+            </w:tcBorders>
+            <w:noWrap/>
+            <w:vAlign w:val="bottom"/>
+            <w:hideMark/>
+          </w:tcPr>
+          <w:p>
+            <w:pPr>
+              <w:jc w:val="center"/>
+              <w:rPr>
+                <w:rFonts w:ascii="Palatino Linotype" w:hAnsi="Palatino Linotype" w:cs="Calibri"/>
+                <w:color w:val="000000"/>
+                <w:sz w:val="18"/>
+                <w:szCs w:val="18"/>
+              </w:rPr>
+            </w:pPr>
+            <w:r>
+              <w:rPr>
+                <w:rFonts w:ascii="Palatino Linotype" w:hAnsi="Palatino Linotype" w:cs="Calibri"/>
+                <w:color w:val="000000"/>
+                <w:sz w:val="18"/>
+                <w:szCs w:val="18"/>
+              </w:rPr>
+              <w:t>0,555</w:t>
+            </w:r>
+          </w:p>
+        </w:tc>
+      </w:tr>
+    </w:tbl>
+    <w:p>
+      <w:pPr>
+        <w:jc w:val="center"/>
+        <w:rPr>
+          <w:rFonts w:ascii="Palatino Linotype" w:hAnsi="Palatino Linotype" w:cs="Calibri"/>
+          <w:b/>
+          <w:bCs/>
+          <w:color w:val="000000"/>
+          <w:sz w:val="18"/>
+          <w:szCs w:val="18"/>
+        </w:rPr>
+      </w:pPr>
     </w:p>
     <w:p>
       <w:pPr>
@@ -56,43 +2574,14 @@
           <w:rFonts w:ascii="Palatino Linotype" w:hAnsi="Palatino Linotype"/>
           <w:color w:val="000000" w:themeColor="text1"/>
         </w:rPr>
-        <w:fldChar w:fldCharType="begin"/>
-      </w:r>
-      <w:r>
-        <w:rPr>
-          <w:rFonts w:ascii="Palatino Linotype" w:hAnsi="Palatino Linotype"/>
-          <w:color w:val="000000" w:themeColor="text1"/>
-        </w:rPr>
-        <w:instrText xml:space="preserve"> SEQ Tabla \* ARABIC </w:instrText>
-      </w:r>
-      <w:r>
-        <w:rPr>
-          <w:rFonts w:ascii="Palatino Linotype" w:hAnsi="Palatino Linotype"/>
-          <w:color w:val="000000" w:themeColor="text1"/>
-        </w:rPr>
-        <w:fldChar w:fldCharType="separate"/>
-      </w:r>
-      <w:r>
-        <w:rPr>
-          <w:rFonts w:ascii="Palatino Linotype" w:hAnsi="Palatino Linotype"/>
-          <w:noProof/>
-          <w:color w:val="000000" w:themeColor="text1"/>
-        </w:rPr>
-        <w:t>1</w:t>
-      </w:r>
-      <w:r>
-        <w:rPr>
-          <w:rFonts w:ascii="Palatino Linotype" w:hAnsi="Palatino Linotype"/>
-          <w:color w:val="000000" w:themeColor="text1"/>
-        </w:rPr>
-        <w:fldChar w:fldCharType="end"/>
-      </w:r>
-      <w:r>
-        <w:rPr>
-          <w:rFonts w:ascii="Palatino Linotype" w:hAnsi="Palatino Linotype"/>
-          <w:color w:val="000000" w:themeColor="text1"/>
-        </w:rPr>
-        <w:t xml:space="preserve">. Valores </w:t>
+        <w:t>3</w:t>
+      </w:r>
+      <w:r>
+        <w:rPr>
+          <w:rFonts w:ascii="Palatino Linotype" w:hAnsi="Palatino Linotype"/>
+          <w:color w:val="000000" w:themeColor="text1"/>
+        </w:rPr>
+        <w:t xml:space="preserve">. </w:t>
       </w:r>
       <w:proofErr w:type="spellStart"/>
       <w:r>
@@ -100,7 +2589,7 @@
           <w:rFonts w:ascii="Palatino Linotype" w:hAnsi="Palatino Linotype"/>
           <w:color w:val="000000" w:themeColor="text1"/>
         </w:rPr>
-        <w:t>expresados</w:t>
+        <w:t>Comparaciones</w:t>
       </w:r>
       <w:proofErr w:type="spellEnd"/>
       <w:r>
@@ -108,7 +2597,7 @@
           <w:rFonts w:ascii="Palatino Linotype" w:hAnsi="Palatino Linotype"/>
           <w:color w:val="000000" w:themeColor="text1"/>
         </w:rPr>
-        <w:t xml:space="preserve"> como </w:t>
+        <w:t xml:space="preserve"> múltiples post-hoc </w:t>
       </w:r>
       <w:proofErr w:type="spellStart"/>
       <w:r>
@@ -116,7 +2605,7 @@
           <w:rFonts w:ascii="Palatino Linotype" w:hAnsi="Palatino Linotype"/>
           <w:color w:val="000000" w:themeColor="text1"/>
         </w:rPr>
-        <w:t>media</w:t>
+        <w:t>mediante</w:t>
       </w:r>
       <w:proofErr w:type="spellEnd"/>
       <w:r>
@@ -124,7 +2613,7 @@
           <w:rFonts w:ascii="Palatino Linotype" w:hAnsi="Palatino Linotype"/>
           <w:color w:val="000000" w:themeColor="text1"/>
         </w:rPr>
-        <w:t xml:space="preserve"> ± </w:t>
+        <w:t xml:space="preserve"> la </w:t>
       </w:r>
       <w:proofErr w:type="spellStart"/>
       <w:r>
@@ -132,7 +2621,7 @@
           <w:rFonts w:ascii="Palatino Linotype" w:hAnsi="Palatino Linotype"/>
           <w:color w:val="000000" w:themeColor="text1"/>
         </w:rPr>
-        <w:t>desviación</w:t>
+        <w:t>prueba</w:t>
       </w:r>
       <w:proofErr w:type="spellEnd"/>
       <w:r>
@@ -140,6 +2629,54 @@
           <w:rFonts w:ascii="Palatino Linotype" w:hAnsi="Palatino Linotype"/>
           <w:color w:val="000000" w:themeColor="text1"/>
         </w:rPr>
+        <w:t xml:space="preserve"> de </w:t>
+      </w:r>
+      <w:proofErr w:type="spellStart"/>
+      <w:r>
+        <w:rPr>
+          <w:rFonts w:ascii="Palatino Linotype" w:hAnsi="Palatino Linotype"/>
+          <w:color w:val="000000" w:themeColor="text1"/>
+        </w:rPr>
+        <w:t>Dunn</w:t>
+      </w:r>
+      <w:proofErr w:type="spellEnd"/>
+      <w:r>
+        <w:rPr>
+          <w:rFonts w:ascii="Palatino Linotype" w:hAnsi="Palatino Linotype"/>
+          <w:color w:val="000000" w:themeColor="text1"/>
+        </w:rPr>
+        <w:t xml:space="preserve"> para variables y </w:t>
+      </w:r>
+      <w:proofErr w:type="spellStart"/>
+      <w:r>
+        <w:rPr>
+          <w:rFonts w:ascii="Palatino Linotype" w:hAnsi="Palatino Linotype"/>
+          <w:color w:val="000000" w:themeColor="text1"/>
+        </w:rPr>
+        <w:t>bebidas</w:t>
+      </w:r>
+      <w:proofErr w:type="spellEnd"/>
+      <w:r>
+        <w:rPr>
+          <w:rFonts w:ascii="Palatino Linotype" w:hAnsi="Palatino Linotype"/>
+          <w:color w:val="000000" w:themeColor="text1"/>
+        </w:rPr>
+        <w:t xml:space="preserve"> con </w:t>
+      </w:r>
+      <w:proofErr w:type="spellStart"/>
+      <w:r>
+        <w:rPr>
+          <w:rFonts w:ascii="Palatino Linotype" w:hAnsi="Palatino Linotype"/>
+          <w:color w:val="000000" w:themeColor="text1"/>
+        </w:rPr>
+        <w:t>diferencias</w:t>
+      </w:r>
+      <w:proofErr w:type="spellEnd"/>
+      <w:r>
+        <w:rPr>
+          <w:rFonts w:ascii="Palatino Linotype" w:hAnsi="Palatino Linotype"/>
+          <w:color w:val="000000" w:themeColor="text1"/>
+        </w:rPr>
         <w:t xml:space="preserve"> </w:t>
       </w:r>
       <w:proofErr w:type="spellStart"/>
@@ -148,7 +2685,7 @@
           <w:rFonts w:ascii="Palatino Linotype" w:hAnsi="Palatino Linotype"/>
           <w:color w:val="000000" w:themeColor="text1"/>
         </w:rPr>
-        <w:t>estándar</w:t>
+        <w:t>estadísticas</w:t>
       </w:r>
       <w:proofErr w:type="spellEnd"/>
       <w:r>
@@ -156,7 +2693,7 @@
           <w:rFonts w:ascii="Palatino Linotype" w:hAnsi="Palatino Linotype"/>
           <w:color w:val="000000" w:themeColor="text1"/>
         </w:rPr>
-        <w:t xml:space="preserve"> por cada 100 </w:t>
+        <w:t xml:space="preserve"> </w:t>
       </w:r>
       <w:proofErr w:type="spellStart"/>
       <w:r>
@@ -164,49 +2701,23 @@
           <w:rFonts w:ascii="Palatino Linotype" w:hAnsi="Palatino Linotype"/>
           <w:color w:val="000000" w:themeColor="text1"/>
         </w:rPr>
-        <w:t>mL</w:t>
-      </w:r>
-      <w:proofErr w:type="spellEnd"/>
-      <w:r>
-        <w:rPr>
-          <w:rFonts w:ascii="Palatino Linotype" w:hAnsi="Palatino Linotype"/>
-          <w:color w:val="000000" w:themeColor="text1"/>
-        </w:rPr>
-        <w:t xml:space="preserve"> de </w:t>
-      </w:r>
-      <w:proofErr w:type="spellStart"/>
-      <w:r>
-        <w:rPr>
-          <w:rFonts w:ascii="Palatino Linotype" w:hAnsi="Palatino Linotype"/>
-          <w:color w:val="000000" w:themeColor="text1"/>
-        </w:rPr>
-        <w:t>producto</w:t>
+        <w:t>significativas</w:t>
       </w:r>
       <w:proofErr w:type="spellEnd"/>
     </w:p>
     <w:tbl>
       <w:tblPr>
-        <w:tblStyle w:val="Tablaconcuadrculaclara"/>
-        <w:tblW w:w="9640" w:type="dxa"/>
-        <w:tblInd w:w="-552" w:type="dxa"/>
-        <w:tblBorders>
-          <w:top w:val="single" w:sz="2" w:space="0" w:color="auto"/>
-          <w:left w:val="none" w:sz="0" w:space="0" w:color="auto"/>
-          <w:bottom w:val="single" w:sz="2" w:space="0" w:color="auto"/>
-          <w:right w:val="none" w:sz="0" w:space="0" w:color="auto"/>
-          <w:insideH w:val="none" w:sz="0" w:space="0" w:color="auto"/>
-          <w:insideV w:val="none" w:sz="0" w:space="0" w:color="auto"/>
-        </w:tblBorders>
+        <w:tblW w:w="6019" w:type="dxa"/>
+        <w:tblCellMar>
+          <w:left w:w="70" w:type="dxa"/>
+          <w:right w:w="70" w:type="dxa"/>
+        </w:tblCellMar>
         <w:tblLook w:val="04A0" w:firstRow="1" w:lastRow="0" w:firstColumn="1" w:lastColumn="0" w:noHBand="0" w:noVBand="1"/>
       </w:tblPr>
       <w:tblGrid>
-        <w:gridCol w:w="1277"/>
-        <w:gridCol w:w="1417"/>
-        <w:gridCol w:w="1418"/>
-        <w:gridCol w:w="1417"/>
-        <w:gridCol w:w="1478"/>
-        <w:gridCol w:w="1216"/>
-        <w:gridCol w:w="1417"/>
+        <w:gridCol w:w="1548"/>
+        <w:gridCol w:w="3411"/>
+        <w:gridCol w:w="1060"/>
       </w:tblGrid>
       <w:tr>
         <w:trPr>
@@ -214,12 +2725,15 @@
         </w:trPr>
         <w:tc>
           <w:tcPr>
-            <w:tcW w:w="1277" w:type="dxa"/>
-            <w:tcBorders>
-              <w:top w:val="single" w:sz="2" w:space="0" w:color="BFBFBF" w:themeColor="background1" w:themeShade="BF"/>
-              <w:bottom w:val="single" w:sz="2" w:space="0" w:color="BFBFBF" w:themeColor="background1" w:themeShade="BF"/>
-            </w:tcBorders>
-            <w:noWrap/>
+            <w:tcW w:w="1548" w:type="dxa"/>
+            <w:tcBorders>
+              <w:top w:val="nil"/>
+              <w:left w:val="nil"/>
+              <w:bottom w:val="nil"/>
+              <w:right w:val="nil"/>
+            </w:tcBorders>
+            <w:noWrap/>
+            <w:vAlign w:val="bottom"/>
             <w:hideMark/>
           </w:tcPr>
           <w:p>
@@ -243,9 +2757,23 @@
                 <w:sz w:val="18"/>
                 <w:szCs w:val="18"/>
               </w:rPr>
-              <w:t xml:space="preserve">Tipo de </w:t>
-            </w:r>
-          </w:p>
+              <w:t>Nutriente</w:t>
+            </w:r>
+          </w:p>
+        </w:tc>
+        <w:tc>
+          <w:tcPr>
+            <w:tcW w:w="3411" w:type="dxa"/>
+            <w:tcBorders>
+              <w:top w:val="nil"/>
+              <w:left w:val="nil"/>
+              <w:bottom w:val="nil"/>
+              <w:right w:val="nil"/>
+            </w:tcBorders>
+            <w:noWrap/>
+            <w:vAlign w:val="bottom"/>
+            <w:hideMark/>
+          </w:tcPr>
           <w:p>
             <w:pPr>
               <w:jc w:val="center"/>
@@ -267,18 +2795,21 @@
                 <w:sz w:val="18"/>
                 <w:szCs w:val="18"/>
               </w:rPr>
-              <w:t>bebida</w:t>
-            </w:r>
-          </w:p>
-        </w:tc>
-        <w:tc>
-          <w:tcPr>
-            <w:tcW w:w="1417" w:type="dxa"/>
-            <w:tcBorders>
-              <w:top w:val="single" w:sz="2" w:space="0" w:color="BFBFBF" w:themeColor="background1" w:themeShade="BF"/>
-              <w:bottom w:val="single" w:sz="2" w:space="0" w:color="BFBFBF" w:themeColor="background1" w:themeShade="BF"/>
-            </w:tcBorders>
-            <w:noWrap/>
+              <w:t>Comparación</w:t>
+            </w:r>
+          </w:p>
+        </w:tc>
+        <w:tc>
+          <w:tcPr>
+            <w:tcW w:w="1060" w:type="dxa"/>
+            <w:tcBorders>
+              <w:top w:val="nil"/>
+              <w:left w:val="nil"/>
+              <w:bottom w:val="nil"/>
+              <w:right w:val="nil"/>
+            </w:tcBorders>
+            <w:noWrap/>
+            <w:vAlign w:val="bottom"/>
             <w:hideMark/>
           </w:tcPr>
           <w:p>
@@ -302,182 +2833,7 @@
                 <w:sz w:val="18"/>
                 <w:szCs w:val="18"/>
               </w:rPr>
-              <w:t>n (productos)</w:t>
-            </w:r>
-          </w:p>
-        </w:tc>
-        <w:tc>
-          <w:tcPr>
-            <w:tcW w:w="1418" w:type="dxa"/>
-            <w:tcBorders>
-              <w:top w:val="single" w:sz="2" w:space="0" w:color="BFBFBF" w:themeColor="background1" w:themeShade="BF"/>
-              <w:bottom w:val="single" w:sz="2" w:space="0" w:color="BFBFBF" w:themeColor="background1" w:themeShade="BF"/>
-            </w:tcBorders>
-            <w:noWrap/>
-            <w:hideMark/>
-          </w:tcPr>
-          <w:p>
-            <w:pPr>
-              <w:jc w:val="center"/>
-              <w:rPr>
-                <w:rFonts w:ascii="Palatino Linotype" w:hAnsi="Palatino Linotype" w:cs="Calibri"/>
-                <w:b/>
-                <w:bCs/>
-                <w:color w:val="000000"/>
-                <w:sz w:val="18"/>
-                <w:szCs w:val="18"/>
-              </w:rPr>
-            </w:pPr>
-            <w:r>
-              <w:rPr>
-                <w:rFonts w:ascii="Palatino Linotype" w:hAnsi="Palatino Linotype" w:cs="Calibri"/>
-                <w:b/>
-                <w:bCs/>
-                <w:color w:val="000000"/>
-                <w:sz w:val="18"/>
-                <w:szCs w:val="18"/>
-              </w:rPr>
-              <w:t>Energía (kcal/100 mL)</w:t>
-            </w:r>
-          </w:p>
-        </w:tc>
-        <w:tc>
-          <w:tcPr>
-            <w:tcW w:w="1417" w:type="dxa"/>
-            <w:tcBorders>
-              <w:top w:val="single" w:sz="2" w:space="0" w:color="BFBFBF" w:themeColor="background1" w:themeShade="BF"/>
-              <w:bottom w:val="single" w:sz="2" w:space="0" w:color="BFBFBF" w:themeColor="background1" w:themeShade="BF"/>
-            </w:tcBorders>
-            <w:noWrap/>
-            <w:hideMark/>
-          </w:tcPr>
-          <w:p>
-            <w:pPr>
-              <w:jc w:val="center"/>
-              <w:rPr>
-                <w:rFonts w:ascii="Palatino Linotype" w:hAnsi="Palatino Linotype" w:cs="Calibri"/>
-                <w:b/>
-                <w:bCs/>
-                <w:color w:val="000000"/>
-                <w:sz w:val="18"/>
-                <w:szCs w:val="18"/>
-              </w:rPr>
-            </w:pPr>
-            <w:r>
-              <w:rPr>
-                <w:rFonts w:ascii="Palatino Linotype" w:hAnsi="Palatino Linotype" w:cs="Calibri"/>
-                <w:b/>
-                <w:bCs/>
-                <w:color w:val="000000"/>
-                <w:sz w:val="18"/>
-                <w:szCs w:val="18"/>
-              </w:rPr>
-              <w:t>Grasa total (g/100 mL)</w:t>
-            </w:r>
-          </w:p>
-        </w:tc>
-        <w:tc>
-          <w:tcPr>
-            <w:tcW w:w="1478" w:type="dxa"/>
-            <w:tcBorders>
-              <w:top w:val="single" w:sz="2" w:space="0" w:color="BFBFBF" w:themeColor="background1" w:themeShade="BF"/>
-              <w:bottom w:val="single" w:sz="2" w:space="0" w:color="BFBFBF" w:themeColor="background1" w:themeShade="BF"/>
-            </w:tcBorders>
-            <w:noWrap/>
-            <w:hideMark/>
-          </w:tcPr>
-          <w:p>
-            <w:pPr>
-              <w:jc w:val="center"/>
-              <w:rPr>
-                <w:rFonts w:ascii="Palatino Linotype" w:hAnsi="Palatino Linotype" w:cs="Calibri"/>
-                <w:b/>
-                <w:bCs/>
-                <w:color w:val="000000"/>
-                <w:sz w:val="18"/>
-                <w:szCs w:val="18"/>
-              </w:rPr>
-            </w:pPr>
-            <w:r>
-              <w:rPr>
-                <w:rFonts w:ascii="Palatino Linotype" w:hAnsi="Palatino Linotype" w:cs="Calibri"/>
-                <w:b/>
-                <w:bCs/>
-                <w:color w:val="000000"/>
-                <w:sz w:val="18"/>
-                <w:szCs w:val="18"/>
-              </w:rPr>
-              <w:t>Grasa saturada (g/100 mL)</w:t>
-            </w:r>
-          </w:p>
-        </w:tc>
-        <w:tc>
-          <w:tcPr>
-            <w:tcW w:w="1216" w:type="dxa"/>
-            <w:tcBorders>
-              <w:top w:val="single" w:sz="2" w:space="0" w:color="BFBFBF" w:themeColor="background1" w:themeShade="BF"/>
-              <w:bottom w:val="single" w:sz="2" w:space="0" w:color="BFBFBF" w:themeColor="background1" w:themeShade="BF"/>
-            </w:tcBorders>
-            <w:noWrap/>
-            <w:hideMark/>
-          </w:tcPr>
-          <w:p>
-            <w:pPr>
-              <w:jc w:val="center"/>
-              <w:rPr>
-                <w:rFonts w:ascii="Palatino Linotype" w:hAnsi="Palatino Linotype" w:cs="Calibri"/>
-                <w:b/>
-                <w:bCs/>
-                <w:color w:val="000000"/>
-                <w:sz w:val="18"/>
-                <w:szCs w:val="18"/>
-              </w:rPr>
-            </w:pPr>
-            <w:r>
-              <w:rPr>
-                <w:rFonts w:ascii="Palatino Linotype" w:hAnsi="Palatino Linotype" w:cs="Calibri"/>
-                <w:b/>
-                <w:bCs/>
-                <w:color w:val="000000"/>
-                <w:sz w:val="18"/>
-                <w:szCs w:val="18"/>
-              </w:rPr>
-              <w:t>Azúcares (g/100 mL)</w:t>
-            </w:r>
-          </w:p>
-        </w:tc>
-        <w:tc>
-          <w:tcPr>
-            <w:tcW w:w="1417" w:type="dxa"/>
-            <w:tcBorders>
-              <w:top w:val="single" w:sz="2" w:space="0" w:color="BFBFBF" w:themeColor="background1" w:themeShade="BF"/>
-              <w:bottom w:val="single" w:sz="2" w:space="0" w:color="BFBFBF" w:themeColor="background1" w:themeShade="BF"/>
-            </w:tcBorders>
-            <w:noWrap/>
-            <w:hideMark/>
-          </w:tcPr>
-          <w:p>
-            <w:pPr>
-              <w:jc w:val="center"/>
-              <w:rPr>
-                <w:rFonts w:ascii="Palatino Linotype" w:hAnsi="Palatino Linotype" w:cs="Calibri"/>
-                <w:b/>
-                <w:bCs/>
-                <w:color w:val="000000"/>
-                <w:sz w:val="18"/>
-                <w:szCs w:val="18"/>
-              </w:rPr>
-            </w:pPr>
-            <w:r>
-              <w:rPr>
-                <w:rFonts w:ascii="Palatino Linotype" w:hAnsi="Palatino Linotype" w:cs="Calibri"/>
-                <w:b/>
-                <w:bCs/>
-                <w:color w:val="000000"/>
-                <w:sz w:val="18"/>
-                <w:szCs w:val="18"/>
-              </w:rPr>
-              <w:t>Proteínas (g/100 mL)</w:t>
+              <w:t>p ajustado</w:t>
             </w:r>
           </w:p>
         </w:tc>
@@ -488,217 +2844,103 @@
         </w:trPr>
         <w:tc>
           <w:tcPr>
-            <w:tcW w:w="1277" w:type="dxa"/>
-            <w:tcBorders>
-              <w:top w:val="single" w:sz="2" w:space="0" w:color="BFBFBF" w:themeColor="background1" w:themeShade="BF"/>
-            </w:tcBorders>
-            <w:noWrap/>
-            <w:vAlign w:val="center"/>
-            <w:hideMark/>
-          </w:tcPr>
-          <w:p>
-            <w:pPr>
-              <w:rPr>
-                <w:rFonts w:ascii="Palatino Linotype" w:hAnsi="Palatino Linotype" w:cs="Calibri"/>
-                <w:color w:val="000000"/>
-                <w:sz w:val="18"/>
-                <w:szCs w:val="18"/>
-              </w:rPr>
-            </w:pPr>
-            <w:r>
-              <w:rPr>
-                <w:rFonts w:ascii="Palatino Linotype" w:hAnsi="Palatino Linotype" w:cs="Calibri"/>
-                <w:color w:val="000000"/>
-                <w:sz w:val="18"/>
-                <w:szCs w:val="18"/>
-              </w:rPr>
-              <w:t>Bebida de almendra</w:t>
-            </w:r>
-          </w:p>
-        </w:tc>
-        <w:tc>
-          <w:tcPr>
-            <w:tcW w:w="1417" w:type="dxa"/>
-            <w:tcBorders>
-              <w:top w:val="single" w:sz="2" w:space="0" w:color="BFBFBF" w:themeColor="background1" w:themeShade="BF"/>
-            </w:tcBorders>
-            <w:noWrap/>
-            <w:vAlign w:val="center"/>
-            <w:hideMark/>
-          </w:tcPr>
-          <w:p>
-            <w:pPr>
-              <w:jc w:val="center"/>
-              <w:rPr>
-                <w:rFonts w:ascii="Palatino Linotype" w:hAnsi="Palatino Linotype" w:cs="Calibri"/>
-                <w:color w:val="000000"/>
-                <w:sz w:val="18"/>
-                <w:szCs w:val="18"/>
-              </w:rPr>
-            </w:pPr>
-            <w:r>
-              <w:rPr>
-                <w:rFonts w:ascii="Palatino Linotype" w:hAnsi="Palatino Linotype" w:cs="Calibri"/>
-                <w:color w:val="000000"/>
-                <w:sz w:val="18"/>
-                <w:szCs w:val="18"/>
-              </w:rPr>
-              <w:t>17</w:t>
-            </w:r>
-          </w:p>
-        </w:tc>
-        <w:tc>
-          <w:tcPr>
-            <w:tcW w:w="1418" w:type="dxa"/>
-            <w:tcBorders>
-              <w:top w:val="single" w:sz="2" w:space="0" w:color="BFBFBF" w:themeColor="background1" w:themeShade="BF"/>
-            </w:tcBorders>
-            <w:noWrap/>
-            <w:vAlign w:val="center"/>
-            <w:hideMark/>
-          </w:tcPr>
-          <w:p>
-            <w:pPr>
-              <w:jc w:val="center"/>
-              <w:rPr>
-                <w:rFonts w:ascii="Palatino Linotype" w:hAnsi="Palatino Linotype" w:cs="Calibri"/>
-                <w:color w:val="000000"/>
-                <w:sz w:val="18"/>
-                <w:szCs w:val="18"/>
-              </w:rPr>
-            </w:pPr>
-            <w:r>
-              <w:rPr>
-                <w:rFonts w:ascii="Palatino Linotype" w:hAnsi="Palatino Linotype" w:cs="Calibri"/>
-                <w:color w:val="000000"/>
-                <w:sz w:val="18"/>
-                <w:szCs w:val="18"/>
-              </w:rPr>
-              <w:t>42.3 ± 24.6</w:t>
-            </w:r>
-          </w:p>
-        </w:tc>
-        <w:tc>
-          <w:tcPr>
-            <w:tcW w:w="1417" w:type="dxa"/>
-            <w:tcBorders>
-              <w:top w:val="single" w:sz="2" w:space="0" w:color="BFBFBF" w:themeColor="background1" w:themeShade="BF"/>
-            </w:tcBorders>
-            <w:noWrap/>
-            <w:vAlign w:val="center"/>
-            <w:hideMark/>
-          </w:tcPr>
-          <w:p>
-            <w:pPr>
-              <w:jc w:val="center"/>
-              <w:rPr>
-                <w:rFonts w:ascii="Palatino Linotype" w:hAnsi="Palatino Linotype" w:cs="Calibri"/>
-                <w:color w:val="000000"/>
-                <w:sz w:val="18"/>
-                <w:szCs w:val="18"/>
-              </w:rPr>
-            </w:pPr>
-            <w:r>
-              <w:rPr>
-                <w:rFonts w:ascii="Palatino Linotype" w:hAnsi="Palatino Linotype" w:cs="Calibri"/>
-                <w:color w:val="000000"/>
-                <w:sz w:val="18"/>
-                <w:szCs w:val="18"/>
-              </w:rPr>
-              <w:t>2.06 ± 1.33</w:t>
-            </w:r>
-          </w:p>
-        </w:tc>
-        <w:tc>
-          <w:tcPr>
-            <w:tcW w:w="1478" w:type="dxa"/>
-            <w:tcBorders>
-              <w:top w:val="single" w:sz="2" w:space="0" w:color="BFBFBF" w:themeColor="background1" w:themeShade="BF"/>
-            </w:tcBorders>
-            <w:noWrap/>
-            <w:vAlign w:val="center"/>
-            <w:hideMark/>
-          </w:tcPr>
-          <w:p>
-            <w:pPr>
-              <w:jc w:val="center"/>
-              <w:rPr>
-                <w:rFonts w:ascii="Palatino Linotype" w:hAnsi="Palatino Linotype" w:cs="Calibri"/>
-                <w:color w:val="000000"/>
-                <w:sz w:val="18"/>
-                <w:szCs w:val="18"/>
-              </w:rPr>
-            </w:pPr>
-            <w:r>
-              <w:rPr>
-                <w:rFonts w:ascii="Palatino Linotype" w:hAnsi="Palatino Linotype" w:cs="Calibri"/>
-                <w:color w:val="000000"/>
-                <w:sz w:val="18"/>
-                <w:szCs w:val="18"/>
-              </w:rPr>
-              <w:t>0.21 ± 0.14</w:t>
-            </w:r>
-          </w:p>
-        </w:tc>
-        <w:tc>
-          <w:tcPr>
-            <w:tcW w:w="1216" w:type="dxa"/>
-            <w:tcBorders>
-              <w:top w:val="single" w:sz="2" w:space="0" w:color="BFBFBF" w:themeColor="background1" w:themeShade="BF"/>
-            </w:tcBorders>
-            <w:noWrap/>
-            <w:vAlign w:val="center"/>
-            <w:hideMark/>
-          </w:tcPr>
-          <w:p>
-            <w:pPr>
-              <w:jc w:val="center"/>
-              <w:rPr>
-                <w:rFonts w:ascii="Palatino Linotype" w:hAnsi="Palatino Linotype" w:cs="Calibri"/>
-                <w:color w:val="000000"/>
-                <w:sz w:val="18"/>
-                <w:szCs w:val="18"/>
-              </w:rPr>
-            </w:pPr>
-            <w:r>
-              <w:rPr>
-                <w:rFonts w:ascii="Palatino Linotype" w:hAnsi="Palatino Linotype" w:cs="Calibri"/>
-                <w:color w:val="000000"/>
-                <w:sz w:val="18"/>
-                <w:szCs w:val="18"/>
-              </w:rPr>
-              <w:t>3.21 ± 3.23</w:t>
-            </w:r>
-          </w:p>
-        </w:tc>
-        <w:tc>
-          <w:tcPr>
-            <w:tcW w:w="1417" w:type="dxa"/>
-            <w:tcBorders>
-              <w:top w:val="single" w:sz="2" w:space="0" w:color="BFBFBF" w:themeColor="background1" w:themeShade="BF"/>
-            </w:tcBorders>
-            <w:noWrap/>
-            <w:vAlign w:val="center"/>
-            <w:hideMark/>
-          </w:tcPr>
-          <w:p>
-            <w:pPr>
-              <w:jc w:val="center"/>
-              <w:rPr>
-                <w:rFonts w:ascii="Palatino Linotype" w:hAnsi="Palatino Linotype" w:cs="Calibri"/>
-                <w:color w:val="000000"/>
-                <w:sz w:val="18"/>
-                <w:szCs w:val="18"/>
-              </w:rPr>
-            </w:pPr>
-            <w:r>
-              <w:rPr>
-                <w:rFonts w:ascii="Palatino Linotype" w:hAnsi="Palatino Linotype" w:cs="Calibri"/>
-                <w:color w:val="000000"/>
-                <w:sz w:val="18"/>
-                <w:szCs w:val="18"/>
-              </w:rPr>
-              <w:t>1.40 ± 2.38</w:t>
+            <w:tcW w:w="1548" w:type="dxa"/>
+            <w:tcBorders>
+              <w:top w:val="nil"/>
+              <w:left w:val="nil"/>
+              <w:bottom w:val="nil"/>
+              <w:right w:val="nil"/>
+            </w:tcBorders>
+            <w:noWrap/>
+            <w:vAlign w:val="bottom"/>
+            <w:hideMark/>
+          </w:tcPr>
+          <w:p>
+            <w:pPr>
+              <w:jc w:val="center"/>
+              <w:rPr>
+                <w:rFonts w:ascii="Palatino Linotype" w:hAnsi="Palatino Linotype" w:cs="Calibri"/>
+                <w:color w:val="000000"/>
+                <w:sz w:val="18"/>
+                <w:szCs w:val="18"/>
+              </w:rPr>
+            </w:pPr>
+            <w:r>
+              <w:rPr>
+                <w:rFonts w:ascii="Palatino Linotype" w:hAnsi="Palatino Linotype" w:cs="Calibri"/>
+                <w:color w:val="000000"/>
+                <w:sz w:val="18"/>
+                <w:szCs w:val="18"/>
+              </w:rPr>
+              <w:t>Grasas saturadas</w:t>
+            </w:r>
+          </w:p>
+        </w:tc>
+        <w:tc>
+          <w:tcPr>
+            <w:tcW w:w="3411" w:type="dxa"/>
+            <w:tcBorders>
+              <w:top w:val="nil"/>
+              <w:left w:val="nil"/>
+              <w:bottom w:val="nil"/>
+              <w:right w:val="nil"/>
+            </w:tcBorders>
+            <w:noWrap/>
+            <w:vAlign w:val="bottom"/>
+            <w:hideMark/>
+          </w:tcPr>
+          <w:p>
+            <w:pPr>
+              <w:jc w:val="center"/>
+              <w:rPr>
+                <w:rFonts w:ascii="Palatino Linotype" w:hAnsi="Palatino Linotype" w:cs="Calibri"/>
+                <w:color w:val="000000"/>
+                <w:sz w:val="18"/>
+                <w:szCs w:val="18"/>
+              </w:rPr>
+            </w:pPr>
+            <w:r>
+              <w:rPr>
+                <w:rFonts w:ascii="Palatino Linotype" w:hAnsi="Palatino Linotype" w:cs="Calibri"/>
+                <w:color w:val="000000"/>
+                <w:sz w:val="18"/>
+                <w:szCs w:val="18"/>
+              </w:rPr>
+              <w:t>Bebida de almendra vs Leche de vaca</w:t>
+            </w:r>
+          </w:p>
+        </w:tc>
+        <w:tc>
+          <w:tcPr>
+            <w:tcW w:w="1060" w:type="dxa"/>
+            <w:tcBorders>
+              <w:top w:val="nil"/>
+              <w:left w:val="nil"/>
+              <w:bottom w:val="nil"/>
+              <w:right w:val="nil"/>
+            </w:tcBorders>
+            <w:noWrap/>
+            <w:vAlign w:val="bottom"/>
+            <w:hideMark/>
+          </w:tcPr>
+          <w:p>
+            <w:pPr>
+              <w:jc w:val="center"/>
+              <w:rPr>
+                <w:rFonts w:ascii="Palatino Linotype" w:hAnsi="Palatino Linotype" w:cs="Calibri"/>
+                <w:color w:val="000000"/>
+                <w:sz w:val="18"/>
+                <w:szCs w:val="18"/>
+              </w:rPr>
+            </w:pPr>
+            <w:r>
+              <w:rPr>
+                <w:rFonts w:ascii="Palatino Linotype" w:hAnsi="Palatino Linotype" w:cs="Calibri"/>
+                <w:color w:val="000000"/>
+                <w:sz w:val="18"/>
+                <w:szCs w:val="18"/>
+              </w:rPr>
+              <w:t>&lt;0.001</w:t>
             </w:r>
           </w:p>
         </w:tc>
@@ -709,196 +2951,103 @@
         </w:trPr>
         <w:tc>
           <w:tcPr>
-            <w:tcW w:w="1277" w:type="dxa"/>
-            <w:noWrap/>
-            <w:vAlign w:val="center"/>
-            <w:hideMark/>
-          </w:tcPr>
-          <w:p>
-            <w:pPr>
-              <w:rPr>
-                <w:rFonts w:ascii="Palatino Linotype" w:hAnsi="Palatino Linotype" w:cs="Calibri"/>
-                <w:color w:val="000000"/>
-                <w:sz w:val="18"/>
-                <w:szCs w:val="18"/>
-              </w:rPr>
-            </w:pPr>
-            <w:r>
-              <w:rPr>
-                <w:rFonts w:ascii="Palatino Linotype" w:hAnsi="Palatino Linotype" w:cs="Calibri"/>
-                <w:color w:val="000000"/>
-                <w:sz w:val="18"/>
-                <w:szCs w:val="18"/>
-              </w:rPr>
-              <w:t>Bebida de avena</w:t>
-            </w:r>
-          </w:p>
-        </w:tc>
-        <w:tc>
-          <w:tcPr>
-            <w:tcW w:w="1417" w:type="dxa"/>
-            <w:noWrap/>
-            <w:vAlign w:val="center"/>
-            <w:hideMark/>
-          </w:tcPr>
-          <w:p>
-            <w:pPr>
-              <w:jc w:val="center"/>
-              <w:rPr>
-                <w:rFonts w:ascii="Palatino Linotype" w:hAnsi="Palatino Linotype" w:cs="Calibri"/>
-                <w:color w:val="000000"/>
-                <w:sz w:val="18"/>
-                <w:szCs w:val="18"/>
-              </w:rPr>
-            </w:pPr>
-            <w:r>
-              <w:rPr>
-                <w:rFonts w:ascii="Palatino Linotype" w:hAnsi="Palatino Linotype" w:cs="Calibri"/>
-                <w:color w:val="000000"/>
-                <w:sz w:val="18"/>
-                <w:szCs w:val="18"/>
-              </w:rPr>
-              <w:t>13</w:t>
-            </w:r>
-          </w:p>
-        </w:tc>
-        <w:tc>
-          <w:tcPr>
-            <w:tcW w:w="1418" w:type="dxa"/>
-            <w:noWrap/>
-            <w:vAlign w:val="center"/>
-            <w:hideMark/>
-          </w:tcPr>
-          <w:p>
-            <w:pPr>
-              <w:jc w:val="center"/>
-              <w:rPr>
-                <w:rFonts w:ascii="Palatino Linotype" w:hAnsi="Palatino Linotype" w:cs="Calibri"/>
-                <w:color w:val="000000"/>
-                <w:sz w:val="18"/>
-                <w:szCs w:val="18"/>
-              </w:rPr>
-            </w:pPr>
-            <w:r>
-              <w:rPr>
-                <w:rFonts w:ascii="Palatino Linotype" w:hAnsi="Palatino Linotype" w:cs="Calibri"/>
-                <w:color w:val="000000"/>
-                <w:sz w:val="18"/>
-                <w:szCs w:val="18"/>
-              </w:rPr>
-              <w:t>51.8 ± 9.6</w:t>
-            </w:r>
-          </w:p>
-        </w:tc>
-        <w:tc>
-          <w:tcPr>
-            <w:tcW w:w="1417" w:type="dxa"/>
-            <w:noWrap/>
-            <w:vAlign w:val="center"/>
-            <w:hideMark/>
-          </w:tcPr>
-          <w:p>
-            <w:pPr>
-              <w:jc w:val="center"/>
-              <w:rPr>
-                <w:rFonts w:ascii="Palatino Linotype" w:hAnsi="Palatino Linotype" w:cs="Calibri"/>
-                <w:color w:val="000000"/>
-                <w:sz w:val="18"/>
-                <w:szCs w:val="18"/>
-              </w:rPr>
-            </w:pPr>
-            <w:r>
-              <w:rPr>
-                <w:rFonts w:ascii="Palatino Linotype" w:hAnsi="Palatino Linotype" w:cs="Calibri"/>
-                <w:color w:val="000000"/>
-                <w:sz w:val="18"/>
-                <w:szCs w:val="18"/>
-              </w:rPr>
-              <w:t>1.92 ± 1.06</w:t>
-            </w:r>
-          </w:p>
-        </w:tc>
-        <w:tc>
-          <w:tcPr>
-            <w:tcW w:w="1478" w:type="dxa"/>
-            <w:noWrap/>
-            <w:vAlign w:val="center"/>
-            <w:hideMark/>
-          </w:tcPr>
-          <w:p>
-            <w:pPr>
-              <w:jc w:val="center"/>
-              <w:rPr>
-                <w:rFonts w:ascii="Palatino Linotype" w:hAnsi="Palatino Linotype" w:cs="Calibri"/>
-                <w:color w:val="000000"/>
-                <w:sz w:val="18"/>
-                <w:szCs w:val="18"/>
-              </w:rPr>
-            </w:pPr>
-            <w:r>
-              <w:rPr>
-                <w:rFonts w:ascii="Palatino Linotype" w:hAnsi="Palatino Linotype" w:cs="Calibri"/>
-                <w:color w:val="000000"/>
-                <w:sz w:val="18"/>
-                <w:szCs w:val="18"/>
-              </w:rPr>
-              <w:t>0.20 ± 0.09</w:t>
-            </w:r>
-          </w:p>
-        </w:tc>
-        <w:tc>
-          <w:tcPr>
-            <w:tcW w:w="1216" w:type="dxa"/>
-            <w:noWrap/>
-            <w:vAlign w:val="center"/>
-            <w:hideMark/>
-          </w:tcPr>
-          <w:p>
-            <w:pPr>
-              <w:jc w:val="center"/>
-              <w:rPr>
-                <w:rFonts w:ascii="Palatino Linotype" w:hAnsi="Palatino Linotype" w:cs="Calibri"/>
-                <w:color w:val="000000"/>
-                <w:sz w:val="18"/>
-                <w:szCs w:val="18"/>
-              </w:rPr>
-            </w:pPr>
-            <w:r>
-              <w:rPr>
-                <w:rFonts w:ascii="Palatino Linotype" w:hAnsi="Palatino Linotype" w:cs="Calibri"/>
-                <w:color w:val="000000"/>
-                <w:sz w:val="18"/>
-                <w:szCs w:val="18"/>
-              </w:rPr>
-              <w:t>4.18 ± 1.45</w:t>
-            </w:r>
-          </w:p>
-        </w:tc>
-        <w:tc>
-          <w:tcPr>
-            <w:tcW w:w="1417" w:type="dxa"/>
-            <w:noWrap/>
-            <w:vAlign w:val="center"/>
-            <w:hideMark/>
-          </w:tcPr>
-          <w:p>
-            <w:pPr>
-              <w:jc w:val="center"/>
-              <w:rPr>
-                <w:rFonts w:ascii="Palatino Linotype" w:hAnsi="Palatino Linotype" w:cs="Calibri"/>
-                <w:color w:val="000000"/>
-                <w:sz w:val="18"/>
-                <w:szCs w:val="18"/>
-              </w:rPr>
-            </w:pPr>
-            <w:r>
-              <w:rPr>
-                <w:rFonts w:ascii="Palatino Linotype" w:hAnsi="Palatino Linotype" w:cs="Calibri"/>
-                <w:color w:val="000000"/>
-                <w:sz w:val="18"/>
-                <w:szCs w:val="18"/>
-              </w:rPr>
-              <w:t>1.03 ± 0.31</w:t>
+            <w:tcW w:w="1548" w:type="dxa"/>
+            <w:tcBorders>
+              <w:top w:val="nil"/>
+              <w:left w:val="nil"/>
+              <w:bottom w:val="nil"/>
+              <w:right w:val="nil"/>
+            </w:tcBorders>
+            <w:noWrap/>
+            <w:vAlign w:val="bottom"/>
+            <w:hideMark/>
+          </w:tcPr>
+          <w:p>
+            <w:pPr>
+              <w:jc w:val="center"/>
+              <w:rPr>
+                <w:rFonts w:ascii="Palatino Linotype" w:hAnsi="Palatino Linotype" w:cs="Calibri"/>
+                <w:color w:val="000000"/>
+                <w:sz w:val="18"/>
+                <w:szCs w:val="18"/>
+              </w:rPr>
+            </w:pPr>
+            <w:r>
+              <w:rPr>
+                <w:rFonts w:ascii="Palatino Linotype" w:hAnsi="Palatino Linotype" w:cs="Calibri"/>
+                <w:color w:val="000000"/>
+                <w:sz w:val="18"/>
+                <w:szCs w:val="18"/>
+              </w:rPr>
+              <w:t>Grasas saturadas</w:t>
+            </w:r>
+          </w:p>
+        </w:tc>
+        <w:tc>
+          <w:tcPr>
+            <w:tcW w:w="3411" w:type="dxa"/>
+            <w:tcBorders>
+              <w:top w:val="nil"/>
+              <w:left w:val="nil"/>
+              <w:bottom w:val="nil"/>
+              <w:right w:val="nil"/>
+            </w:tcBorders>
+            <w:noWrap/>
+            <w:vAlign w:val="bottom"/>
+            <w:hideMark/>
+          </w:tcPr>
+          <w:p>
+            <w:pPr>
+              <w:jc w:val="center"/>
+              <w:rPr>
+                <w:rFonts w:ascii="Palatino Linotype" w:hAnsi="Palatino Linotype" w:cs="Calibri"/>
+                <w:color w:val="000000"/>
+                <w:sz w:val="18"/>
+                <w:szCs w:val="18"/>
+              </w:rPr>
+            </w:pPr>
+            <w:r>
+              <w:rPr>
+                <w:rFonts w:ascii="Palatino Linotype" w:hAnsi="Palatino Linotype" w:cs="Calibri"/>
+                <w:color w:val="000000"/>
+                <w:sz w:val="18"/>
+                <w:szCs w:val="18"/>
+              </w:rPr>
+              <w:t>Bebida de avena vs Leche de vaca</w:t>
+            </w:r>
+          </w:p>
+        </w:tc>
+        <w:tc>
+          <w:tcPr>
+            <w:tcW w:w="1060" w:type="dxa"/>
+            <w:tcBorders>
+              <w:top w:val="nil"/>
+              <w:left w:val="nil"/>
+              <w:bottom w:val="nil"/>
+              <w:right w:val="nil"/>
+            </w:tcBorders>
+            <w:noWrap/>
+            <w:vAlign w:val="bottom"/>
+            <w:hideMark/>
+          </w:tcPr>
+          <w:p>
+            <w:pPr>
+              <w:jc w:val="center"/>
+              <w:rPr>
+                <w:rFonts w:ascii="Palatino Linotype" w:hAnsi="Palatino Linotype" w:cs="Calibri"/>
+                <w:color w:val="000000"/>
+                <w:sz w:val="18"/>
+                <w:szCs w:val="18"/>
+              </w:rPr>
+            </w:pPr>
+            <w:r>
+              <w:rPr>
+                <w:rFonts w:ascii="Palatino Linotype" w:hAnsi="Palatino Linotype" w:cs="Calibri"/>
+                <w:color w:val="000000"/>
+                <w:sz w:val="18"/>
+                <w:szCs w:val="18"/>
+              </w:rPr>
+              <w:t>&lt;0.001</w:t>
             </w:r>
           </w:p>
         </w:tc>
@@ -909,417 +3058,424 @@
         </w:trPr>
         <w:tc>
           <w:tcPr>
-            <w:tcW w:w="1277" w:type="dxa"/>
-            <w:noWrap/>
-            <w:vAlign w:val="center"/>
-            <w:hideMark/>
-          </w:tcPr>
-          <w:p>
-            <w:pPr>
-              <w:rPr>
-                <w:rFonts w:ascii="Palatino Linotype" w:hAnsi="Palatino Linotype" w:cs="Calibri"/>
-                <w:color w:val="000000"/>
-                <w:sz w:val="18"/>
-                <w:szCs w:val="18"/>
-              </w:rPr>
-            </w:pPr>
-            <w:r>
-              <w:rPr>
-                <w:rFonts w:ascii="Palatino Linotype" w:hAnsi="Palatino Linotype" w:cs="Calibri"/>
-                <w:color w:val="000000"/>
-                <w:sz w:val="18"/>
-                <w:szCs w:val="18"/>
-              </w:rPr>
-              <w:t>Bebida de soja</w:t>
-            </w:r>
-          </w:p>
-        </w:tc>
-        <w:tc>
-          <w:tcPr>
-            <w:tcW w:w="1417" w:type="dxa"/>
-            <w:noWrap/>
-            <w:vAlign w:val="center"/>
-            <w:hideMark/>
-          </w:tcPr>
-          <w:p>
-            <w:pPr>
-              <w:jc w:val="center"/>
-              <w:rPr>
-                <w:rFonts w:ascii="Palatino Linotype" w:hAnsi="Palatino Linotype" w:cs="Calibri"/>
-                <w:color w:val="000000"/>
-                <w:sz w:val="18"/>
-                <w:szCs w:val="18"/>
-              </w:rPr>
-            </w:pPr>
-            <w:r>
-              <w:rPr>
-                <w:rFonts w:ascii="Palatino Linotype" w:hAnsi="Palatino Linotype" w:cs="Calibri"/>
-                <w:color w:val="000000"/>
-                <w:sz w:val="18"/>
-                <w:szCs w:val="18"/>
-              </w:rPr>
-              <w:t>14</w:t>
-            </w:r>
-          </w:p>
-        </w:tc>
-        <w:tc>
-          <w:tcPr>
-            <w:tcW w:w="1418" w:type="dxa"/>
-            <w:noWrap/>
-            <w:vAlign w:val="center"/>
-            <w:hideMark/>
-          </w:tcPr>
-          <w:p>
-            <w:pPr>
-              <w:jc w:val="center"/>
-              <w:rPr>
-                <w:rFonts w:ascii="Palatino Linotype" w:hAnsi="Palatino Linotype" w:cs="Calibri"/>
-                <w:color w:val="000000"/>
-                <w:sz w:val="18"/>
-                <w:szCs w:val="18"/>
-              </w:rPr>
-            </w:pPr>
-            <w:r>
-              <w:rPr>
-                <w:rFonts w:ascii="Palatino Linotype" w:hAnsi="Palatino Linotype" w:cs="Calibri"/>
-                <w:color w:val="000000"/>
-                <w:sz w:val="18"/>
-                <w:szCs w:val="18"/>
-              </w:rPr>
-              <w:t>50.2 ± 16.0</w:t>
-            </w:r>
-          </w:p>
-        </w:tc>
-        <w:tc>
-          <w:tcPr>
-            <w:tcW w:w="1417" w:type="dxa"/>
-            <w:noWrap/>
-            <w:vAlign w:val="center"/>
-            <w:hideMark/>
-          </w:tcPr>
-          <w:p>
-            <w:pPr>
-              <w:jc w:val="center"/>
-              <w:rPr>
-                <w:rFonts w:ascii="Palatino Linotype" w:hAnsi="Palatino Linotype" w:cs="Calibri"/>
-                <w:color w:val="000000"/>
-                <w:sz w:val="18"/>
-                <w:szCs w:val="18"/>
-              </w:rPr>
-            </w:pPr>
-            <w:r>
-              <w:rPr>
-                <w:rFonts w:ascii="Palatino Linotype" w:hAnsi="Palatino Linotype" w:cs="Calibri"/>
-                <w:color w:val="000000"/>
-                <w:sz w:val="18"/>
-                <w:szCs w:val="18"/>
-              </w:rPr>
-              <w:t>1.81 ± 0.85</w:t>
-            </w:r>
-          </w:p>
-        </w:tc>
-        <w:tc>
-          <w:tcPr>
-            <w:tcW w:w="1478" w:type="dxa"/>
-            <w:noWrap/>
-            <w:vAlign w:val="center"/>
-            <w:hideMark/>
-          </w:tcPr>
-          <w:p>
-            <w:pPr>
-              <w:jc w:val="center"/>
-              <w:rPr>
-                <w:rFonts w:ascii="Palatino Linotype" w:hAnsi="Palatino Linotype" w:cs="Calibri"/>
-                <w:color w:val="000000"/>
-                <w:sz w:val="18"/>
-                <w:szCs w:val="18"/>
-              </w:rPr>
-            </w:pPr>
-            <w:r>
-              <w:rPr>
-                <w:rFonts w:ascii="Palatino Linotype" w:hAnsi="Palatino Linotype" w:cs="Calibri"/>
-                <w:color w:val="000000"/>
-                <w:sz w:val="18"/>
-                <w:szCs w:val="18"/>
-              </w:rPr>
-              <w:t>0.38 ± 0.41</w:t>
-            </w:r>
-          </w:p>
-        </w:tc>
-        <w:tc>
-          <w:tcPr>
-            <w:tcW w:w="1216" w:type="dxa"/>
-            <w:noWrap/>
-            <w:vAlign w:val="center"/>
-            <w:hideMark/>
-          </w:tcPr>
-          <w:p>
-            <w:pPr>
-              <w:jc w:val="center"/>
-              <w:rPr>
-                <w:rFonts w:ascii="Palatino Linotype" w:hAnsi="Palatino Linotype" w:cs="Calibri"/>
-                <w:color w:val="000000"/>
-                <w:sz w:val="18"/>
-                <w:szCs w:val="18"/>
-              </w:rPr>
-            </w:pPr>
-            <w:r>
-              <w:rPr>
-                <w:rFonts w:ascii="Palatino Linotype" w:hAnsi="Palatino Linotype" w:cs="Calibri"/>
-                <w:color w:val="000000"/>
-                <w:sz w:val="18"/>
-                <w:szCs w:val="18"/>
-              </w:rPr>
-              <w:t>4.34 ± 2.84</w:t>
-            </w:r>
-          </w:p>
-        </w:tc>
-        <w:tc>
-          <w:tcPr>
-            <w:tcW w:w="1417" w:type="dxa"/>
-            <w:noWrap/>
-            <w:vAlign w:val="center"/>
-            <w:hideMark/>
-          </w:tcPr>
-          <w:p>
-            <w:pPr>
-              <w:jc w:val="center"/>
-              <w:rPr>
-                <w:rFonts w:ascii="Palatino Linotype" w:hAnsi="Palatino Linotype" w:cs="Calibri"/>
-                <w:color w:val="000000"/>
-                <w:sz w:val="18"/>
-                <w:szCs w:val="18"/>
-              </w:rPr>
-            </w:pPr>
-            <w:r>
-              <w:rPr>
-                <w:rFonts w:ascii="Palatino Linotype" w:hAnsi="Palatino Linotype" w:cs="Calibri"/>
-                <w:color w:val="000000"/>
-                <w:sz w:val="18"/>
-                <w:szCs w:val="18"/>
-              </w:rPr>
-              <w:t>2.36 ± 1.64</w:t>
+            <w:tcW w:w="1548" w:type="dxa"/>
+            <w:tcBorders>
+              <w:top w:val="nil"/>
+              <w:left w:val="nil"/>
+              <w:bottom w:val="nil"/>
+              <w:right w:val="nil"/>
+            </w:tcBorders>
+            <w:noWrap/>
+            <w:vAlign w:val="bottom"/>
+            <w:hideMark/>
+          </w:tcPr>
+          <w:p>
+            <w:pPr>
+              <w:jc w:val="center"/>
+              <w:rPr>
+                <w:rFonts w:ascii="Palatino Linotype" w:hAnsi="Palatino Linotype" w:cs="Calibri"/>
+                <w:color w:val="000000"/>
+                <w:sz w:val="18"/>
+                <w:szCs w:val="18"/>
+              </w:rPr>
+            </w:pPr>
+            <w:r>
+              <w:rPr>
+                <w:rFonts w:ascii="Palatino Linotype" w:hAnsi="Palatino Linotype" w:cs="Calibri"/>
+                <w:color w:val="000000"/>
+                <w:sz w:val="18"/>
+                <w:szCs w:val="18"/>
+              </w:rPr>
+              <w:t>Proteínas</w:t>
+            </w:r>
+          </w:p>
+        </w:tc>
+        <w:tc>
+          <w:tcPr>
+            <w:tcW w:w="3411" w:type="dxa"/>
+            <w:tcBorders>
+              <w:top w:val="nil"/>
+              <w:left w:val="nil"/>
+              <w:bottom w:val="nil"/>
+              <w:right w:val="nil"/>
+            </w:tcBorders>
+            <w:noWrap/>
+            <w:vAlign w:val="bottom"/>
+            <w:hideMark/>
+          </w:tcPr>
+          <w:p>
+            <w:pPr>
+              <w:jc w:val="center"/>
+              <w:rPr>
+                <w:rFonts w:ascii="Palatino Linotype" w:hAnsi="Palatino Linotype" w:cs="Calibri"/>
+                <w:color w:val="000000"/>
+                <w:sz w:val="18"/>
+                <w:szCs w:val="18"/>
+              </w:rPr>
+            </w:pPr>
+            <w:r>
+              <w:rPr>
+                <w:rFonts w:ascii="Palatino Linotype" w:hAnsi="Palatino Linotype" w:cs="Calibri"/>
+                <w:color w:val="000000"/>
+                <w:sz w:val="18"/>
+                <w:szCs w:val="18"/>
+              </w:rPr>
+              <w:t>Bebida de almendra vs Bebida de soja</w:t>
+            </w:r>
+          </w:p>
+        </w:tc>
+        <w:tc>
+          <w:tcPr>
+            <w:tcW w:w="1060" w:type="dxa"/>
+            <w:tcBorders>
+              <w:top w:val="nil"/>
+              <w:left w:val="nil"/>
+              <w:bottom w:val="nil"/>
+              <w:right w:val="nil"/>
+            </w:tcBorders>
+            <w:noWrap/>
+            <w:vAlign w:val="bottom"/>
+            <w:hideMark/>
+          </w:tcPr>
+          <w:p>
+            <w:pPr>
+              <w:jc w:val="center"/>
+              <w:rPr>
+                <w:rFonts w:ascii="Palatino Linotype" w:hAnsi="Palatino Linotype" w:cs="Calibri"/>
+                <w:color w:val="000000"/>
+                <w:sz w:val="18"/>
+                <w:szCs w:val="18"/>
+              </w:rPr>
+            </w:pPr>
+            <w:r>
+              <w:rPr>
+                <w:rFonts w:ascii="Palatino Linotype" w:hAnsi="Palatino Linotype" w:cs="Calibri"/>
+                <w:color w:val="000000"/>
+                <w:sz w:val="18"/>
+                <w:szCs w:val="18"/>
+              </w:rPr>
+              <w:t>&lt;0.001</w:t>
             </w:r>
           </w:p>
         </w:tc>
       </w:tr>
       <w:tr>
         <w:trPr>
-          <w:trHeight w:val="416"/>
+          <w:trHeight w:val="300"/>
         </w:trPr>
         <w:tc>
           <w:tcPr>
-            <w:tcW w:w="1277" w:type="dxa"/>
-            <w:tcBorders>
-              <w:bottom w:val="single" w:sz="2" w:space="0" w:color="BFBFBF" w:themeColor="background1" w:themeShade="BF"/>
-            </w:tcBorders>
-            <w:noWrap/>
-            <w:vAlign w:val="center"/>
-            <w:hideMark/>
-          </w:tcPr>
-          <w:p>
-            <w:pPr>
-              <w:rPr>
-                <w:rFonts w:ascii="Palatino Linotype" w:hAnsi="Palatino Linotype" w:cs="Calibri"/>
-                <w:color w:val="000000"/>
-                <w:sz w:val="18"/>
-                <w:szCs w:val="18"/>
-              </w:rPr>
-            </w:pPr>
-            <w:r>
-              <w:rPr>
-                <w:rFonts w:ascii="Palatino Linotype" w:hAnsi="Palatino Linotype" w:cs="Calibri"/>
-                <w:color w:val="000000"/>
-                <w:sz w:val="18"/>
-                <w:szCs w:val="18"/>
-              </w:rPr>
-              <w:t>Leche de vaca</w:t>
-            </w:r>
-          </w:p>
-        </w:tc>
-        <w:tc>
-          <w:tcPr>
-            <w:tcW w:w="1417" w:type="dxa"/>
-            <w:tcBorders>
-              <w:bottom w:val="single" w:sz="2" w:space="0" w:color="BFBFBF" w:themeColor="background1" w:themeShade="BF"/>
-            </w:tcBorders>
-            <w:noWrap/>
-            <w:vAlign w:val="center"/>
-            <w:hideMark/>
-          </w:tcPr>
-          <w:p>
-            <w:pPr>
-              <w:jc w:val="center"/>
-              <w:rPr>
-                <w:rFonts w:ascii="Palatino Linotype" w:hAnsi="Palatino Linotype" w:cs="Calibri"/>
-                <w:color w:val="000000"/>
-                <w:sz w:val="18"/>
-                <w:szCs w:val="18"/>
-              </w:rPr>
-            </w:pPr>
-            <w:r>
-              <w:rPr>
-                <w:rFonts w:ascii="Palatino Linotype" w:hAnsi="Palatino Linotype" w:cs="Calibri"/>
-                <w:color w:val="000000"/>
-                <w:sz w:val="18"/>
-                <w:szCs w:val="18"/>
-              </w:rPr>
-              <w:t>12</w:t>
-            </w:r>
-          </w:p>
-        </w:tc>
-        <w:tc>
-          <w:tcPr>
-            <w:tcW w:w="1418" w:type="dxa"/>
-            <w:tcBorders>
-              <w:bottom w:val="single" w:sz="2" w:space="0" w:color="BFBFBF" w:themeColor="background1" w:themeShade="BF"/>
-            </w:tcBorders>
-            <w:noWrap/>
-            <w:vAlign w:val="center"/>
-            <w:hideMark/>
-          </w:tcPr>
-          <w:p>
-            <w:pPr>
-              <w:jc w:val="center"/>
-              <w:rPr>
-                <w:rFonts w:ascii="Palatino Linotype" w:hAnsi="Palatino Linotype" w:cs="Calibri"/>
-                <w:color w:val="000000"/>
-                <w:sz w:val="18"/>
-                <w:szCs w:val="18"/>
-              </w:rPr>
-            </w:pPr>
-            <w:r>
-              <w:rPr>
-                <w:rFonts w:ascii="Palatino Linotype" w:hAnsi="Palatino Linotype" w:cs="Calibri"/>
-                <w:color w:val="000000"/>
-                <w:sz w:val="18"/>
-                <w:szCs w:val="18"/>
-              </w:rPr>
-              <w:t>52.3 ± 9.8</w:t>
-            </w:r>
-          </w:p>
-        </w:tc>
-        <w:tc>
-          <w:tcPr>
-            <w:tcW w:w="1417" w:type="dxa"/>
-            <w:tcBorders>
-              <w:bottom w:val="single" w:sz="2" w:space="0" w:color="BFBFBF" w:themeColor="background1" w:themeShade="BF"/>
-            </w:tcBorders>
-            <w:noWrap/>
-            <w:vAlign w:val="center"/>
-            <w:hideMark/>
-          </w:tcPr>
-          <w:p>
-            <w:pPr>
-              <w:jc w:val="center"/>
-              <w:rPr>
-                <w:rFonts w:ascii="Palatino Linotype" w:hAnsi="Palatino Linotype" w:cs="Calibri"/>
-                <w:color w:val="000000"/>
-                <w:sz w:val="18"/>
-                <w:szCs w:val="18"/>
-              </w:rPr>
-            </w:pPr>
-            <w:r>
-              <w:rPr>
-                <w:rFonts w:ascii="Palatino Linotype" w:hAnsi="Palatino Linotype" w:cs="Calibri"/>
-                <w:color w:val="000000"/>
-                <w:sz w:val="18"/>
-                <w:szCs w:val="18"/>
-              </w:rPr>
-              <w:t>2.45 ± 1.13</w:t>
-            </w:r>
-          </w:p>
-        </w:tc>
-        <w:tc>
-          <w:tcPr>
-            <w:tcW w:w="1478" w:type="dxa"/>
-            <w:tcBorders>
-              <w:bottom w:val="single" w:sz="2" w:space="0" w:color="BFBFBF" w:themeColor="background1" w:themeShade="BF"/>
-            </w:tcBorders>
-            <w:noWrap/>
-            <w:vAlign w:val="center"/>
-            <w:hideMark/>
-          </w:tcPr>
-          <w:p>
-            <w:pPr>
-              <w:jc w:val="center"/>
-              <w:rPr>
-                <w:rFonts w:ascii="Palatino Linotype" w:hAnsi="Palatino Linotype" w:cs="Calibri"/>
-                <w:color w:val="000000"/>
-                <w:sz w:val="18"/>
-                <w:szCs w:val="18"/>
-              </w:rPr>
-            </w:pPr>
-            <w:r>
-              <w:rPr>
-                <w:rFonts w:ascii="Palatino Linotype" w:hAnsi="Palatino Linotype" w:cs="Calibri"/>
-                <w:color w:val="000000"/>
-                <w:sz w:val="18"/>
-                <w:szCs w:val="18"/>
-              </w:rPr>
-              <w:t>1.32 ± 0.71</w:t>
-            </w:r>
-          </w:p>
-        </w:tc>
-        <w:tc>
-          <w:tcPr>
-            <w:tcW w:w="1216" w:type="dxa"/>
-            <w:tcBorders>
-              <w:bottom w:val="single" w:sz="2" w:space="0" w:color="BFBFBF" w:themeColor="background1" w:themeShade="BF"/>
-            </w:tcBorders>
-            <w:noWrap/>
-            <w:vAlign w:val="center"/>
-            <w:hideMark/>
-          </w:tcPr>
-          <w:p>
-            <w:pPr>
-              <w:jc w:val="center"/>
-              <w:rPr>
-                <w:rFonts w:ascii="Palatino Linotype" w:hAnsi="Palatino Linotype" w:cs="Calibri"/>
-                <w:color w:val="000000"/>
-                <w:sz w:val="18"/>
-                <w:szCs w:val="18"/>
-              </w:rPr>
-            </w:pPr>
-            <w:r>
-              <w:rPr>
-                <w:rFonts w:ascii="Palatino Linotype" w:hAnsi="Palatino Linotype" w:cs="Calibri"/>
-                <w:color w:val="000000"/>
-                <w:sz w:val="18"/>
-                <w:szCs w:val="18"/>
-              </w:rPr>
-              <w:t>4.64 ± 0.17</w:t>
-            </w:r>
-          </w:p>
-        </w:tc>
-        <w:tc>
-          <w:tcPr>
-            <w:tcW w:w="1417" w:type="dxa"/>
-            <w:tcBorders>
-              <w:bottom w:val="single" w:sz="2" w:space="0" w:color="BFBFBF" w:themeColor="background1" w:themeShade="BF"/>
-            </w:tcBorders>
-            <w:noWrap/>
-            <w:vAlign w:val="center"/>
-            <w:hideMark/>
-          </w:tcPr>
-          <w:p>
-            <w:pPr>
-              <w:jc w:val="center"/>
-              <w:rPr>
-                <w:rFonts w:ascii="Palatino Linotype" w:hAnsi="Palatino Linotype" w:cs="Calibri"/>
-                <w:color w:val="000000"/>
-                <w:sz w:val="18"/>
-                <w:szCs w:val="18"/>
-              </w:rPr>
-            </w:pPr>
-            <w:r>
-              <w:rPr>
-                <w:rFonts w:ascii="Palatino Linotype" w:hAnsi="Palatino Linotype" w:cs="Calibri"/>
-                <w:color w:val="000000"/>
-                <w:sz w:val="18"/>
-                <w:szCs w:val="18"/>
-              </w:rPr>
-              <w:t>3.24 ± 0.20</w:t>
+            <w:tcW w:w="1548" w:type="dxa"/>
+            <w:tcBorders>
+              <w:top w:val="nil"/>
+              <w:left w:val="nil"/>
+              <w:bottom w:val="nil"/>
+              <w:right w:val="nil"/>
+            </w:tcBorders>
+            <w:noWrap/>
+            <w:vAlign w:val="bottom"/>
+            <w:hideMark/>
+          </w:tcPr>
+          <w:p>
+            <w:pPr>
+              <w:jc w:val="center"/>
+              <w:rPr>
+                <w:rFonts w:ascii="Palatino Linotype" w:hAnsi="Palatino Linotype" w:cs="Calibri"/>
+                <w:color w:val="000000"/>
+                <w:sz w:val="18"/>
+                <w:szCs w:val="18"/>
+              </w:rPr>
+            </w:pPr>
+            <w:r>
+              <w:rPr>
+                <w:rFonts w:ascii="Palatino Linotype" w:hAnsi="Palatino Linotype" w:cs="Calibri"/>
+                <w:color w:val="000000"/>
+                <w:sz w:val="18"/>
+                <w:szCs w:val="18"/>
+              </w:rPr>
+              <w:t>Proteínas</w:t>
+            </w:r>
+          </w:p>
+        </w:tc>
+        <w:tc>
+          <w:tcPr>
+            <w:tcW w:w="3411" w:type="dxa"/>
+            <w:tcBorders>
+              <w:top w:val="nil"/>
+              <w:left w:val="nil"/>
+              <w:bottom w:val="nil"/>
+              <w:right w:val="nil"/>
+            </w:tcBorders>
+            <w:noWrap/>
+            <w:vAlign w:val="bottom"/>
+            <w:hideMark/>
+          </w:tcPr>
+          <w:p>
+            <w:pPr>
+              <w:jc w:val="center"/>
+              <w:rPr>
+                <w:rFonts w:ascii="Palatino Linotype" w:hAnsi="Palatino Linotype" w:cs="Calibri"/>
+                <w:color w:val="000000"/>
+                <w:sz w:val="18"/>
+                <w:szCs w:val="18"/>
+              </w:rPr>
+            </w:pPr>
+            <w:r>
+              <w:rPr>
+                <w:rFonts w:ascii="Palatino Linotype" w:hAnsi="Palatino Linotype" w:cs="Calibri"/>
+                <w:color w:val="000000"/>
+                <w:sz w:val="18"/>
+                <w:szCs w:val="18"/>
+              </w:rPr>
+              <w:t>Bebida de almendra vs Leche de vaca</w:t>
+            </w:r>
+          </w:p>
+        </w:tc>
+        <w:tc>
+          <w:tcPr>
+            <w:tcW w:w="1060" w:type="dxa"/>
+            <w:tcBorders>
+              <w:top w:val="nil"/>
+              <w:left w:val="nil"/>
+              <w:bottom w:val="nil"/>
+              <w:right w:val="nil"/>
+            </w:tcBorders>
+            <w:noWrap/>
+            <w:vAlign w:val="bottom"/>
+            <w:hideMark/>
+          </w:tcPr>
+          <w:p>
+            <w:pPr>
+              <w:jc w:val="center"/>
+              <w:rPr>
+                <w:rFonts w:ascii="Palatino Linotype" w:hAnsi="Palatino Linotype" w:cs="Calibri"/>
+                <w:color w:val="000000"/>
+                <w:sz w:val="18"/>
+                <w:szCs w:val="18"/>
+              </w:rPr>
+            </w:pPr>
+            <w:r>
+              <w:rPr>
+                <w:rFonts w:ascii="Palatino Linotype" w:hAnsi="Palatino Linotype" w:cs="Calibri"/>
+                <w:color w:val="000000"/>
+                <w:sz w:val="18"/>
+                <w:szCs w:val="18"/>
+              </w:rPr>
+              <w:t>&lt;0.001</w:t>
+            </w:r>
+          </w:p>
+        </w:tc>
+      </w:tr>
+      <w:tr>
+        <w:trPr>
+          <w:trHeight w:val="300"/>
+        </w:trPr>
+        <w:tc>
+          <w:tcPr>
+            <w:tcW w:w="1548" w:type="dxa"/>
+            <w:tcBorders>
+              <w:top w:val="nil"/>
+              <w:left w:val="nil"/>
+              <w:bottom w:val="nil"/>
+              <w:right w:val="nil"/>
+            </w:tcBorders>
+            <w:noWrap/>
+            <w:vAlign w:val="bottom"/>
+            <w:hideMark/>
+          </w:tcPr>
+          <w:p>
+            <w:pPr>
+              <w:jc w:val="center"/>
+              <w:rPr>
+                <w:rFonts w:ascii="Palatino Linotype" w:hAnsi="Palatino Linotype" w:cs="Calibri"/>
+                <w:color w:val="000000"/>
+                <w:sz w:val="18"/>
+                <w:szCs w:val="18"/>
+              </w:rPr>
+            </w:pPr>
+            <w:r>
+              <w:rPr>
+                <w:rFonts w:ascii="Palatino Linotype" w:hAnsi="Palatino Linotype" w:cs="Calibri"/>
+                <w:color w:val="000000"/>
+                <w:sz w:val="18"/>
+                <w:szCs w:val="18"/>
+              </w:rPr>
+              <w:t>Proteínas</w:t>
+            </w:r>
+          </w:p>
+        </w:tc>
+        <w:tc>
+          <w:tcPr>
+            <w:tcW w:w="3411" w:type="dxa"/>
+            <w:tcBorders>
+              <w:top w:val="nil"/>
+              <w:left w:val="nil"/>
+              <w:bottom w:val="nil"/>
+              <w:right w:val="nil"/>
+            </w:tcBorders>
+            <w:noWrap/>
+            <w:vAlign w:val="bottom"/>
+            <w:hideMark/>
+          </w:tcPr>
+          <w:p>
+            <w:pPr>
+              <w:jc w:val="center"/>
+              <w:rPr>
+                <w:rFonts w:ascii="Palatino Linotype" w:hAnsi="Palatino Linotype" w:cs="Calibri"/>
+                <w:color w:val="000000"/>
+                <w:sz w:val="18"/>
+                <w:szCs w:val="18"/>
+              </w:rPr>
+            </w:pPr>
+            <w:r>
+              <w:rPr>
+                <w:rFonts w:ascii="Palatino Linotype" w:hAnsi="Palatino Linotype" w:cs="Calibri"/>
+                <w:color w:val="000000"/>
+                <w:sz w:val="18"/>
+                <w:szCs w:val="18"/>
+              </w:rPr>
+              <w:t>Bebida de avena vs Bebida de soja</w:t>
+            </w:r>
+          </w:p>
+        </w:tc>
+        <w:tc>
+          <w:tcPr>
+            <w:tcW w:w="1060" w:type="dxa"/>
+            <w:tcBorders>
+              <w:top w:val="nil"/>
+              <w:left w:val="nil"/>
+              <w:bottom w:val="nil"/>
+              <w:right w:val="nil"/>
+            </w:tcBorders>
+            <w:noWrap/>
+            <w:vAlign w:val="bottom"/>
+            <w:hideMark/>
+          </w:tcPr>
+          <w:p>
+            <w:pPr>
+              <w:jc w:val="center"/>
+              <w:rPr>
+                <w:rFonts w:ascii="Palatino Linotype" w:hAnsi="Palatino Linotype" w:cs="Calibri"/>
+                <w:color w:val="000000"/>
+                <w:sz w:val="18"/>
+                <w:szCs w:val="18"/>
+              </w:rPr>
+            </w:pPr>
+            <w:r>
+              <w:rPr>
+                <w:rFonts w:ascii="Palatino Linotype" w:hAnsi="Palatino Linotype" w:cs="Calibri"/>
+                <w:color w:val="000000"/>
+                <w:sz w:val="18"/>
+                <w:szCs w:val="18"/>
+              </w:rPr>
+              <w:t>0.004</w:t>
+            </w:r>
+          </w:p>
+        </w:tc>
+      </w:tr>
+      <w:tr>
+        <w:trPr>
+          <w:trHeight w:val="300"/>
+        </w:trPr>
+        <w:tc>
+          <w:tcPr>
+            <w:tcW w:w="1548" w:type="dxa"/>
+            <w:tcBorders>
+              <w:top w:val="nil"/>
+              <w:left w:val="nil"/>
+              <w:bottom w:val="nil"/>
+              <w:right w:val="nil"/>
+            </w:tcBorders>
+            <w:noWrap/>
+            <w:vAlign w:val="bottom"/>
+            <w:hideMark/>
+          </w:tcPr>
+          <w:p>
+            <w:pPr>
+              <w:jc w:val="center"/>
+              <w:rPr>
+                <w:rFonts w:ascii="Palatino Linotype" w:hAnsi="Palatino Linotype" w:cs="Calibri"/>
+                <w:color w:val="000000"/>
+                <w:sz w:val="18"/>
+                <w:szCs w:val="18"/>
+              </w:rPr>
+            </w:pPr>
+            <w:r>
+              <w:rPr>
+                <w:rFonts w:ascii="Palatino Linotype" w:hAnsi="Palatino Linotype" w:cs="Calibri"/>
+                <w:color w:val="000000"/>
+                <w:sz w:val="18"/>
+                <w:szCs w:val="18"/>
+              </w:rPr>
+              <w:t>Proteínas</w:t>
+            </w:r>
+          </w:p>
+        </w:tc>
+        <w:tc>
+          <w:tcPr>
+            <w:tcW w:w="3411" w:type="dxa"/>
+            <w:tcBorders>
+              <w:top w:val="nil"/>
+              <w:left w:val="nil"/>
+              <w:bottom w:val="nil"/>
+              <w:right w:val="nil"/>
+            </w:tcBorders>
+            <w:noWrap/>
+            <w:vAlign w:val="bottom"/>
+            <w:hideMark/>
+          </w:tcPr>
+          <w:p>
+            <w:pPr>
+              <w:jc w:val="center"/>
+              <w:rPr>
+                <w:rFonts w:ascii="Palatino Linotype" w:hAnsi="Palatino Linotype" w:cs="Calibri"/>
+                <w:color w:val="000000"/>
+                <w:sz w:val="18"/>
+                <w:szCs w:val="18"/>
+              </w:rPr>
+            </w:pPr>
+            <w:r>
+              <w:rPr>
+                <w:rFonts w:ascii="Palatino Linotype" w:hAnsi="Palatino Linotype" w:cs="Calibri"/>
+                <w:color w:val="000000"/>
+                <w:sz w:val="18"/>
+                <w:szCs w:val="18"/>
+              </w:rPr>
+              <w:t>Bebida de avena vs Leche de vaca</w:t>
+            </w:r>
+          </w:p>
+        </w:tc>
+        <w:tc>
+          <w:tcPr>
+            <w:tcW w:w="1060" w:type="dxa"/>
+            <w:tcBorders>
+              <w:top w:val="nil"/>
+              <w:left w:val="nil"/>
+              <w:bottom w:val="nil"/>
+              <w:right w:val="nil"/>
+            </w:tcBorders>
+            <w:noWrap/>
+            <w:vAlign w:val="bottom"/>
+            <w:hideMark/>
+          </w:tcPr>
+          <w:p>
+            <w:pPr>
+              <w:jc w:val="center"/>
+              <w:rPr>
+                <w:rFonts w:ascii="Palatino Linotype" w:hAnsi="Palatino Linotype" w:cs="Calibri"/>
+                <w:color w:val="000000"/>
+                <w:sz w:val="18"/>
+                <w:szCs w:val="18"/>
+              </w:rPr>
+            </w:pPr>
+            <w:r>
+              <w:rPr>
+                <w:rFonts w:ascii="Palatino Linotype" w:hAnsi="Palatino Linotype" w:cs="Calibri"/>
+                <w:color w:val="000000"/>
+                <w:sz w:val="18"/>
+                <w:szCs w:val="18"/>
+              </w:rPr>
+              <w:t>&lt;0.001</w:t>
             </w:r>
           </w:p>
         </w:tc>
@@ -1343,7 +3499,61 @@
           <w:sz w:val="20"/>
           <w:szCs w:val="20"/>
         </w:rPr>
-        <w:t>En la Tabla 1, se observan los estadísticos descriptivos obtenidos de energía, grasa total, grasas saturadas, azúcares y proteínas para las cuatro categorías de bebidas analizadas.</w:t>
+        <w:t xml:space="preserve">En la </w:t>
+      </w:r>
+      <w:r>
+        <w:rPr>
+          <w:rFonts w:ascii="Palatino Linotype" w:hAnsi="Palatino Linotype"/>
+          <w:color w:val="000000"/>
+          <w:sz w:val="20"/>
+          <w:szCs w:val="20"/>
+        </w:rPr>
+        <w:t>t</w:t>
+      </w:r>
+      <w:r>
+        <w:rPr>
+          <w:rFonts w:ascii="Palatino Linotype" w:hAnsi="Palatino Linotype"/>
+          <w:color w:val="000000"/>
+          <w:sz w:val="20"/>
+          <w:szCs w:val="20"/>
+        </w:rPr>
+        <w:t>abla 1, se observan los estadísticos descriptivos obtenidos de energía, grasa total, grasas saturadas, azúcares y proteínas para las cuatro categorías de bebidas analizadas</w:t>
+      </w:r>
+      <w:r>
+        <w:rPr>
+          <w:rFonts w:ascii="Palatino Linotype" w:hAnsi="Palatino Linotype"/>
+          <w:color w:val="000000"/>
+          <w:sz w:val="20"/>
+          <w:szCs w:val="20"/>
+        </w:rPr>
+        <w:t>, junto al número de productos correspondientes</w:t>
+      </w:r>
+      <w:r>
+        <w:rPr>
+          <w:rFonts w:ascii="Palatino Linotype" w:hAnsi="Palatino Linotype"/>
+          <w:color w:val="000000"/>
+          <w:sz w:val="20"/>
+          <w:szCs w:val="20"/>
+        </w:rPr>
+        <w:t xml:space="preserve">, expresados como media </w:t>
+      </w:r>
+      <w:r>
+        <w:rPr>
+          <w:rFonts w:ascii="Palatino Linotype" w:hAnsi="Palatino Linotype" w:cs="Calibri"/>
+          <w:color w:val="000000"/>
+          <w:sz w:val="18"/>
+          <w:szCs w:val="18"/>
+        </w:rPr>
+        <w:t xml:space="preserve">± </w:t>
+      </w:r>
+      <w:r>
+        <w:rPr>
+          <w:rFonts w:ascii="Palatino Linotype" w:hAnsi="Palatino Linotype" w:cs="Calibri"/>
+          <w:color w:val="000000"/>
+          <w:sz w:val="18"/>
+          <w:szCs w:val="18"/>
+        </w:rPr>
+        <w:t xml:space="preserve">desviación estándar. </w:t>
       </w:r>
     </w:p>
     <w:p>
@@ -1364,7 +3574,25 @@
           <w:sz w:val="20"/>
           <w:szCs w:val="20"/>
         </w:rPr>
-        <w:t xml:space="preserve">Las bebidas de almendra presentaron la mayor variabilidad en azúcares y </w:t>
+        <w:t>Las bebidas de almendra presentaron la mayor variabilidad</w:t>
+      </w:r>
+      <w:r>
+        <w:rPr>
+          <w:rFonts w:ascii="Palatino Linotype" w:hAnsi="Palatino Linotype"/>
+          <w:color w:val="000000"/>
+          <w:sz w:val="20"/>
+          <w:szCs w:val="20"/>
+        </w:rPr>
+        <w:t xml:space="preserve"> en</w:t>
+      </w:r>
+      <w:r>
+        <w:rPr>
+          <w:rFonts w:ascii="Palatino Linotype" w:hAnsi="Palatino Linotype"/>
+          <w:color w:val="000000"/>
+          <w:sz w:val="20"/>
+          <w:szCs w:val="20"/>
+        </w:rPr>
+        <w:t xml:space="preserve"> </w:t>
       </w:r>
       <w:r>
         <w:rPr>
@@ -1427,7 +3655,43 @@
           <w:sz w:val="20"/>
           <w:szCs w:val="20"/>
         </w:rPr>
-        <w:t xml:space="preserve">. El menor contenido medio proteico lo presentaron las bebidas de avena, con 1.03g/100mL, mientras que las bebidas de soja presentaron un contenido medio </w:t>
+        <w:t>. El menor contenido medio proteico lo presentaron las bebidas de avena</w:t>
+      </w:r>
+      <w:r>
+        <w:rPr>
+          <w:rFonts w:ascii="Palatino Linotype" w:hAnsi="Palatino Linotype"/>
+          <w:color w:val="000000"/>
+          <w:sz w:val="20"/>
+          <w:szCs w:val="20"/>
+        </w:rPr>
+        <w:t xml:space="preserve"> (</w:t>
+      </w:r>
+      <w:r>
+        <w:rPr>
+          <w:rFonts w:ascii="Palatino Linotype" w:hAnsi="Palatino Linotype"/>
+          <w:color w:val="000000"/>
+          <w:sz w:val="20"/>
+          <w:szCs w:val="20"/>
+        </w:rPr>
+        <w:t>1.03g/100mL</w:t>
+      </w:r>
+      <w:r>
+        <w:rPr>
+          <w:rFonts w:ascii="Palatino Linotype" w:hAnsi="Palatino Linotype"/>
+          <w:color w:val="000000"/>
+          <w:sz w:val="20"/>
+          <w:szCs w:val="20"/>
+        </w:rPr>
+        <w:t>)</w:t>
+      </w:r>
+      <w:r>
+        <w:rPr>
+          <w:rFonts w:ascii="Palatino Linotype" w:hAnsi="Palatino Linotype"/>
+          <w:color w:val="000000"/>
+          <w:sz w:val="20"/>
+          <w:szCs w:val="20"/>
+        </w:rPr>
+        <w:t xml:space="preserve">, mientras que las bebidas de soja presentaron un contenido medio </w:t>
       </w:r>
       <w:r>
         <w:rPr>
@@ -1445,7 +3709,115 @@
           <w:sz w:val="20"/>
           <w:szCs w:val="20"/>
         </w:rPr>
-        <w:t xml:space="preserve"> a los otros tipos de bebidas vegetales con 2.36g/100mL. La leche de vaca, por su lado, presentó el mayor contenido medio en grasas saturadas con </w:t>
+        <w:t xml:space="preserve"> a los otros tipos de bebidas vegetales</w:t>
+      </w:r>
+      <w:r>
+        <w:rPr>
+          <w:rFonts w:ascii="Palatino Linotype" w:hAnsi="Palatino Linotype"/>
+          <w:color w:val="000000"/>
+          <w:sz w:val="20"/>
+          <w:szCs w:val="20"/>
+        </w:rPr>
+        <w:t xml:space="preserve"> (3</w:t>
+      </w:r>
+      <w:r>
+        <w:rPr>
+          <w:rFonts w:ascii="Palatino Linotype" w:hAnsi="Palatino Linotype"/>
+          <w:color w:val="000000"/>
+          <w:sz w:val="20"/>
+          <w:szCs w:val="20"/>
+        </w:rPr>
+        <w:t>,27g</w:t>
+      </w:r>
+      <w:r>
+        <w:rPr>
+          <w:rFonts w:ascii="Palatino Linotype" w:hAnsi="Palatino Linotype"/>
+          <w:color w:val="000000"/>
+          <w:sz w:val="20"/>
+          <w:szCs w:val="20"/>
+        </w:rPr>
+        <w:t>/100mL</w:t>
+      </w:r>
+      <w:r>
+        <w:rPr>
+          <w:rFonts w:ascii="Palatino Linotype" w:hAnsi="Palatino Linotype"/>
+          <w:color w:val="000000"/>
+          <w:sz w:val="20"/>
+          <w:szCs w:val="20"/>
+        </w:rPr>
+        <w:t>), con un</w:t>
+      </w:r>
+      <w:r>
+        <w:rPr>
+          <w:rFonts w:ascii="Palatino Linotype" w:hAnsi="Palatino Linotype"/>
+          <w:color w:val="000000"/>
+          <w:sz w:val="20"/>
+          <w:szCs w:val="20"/>
+        </w:rPr>
+        <w:t xml:space="preserve"> valor muy similar al contenido proteico de la leche de vaca (3,24g/100mL)</w:t>
+      </w:r>
+      <w:r>
+        <w:rPr>
+          <w:rFonts w:ascii="Palatino Linotype" w:hAnsi="Palatino Linotype"/>
+          <w:color w:val="000000"/>
+          <w:sz w:val="20"/>
+          <w:szCs w:val="20"/>
+        </w:rPr>
+        <w:t xml:space="preserve">, y la mayor variabilidad para azúcares. </w:t>
+      </w:r>
+      <w:r>
+        <w:rPr>
+          <w:rFonts w:ascii="Palatino Linotype" w:hAnsi="Palatino Linotype"/>
+          <w:color w:val="000000"/>
+          <w:sz w:val="20"/>
+          <w:szCs w:val="20"/>
+        </w:rPr>
+        <w:t xml:space="preserve">La leche de </w:t>
+      </w:r>
+      <w:r>
+        <w:rPr>
+          <w:rFonts w:ascii="Palatino Linotype" w:hAnsi="Palatino Linotype"/>
+          <w:color w:val="000000"/>
+          <w:sz w:val="20"/>
+          <w:szCs w:val="20"/>
+        </w:rPr>
+        <w:t xml:space="preserve">vaca, </w:t>
+      </w:r>
+      <w:r>
+        <w:rPr>
+          <w:rFonts w:ascii="Palatino Linotype" w:hAnsi="Palatino Linotype"/>
+          <w:color w:val="000000"/>
+          <w:sz w:val="20"/>
+          <w:szCs w:val="20"/>
+        </w:rPr>
+        <w:t>por su lado</w:t>
+      </w:r>
+      <w:r>
+        <w:rPr>
+          <w:rFonts w:ascii="Palatino Linotype" w:hAnsi="Palatino Linotype"/>
+          <w:color w:val="000000"/>
+          <w:sz w:val="20"/>
+          <w:szCs w:val="20"/>
+        </w:rPr>
+        <w:t xml:space="preserve">, </w:t>
+      </w:r>
+      <w:r>
+        <w:rPr>
+          <w:rFonts w:ascii="Palatino Linotype" w:hAnsi="Palatino Linotype"/>
+          <w:color w:val="000000"/>
+          <w:sz w:val="20"/>
+          <w:szCs w:val="20"/>
+        </w:rPr>
+        <w:t xml:space="preserve">presentó el mayor contenido medio en grasas saturadas </w:t>
+      </w:r>
+      <w:r>
+        <w:rPr>
+          <w:rFonts w:ascii="Palatino Linotype" w:hAnsi="Palatino Linotype"/>
+          <w:color w:val="000000"/>
+          <w:sz w:val="20"/>
+          <w:szCs w:val="20"/>
+        </w:rPr>
+        <w:t>(</w:t>
       </w:r>
       <w:r>
         <w:rPr>
@@ -1463,39 +3835,222 @@
           <w:sz w:val="20"/>
           <w:szCs w:val="20"/>
         </w:rPr>
-        <w:t>/100mL y el mayor contenido medio proteico con 3.24g/100mL.</w:t>
+        <w:t>/100mL</w:t>
+      </w:r>
+      <w:r>
+        <w:rPr>
+          <w:rFonts w:ascii="Palatino Linotype" w:hAnsi="Palatino Linotype"/>
+          <w:color w:val="000000"/>
+          <w:sz w:val="20"/>
+          <w:szCs w:val="20"/>
+        </w:rPr>
+        <w:t>).</w:t>
       </w:r>
     </w:p>
     <w:p>
       <w:pPr>
-        <w:rPr>
-          <w:rFonts w:ascii="Palatino Linotype" w:hAnsi="Palatino Linotype"/>
+        <w:pStyle w:val="NormalWeb"/>
+        <w:jc w:val="both"/>
+        <w:rPr>
+          <w:rFonts w:ascii="Palatino Linotype" w:hAnsi="Palatino Linotype"/>
+          <w:color w:val="000000"/>
+          <w:sz w:val="20"/>
+          <w:szCs w:val="20"/>
         </w:rPr>
       </w:pPr>
       <w:r>
         <w:rPr>
           <w:rFonts w:ascii="Palatino Linotype" w:hAnsi="Palatino Linotype"/>
-        </w:rPr>
-        <w:t xml:space="preserve">3.2. </w:t>
-      </w:r>
-      <w:r>
-        <w:rPr>
-          <w:rFonts w:ascii="Palatino Linotype" w:hAnsi="Palatino Linotype"/>
-        </w:rPr>
-        <w:t>DISTRIBUCIÓN DE VARIABLES NUTRICIONALES</w:t>
-      </w:r>
-      <w:r>
-        <w:rPr>
-          <w:rFonts w:ascii="Palatino Linotype" w:hAnsi="Palatino Linotype"/>
+          <w:color w:val="000000"/>
+          <w:sz w:val="20"/>
+          <w:szCs w:val="20"/>
+        </w:rPr>
+        <w:t xml:space="preserve">En la </w:t>
+      </w:r>
+      <w:r>
+        <w:rPr>
+          <w:rFonts w:ascii="Palatino Linotype" w:hAnsi="Palatino Linotype"/>
+          <w:color w:val="000000"/>
+          <w:sz w:val="20"/>
+          <w:szCs w:val="20"/>
+        </w:rPr>
+        <w:t>t</w:t>
+      </w:r>
+      <w:r>
+        <w:rPr>
+          <w:rFonts w:ascii="Palatino Linotype" w:hAnsi="Palatino Linotype"/>
+          <w:color w:val="000000"/>
+          <w:sz w:val="20"/>
+          <w:szCs w:val="20"/>
+        </w:rPr>
+        <w:t xml:space="preserve">abla 2, se observan los resultados </w:t>
+      </w:r>
+      <w:r>
+        <w:rPr>
+          <w:rFonts w:ascii="Palatino Linotype" w:hAnsi="Palatino Linotype"/>
+          <w:color w:val="000000"/>
+          <w:sz w:val="20"/>
+          <w:szCs w:val="20"/>
+        </w:rPr>
+        <w:t xml:space="preserve">obtenidos </w:t>
+      </w:r>
+      <w:r>
+        <w:rPr>
+          <w:rFonts w:ascii="Palatino Linotype" w:hAnsi="Palatino Linotype"/>
+          <w:color w:val="000000"/>
+          <w:sz w:val="20"/>
+          <w:szCs w:val="20"/>
+        </w:rPr>
+        <w:t>de la prueba de Kruskal-Wallis</w:t>
+      </w:r>
+      <w:r>
+        <w:rPr>
+          <w:rFonts w:ascii="Palatino Linotype" w:hAnsi="Palatino Linotype"/>
+          <w:color w:val="000000"/>
+          <w:sz w:val="20"/>
+          <w:szCs w:val="20"/>
+        </w:rPr>
+        <w:t>. Se mostraron diferencias estadísticamente significativas entre los tipos de bebidas para las grasas saturadas y las proteínas</w:t>
+      </w:r>
+      <w:r>
+        <w:rPr>
+          <w:rFonts w:ascii="Palatino Linotype" w:hAnsi="Palatino Linotype"/>
+          <w:color w:val="000000"/>
+          <w:sz w:val="20"/>
+          <w:szCs w:val="20"/>
+        </w:rPr>
+        <w:t xml:space="preserve"> (</w:t>
+      </w:r>
+      <w:r>
+        <w:rPr>
+          <w:rFonts w:ascii="Palatino Linotype" w:hAnsi="Palatino Linotype"/>
+          <w:color w:val="000000"/>
+          <w:sz w:val="20"/>
+          <w:szCs w:val="20"/>
+        </w:rPr>
+        <w:t>p</w:t>
+      </w:r>
+      <w:r>
+        <w:rPr>
+          <w:rFonts w:ascii="Palatino Linotype" w:hAnsi="Palatino Linotype"/>
+          <w:color w:val="000000"/>
+          <w:sz w:val="20"/>
+          <w:szCs w:val="20"/>
+        </w:rPr>
+        <w:t xml:space="preserve"> </w:t>
+      </w:r>
+      <w:r>
+        <w:rPr>
+          <w:rFonts w:ascii="Palatino Linotype" w:hAnsi="Palatino Linotype"/>
+          <w:color w:val="000000"/>
+          <w:sz w:val="20"/>
+          <w:szCs w:val="20"/>
+        </w:rPr>
+        <w:t>&lt; 0.001</w:t>
+      </w:r>
+      <w:r>
+        <w:rPr>
+          <w:rFonts w:ascii="Palatino Linotype" w:hAnsi="Palatino Linotype"/>
+          <w:color w:val="000000"/>
+          <w:sz w:val="20"/>
+          <w:szCs w:val="20"/>
+        </w:rPr>
+        <w:t xml:space="preserve">). </w:t>
+      </w:r>
+      <w:r>
+        <w:rPr>
+          <w:rFonts w:ascii="Palatino Linotype" w:hAnsi="Palatino Linotype"/>
+          <w:color w:val="000000"/>
+          <w:sz w:val="20"/>
+          <w:szCs w:val="20"/>
+        </w:rPr>
+        <w:t>Además, en ambos casos, también se observ</w:t>
+      </w:r>
+      <w:r>
+        <w:rPr>
+          <w:rFonts w:ascii="Palatino Linotype" w:hAnsi="Palatino Linotype"/>
+          <w:color w:val="000000"/>
+          <w:sz w:val="20"/>
+          <w:szCs w:val="20"/>
+        </w:rPr>
+        <w:t>ó</w:t>
+      </w:r>
+      <w:r>
+        <w:rPr>
+          <w:rFonts w:ascii="Palatino Linotype" w:hAnsi="Palatino Linotype"/>
+          <w:color w:val="000000"/>
+          <w:sz w:val="20"/>
+          <w:szCs w:val="20"/>
+        </w:rPr>
+        <w:t xml:space="preserve"> un </w:t>
+      </w:r>
+      <w:r>
+        <w:rPr>
+          <w:rFonts w:ascii="Palatino Linotype" w:hAnsi="Palatino Linotype"/>
+          <w:color w:val="000000"/>
+          <w:sz w:val="20"/>
+          <w:szCs w:val="20"/>
+        </w:rPr>
+        <w:t>tamaño del</w:t>
+      </w:r>
+      <w:r>
+        <w:rPr>
+          <w:rFonts w:ascii="Palatino Linotype" w:hAnsi="Palatino Linotype"/>
+          <w:color w:val="000000"/>
+          <w:sz w:val="20"/>
+          <w:szCs w:val="20"/>
+        </w:rPr>
+        <w:t xml:space="preserve"> efecto elevado. Para la energía (p = 0.104</w:t>
+      </w:r>
+      <w:r>
+        <w:rPr>
+          <w:rFonts w:ascii="Palatino Linotype" w:hAnsi="Palatino Linotype"/>
+          <w:color w:val="000000"/>
+          <w:sz w:val="20"/>
+          <w:szCs w:val="20"/>
+        </w:rPr>
+        <w:t>),</w:t>
+      </w:r>
+      <w:r>
+        <w:rPr>
+          <w:rFonts w:ascii="Palatino Linotype" w:hAnsi="Palatino Linotype"/>
+          <w:color w:val="000000"/>
+          <w:sz w:val="20"/>
+          <w:szCs w:val="20"/>
+        </w:rPr>
+        <w:t xml:space="preserve"> las grasas totales (p = 0.541) y los azúcares (p = 0.207), no se obtuvieron diferencias estadísticamente significativas.</w:t>
+      </w:r>
+    </w:p>
+    <w:p>
+      <w:pPr>
+        <w:pStyle w:val="NormalWeb"/>
+        <w:jc w:val="both"/>
+        <w:rPr>
+          <w:rFonts w:ascii="Palatino Linotype" w:hAnsi="Palatino Linotype"/>
+          <w:color w:val="000000"/>
+          <w:sz w:val="20"/>
+          <w:szCs w:val="20"/>
+        </w:rPr>
+      </w:pPr>
+      <w:r>
+        <w:rPr>
           <w:noProof/>
-          <w:sz w:val="20"/>
-          <w:szCs w:val="20"/>
-        </w:rPr>
+          <w:color w:val="000000"/>
+        </w:rPr>
+        <w:lastRenderedPageBreak/>
         <w:drawing>
-          <wp:inline distT="0" distB="0" distL="0" distR="0" wp14:anchorId="1278B2A5" wp14:editId="19102EF3">
-            <wp:extent cx="2588456" cy="2157148"/>
-            <wp:effectExtent l="0" t="0" r="2540" b="1905"/>
-            <wp:docPr id="1814922868" name="Imagen 17" descr="Gráfico, Gráfico de cajas y bigotes&#10;&#10;El contenido generado por IA puede ser incorrecto."/>
+          <wp:anchor distT="0" distB="0" distL="114300" distR="114300" simplePos="0" relativeHeight="251658240" behindDoc="0" locked="0" layoutInCell="1" allowOverlap="1" wp14:anchorId="4D3E49ED" wp14:editId="0B4515EC">
+            <wp:simplePos x="0" y="0"/>
+            <wp:positionH relativeFrom="column">
+              <wp:posOffset>267335</wp:posOffset>
+            </wp:positionH>
+            <wp:positionV relativeFrom="paragraph">
+              <wp:posOffset>1217295</wp:posOffset>
+            </wp:positionV>
+            <wp:extent cx="4933315" cy="3170555"/>
+            <wp:effectExtent l="0" t="0" r="0" b="4445"/>
+            <wp:wrapSquare wrapText="bothSides"/>
+            <wp:docPr id="1567542812" name="Imagen 3"/>
             <wp:cNvGraphicFramePr>
               <a:graphicFrameLocks xmlns:a="http://schemas.openxmlformats.org/drawingml/2006/main" noChangeAspect="1"/>
             </wp:cNvGraphicFramePr>
@@ -1503,7 +4058,7 @@
               <a:graphicData uri="http://schemas.openxmlformats.org/drawingml/2006/picture">
                 <pic:pic xmlns:pic="http://schemas.openxmlformats.org/drawingml/2006/picture">
                   <pic:nvPicPr>
-                    <pic:cNvPr id="1814922868" name="Imagen 17" descr="Gráfico, Gráfico de cajas y bigotes&#10;&#10;El contenido generado por IA puede ser incorrecto."/>
+                    <pic:cNvPr id="1567542812" name="Imagen 1567542812"/>
                     <pic:cNvPicPr/>
                   </pic:nvPicPr>
                   <pic:blipFill>
@@ -1521,7 +4076,7 @@
                   <pic:spPr>
                     <a:xfrm>
                       <a:off x="0" y="0"/>
-                      <a:ext cx="2603968" cy="2170075"/>
+                      <a:ext cx="4933315" cy="3170555"/>
                     </a:xfrm>
                     <a:prstGeom prst="rect">
                       <a:avLst/>
@@ -1530,21 +4085,413 @@
                 </pic:pic>
               </a:graphicData>
             </a:graphic>
-          </wp:inline>
+            <wp14:sizeRelH relativeFrom="page">
+              <wp14:pctWidth>0</wp14:pctWidth>
+            </wp14:sizeRelH>
+            <wp14:sizeRelV relativeFrom="page">
+              <wp14:pctHeight>0</wp14:pctHeight>
+            </wp14:sizeRelV>
+          </wp:anchor>
         </w:drawing>
       </w:r>
       <w:r>
         <w:rPr>
           <w:rFonts w:ascii="Palatino Linotype" w:hAnsi="Palatino Linotype"/>
+          <w:color w:val="000000"/>
+          <w:sz w:val="20"/>
+          <w:szCs w:val="20"/>
+        </w:rPr>
+        <w:t xml:space="preserve">Con esto, se realizó la prueba de Dunn para obtener comparaciones múltiples post hoc (Tabla 3). </w:t>
+      </w:r>
+      <w:r>
+        <w:rPr>
+          <w:rFonts w:ascii="Palatino Linotype" w:hAnsi="Palatino Linotype"/>
+          <w:color w:val="000000"/>
+          <w:sz w:val="20"/>
+          <w:szCs w:val="20"/>
+        </w:rPr>
+        <w:t>Co</w:t>
+      </w:r>
+      <w:r>
+        <w:rPr>
+          <w:rFonts w:ascii="Palatino Linotype" w:hAnsi="Palatino Linotype"/>
+          <w:color w:val="000000"/>
+          <w:sz w:val="20"/>
+          <w:szCs w:val="20"/>
+        </w:rPr>
+        <w:t xml:space="preserve">nsiderando en conjunto </w:t>
+      </w:r>
+      <w:r>
+        <w:rPr>
+          <w:rFonts w:ascii="Palatino Linotype" w:hAnsi="Palatino Linotype"/>
+          <w:color w:val="000000"/>
+          <w:sz w:val="20"/>
+          <w:szCs w:val="20"/>
+        </w:rPr>
+        <w:t xml:space="preserve">los resultados de la </w:t>
+      </w:r>
+      <w:r>
+        <w:rPr>
+          <w:rFonts w:ascii="Palatino Linotype" w:hAnsi="Palatino Linotype"/>
+          <w:color w:val="000000"/>
+          <w:sz w:val="20"/>
+          <w:szCs w:val="20"/>
+        </w:rPr>
+        <w:t>t</w:t>
+      </w:r>
+      <w:r>
+        <w:rPr>
+          <w:rFonts w:ascii="Palatino Linotype" w:hAnsi="Palatino Linotype"/>
+          <w:color w:val="000000"/>
+          <w:sz w:val="20"/>
+          <w:szCs w:val="20"/>
+        </w:rPr>
+        <w:t xml:space="preserve">abla 3 </w:t>
+      </w:r>
+      <w:r>
+        <w:rPr>
+          <w:rFonts w:ascii="Palatino Linotype" w:hAnsi="Palatino Linotype"/>
+          <w:color w:val="000000"/>
+          <w:sz w:val="20"/>
+          <w:szCs w:val="20"/>
+        </w:rPr>
+        <w:t>y</w:t>
+      </w:r>
+      <w:r>
+        <w:rPr>
+          <w:rFonts w:ascii="Palatino Linotype" w:hAnsi="Palatino Linotype"/>
+          <w:color w:val="000000"/>
+          <w:sz w:val="20"/>
+          <w:szCs w:val="20"/>
+        </w:rPr>
+        <w:t xml:space="preserve"> los valores medios observados en la </w:t>
+      </w:r>
+      <w:r>
+        <w:rPr>
+          <w:rFonts w:ascii="Palatino Linotype" w:hAnsi="Palatino Linotype"/>
+          <w:color w:val="000000"/>
+          <w:sz w:val="20"/>
+          <w:szCs w:val="20"/>
+        </w:rPr>
+        <w:t>t</w:t>
+      </w:r>
+      <w:r>
+        <w:rPr>
+          <w:rFonts w:ascii="Palatino Linotype" w:hAnsi="Palatino Linotype"/>
+          <w:color w:val="000000"/>
+          <w:sz w:val="20"/>
+          <w:szCs w:val="20"/>
+        </w:rPr>
+        <w:t>abla 1,</w:t>
+      </w:r>
+      <w:r>
+        <w:rPr>
+          <w:rFonts w:ascii="Palatino Linotype" w:hAnsi="Palatino Linotype"/>
+          <w:color w:val="000000"/>
+          <w:sz w:val="20"/>
+          <w:szCs w:val="20"/>
+        </w:rPr>
+        <w:t xml:space="preserve"> la leche de vaca presentó un contenido de grasas saturadas significativamente superior al de las bebidas de almendra y las bebidas de avena. Por su lado, el valor proteico para las bebidas de soja y la leche de vaca presentó </w:t>
+      </w:r>
+      <w:r>
+        <w:rPr>
+          <w:rFonts w:ascii="Palatino Linotype" w:hAnsi="Palatino Linotype"/>
+          <w:color w:val="000000"/>
+          <w:sz w:val="20"/>
+          <w:szCs w:val="20"/>
+        </w:rPr>
+        <w:t>valores significativamente superiores</w:t>
+      </w:r>
+      <w:r>
+        <w:rPr>
+          <w:rFonts w:ascii="Palatino Linotype" w:hAnsi="Palatino Linotype"/>
+          <w:color w:val="000000"/>
+          <w:sz w:val="20"/>
+          <w:szCs w:val="20"/>
+        </w:rPr>
+        <w:t xml:space="preserve"> al de las bebidas de almendra y avena.</w:t>
+      </w:r>
+    </w:p>
+    <w:p>
+      <w:pPr>
+        <w:pStyle w:val="Descripcin"/>
+        <w:keepNext/>
+        <w:jc w:val="center"/>
+        <w:rPr>
+          <w:rFonts w:ascii="Palatino Linotype" w:hAnsi="Palatino Linotype"/>
+          <w:color w:val="000000" w:themeColor="text1"/>
+        </w:rPr>
+      </w:pPr>
+      <w:r>
+        <w:rPr>
+          <w:rFonts w:ascii="Palatino Linotype" w:hAnsi="Palatino Linotype"/>
+          <w:color w:val="000000" w:themeColor="text1"/>
+        </w:rPr>
+        <w:t xml:space="preserve">Figura </w:t>
+      </w:r>
+      <w:r>
+        <w:rPr>
+          <w:rFonts w:ascii="Palatino Linotype" w:hAnsi="Palatino Linotype"/>
+          <w:color w:val="000000" w:themeColor="text1"/>
+        </w:rPr>
+        <w:t>2</w:t>
+      </w:r>
+      <w:r>
+        <w:rPr>
+          <w:rFonts w:ascii="Palatino Linotype" w:hAnsi="Palatino Linotype"/>
+          <w:color w:val="000000" w:themeColor="text1"/>
+        </w:rPr>
+        <w:t xml:space="preserve">. </w:t>
+      </w:r>
+      <w:proofErr w:type="spellStart"/>
+      <w:r>
+        <w:rPr>
+          <w:rFonts w:ascii="Palatino Linotype" w:hAnsi="Palatino Linotype"/>
+          <w:color w:val="000000" w:themeColor="text1"/>
+        </w:rPr>
+        <w:t>Distribución</w:t>
+      </w:r>
+      <w:proofErr w:type="spellEnd"/>
+      <w:r>
+        <w:rPr>
+          <w:rFonts w:ascii="Palatino Linotype" w:hAnsi="Palatino Linotype"/>
+          <w:color w:val="000000" w:themeColor="text1"/>
+        </w:rPr>
+        <w:t xml:space="preserve"> de las variables </w:t>
+      </w:r>
+      <w:proofErr w:type="spellStart"/>
+      <w:r>
+        <w:rPr>
+          <w:rFonts w:ascii="Palatino Linotype" w:hAnsi="Palatino Linotype"/>
+          <w:color w:val="000000" w:themeColor="text1"/>
+        </w:rPr>
+        <w:t>nutricionales</w:t>
+      </w:r>
+      <w:proofErr w:type="spellEnd"/>
+      <w:r>
+        <w:rPr>
+          <w:rFonts w:ascii="Palatino Linotype" w:hAnsi="Palatino Linotype"/>
+          <w:color w:val="000000" w:themeColor="text1"/>
+        </w:rPr>
+        <w:t xml:space="preserve"> </w:t>
+      </w:r>
+      <w:proofErr w:type="spellStart"/>
+      <w:r>
+        <w:rPr>
+          <w:rFonts w:ascii="Palatino Linotype" w:hAnsi="Palatino Linotype"/>
+          <w:color w:val="000000" w:themeColor="text1"/>
+        </w:rPr>
+        <w:t>según</w:t>
+      </w:r>
+      <w:proofErr w:type="spellEnd"/>
+      <w:r>
+        <w:rPr>
+          <w:rFonts w:ascii="Palatino Linotype" w:hAnsi="Palatino Linotype"/>
+          <w:color w:val="000000" w:themeColor="text1"/>
+        </w:rPr>
+        <w:t xml:space="preserve"> el tipo de </w:t>
+      </w:r>
+      <w:proofErr w:type="spellStart"/>
+      <w:r>
+        <w:rPr>
+          <w:rFonts w:ascii="Palatino Linotype" w:hAnsi="Palatino Linotype"/>
+          <w:color w:val="000000" w:themeColor="text1"/>
+        </w:rPr>
+        <w:t>bebida</w:t>
+      </w:r>
+      <w:proofErr w:type="spellEnd"/>
+      <w:r>
+        <w:rPr>
+          <w:rFonts w:ascii="Palatino Linotype" w:hAnsi="Palatino Linotype"/>
+          <w:color w:val="000000" w:themeColor="text1"/>
+        </w:rPr>
+        <w:t xml:space="preserve"> </w:t>
+      </w:r>
+      <w:proofErr w:type="spellStart"/>
+      <w:r>
+        <w:rPr>
+          <w:rFonts w:ascii="Palatino Linotype" w:hAnsi="Palatino Linotype"/>
+          <w:color w:val="000000" w:themeColor="text1"/>
+        </w:rPr>
+        <w:t>analizada</w:t>
+      </w:r>
+      <w:proofErr w:type="spellEnd"/>
+    </w:p>
+    <w:p>
+      <w:pPr>
+        <w:pStyle w:val="NormalWeb"/>
+        <w:jc w:val="both"/>
+        <w:rPr>
+          <w:rFonts w:ascii="Palatino Linotype" w:hAnsi="Palatino Linotype"/>
+          <w:sz w:val="20"/>
+          <w:szCs w:val="20"/>
+        </w:rPr>
+      </w:pPr>
+      <w:r>
+        <w:rPr>
+          <w:rFonts w:ascii="Palatino Linotype" w:hAnsi="Palatino Linotype"/>
+          <w:sz w:val="20"/>
+          <w:szCs w:val="20"/>
+        </w:rPr>
+        <w:t xml:space="preserve">En la figura </w:t>
+      </w:r>
+      <w:r>
+        <w:rPr>
+          <w:rFonts w:ascii="Palatino Linotype" w:hAnsi="Palatino Linotype"/>
+          <w:sz w:val="20"/>
+          <w:szCs w:val="20"/>
+        </w:rPr>
+        <w:t>2</w:t>
+      </w:r>
+      <w:r>
+        <w:rPr>
+          <w:rFonts w:ascii="Palatino Linotype" w:hAnsi="Palatino Linotype"/>
+          <w:sz w:val="20"/>
+          <w:szCs w:val="20"/>
+        </w:rPr>
+        <w:t xml:space="preserve"> se observa la distribución para las variables nutricionales de energía, grasas totales, grasas saturadas, azúcares y proteínas </w:t>
+      </w:r>
+      <w:r>
+        <w:rPr>
+          <w:rFonts w:ascii="Palatino Linotype" w:hAnsi="Palatino Linotype"/>
+          <w:sz w:val="20"/>
+          <w:szCs w:val="20"/>
+        </w:rPr>
+        <w:t>por</w:t>
+      </w:r>
+      <w:r>
+        <w:rPr>
+          <w:rFonts w:ascii="Palatino Linotype" w:hAnsi="Palatino Linotype"/>
+          <w:sz w:val="20"/>
+          <w:szCs w:val="20"/>
+        </w:rPr>
+        <w:t xml:space="preserve"> </w:t>
+      </w:r>
+      <w:r>
+        <w:rPr>
+          <w:rFonts w:ascii="Palatino Linotype" w:hAnsi="Palatino Linotype"/>
+          <w:sz w:val="20"/>
+          <w:szCs w:val="20"/>
+        </w:rPr>
+        <w:t xml:space="preserve">100 </w:t>
+      </w:r>
+      <w:proofErr w:type="spellStart"/>
+      <w:r>
+        <w:rPr>
+          <w:rFonts w:ascii="Palatino Linotype" w:hAnsi="Palatino Linotype"/>
+          <w:sz w:val="20"/>
+          <w:szCs w:val="20"/>
+        </w:rPr>
+        <w:t>mL</w:t>
+      </w:r>
+      <w:proofErr w:type="spellEnd"/>
+      <w:r>
+        <w:rPr>
+          <w:rFonts w:ascii="Palatino Linotype" w:hAnsi="Palatino Linotype"/>
+          <w:sz w:val="20"/>
+          <w:szCs w:val="20"/>
+        </w:rPr>
+        <w:t xml:space="preserve"> para </w:t>
+      </w:r>
+      <w:r>
+        <w:rPr>
+          <w:rFonts w:ascii="Palatino Linotype" w:hAnsi="Palatino Linotype"/>
+          <w:sz w:val="20"/>
+          <w:szCs w:val="20"/>
+        </w:rPr>
+        <w:t>cada tipo de bebida analizada. Las bebidas de almendra mostraron una mayor variabilidad en la energía, los azúcares y las proteínas</w:t>
+      </w:r>
+      <w:r>
+        <w:rPr>
+          <w:rFonts w:ascii="Palatino Linotype" w:hAnsi="Palatino Linotype"/>
+          <w:sz w:val="20"/>
+          <w:szCs w:val="20"/>
+        </w:rPr>
+        <w:t xml:space="preserve">. </w:t>
+      </w:r>
+      <w:r>
+        <w:rPr>
+          <w:rFonts w:ascii="Palatino Linotype" w:hAnsi="Palatino Linotype"/>
+          <w:sz w:val="20"/>
+          <w:szCs w:val="20"/>
+        </w:rPr>
+        <w:t xml:space="preserve">A su vez, las bebidas de soja presentaron una distribución más amplia tanto para los azúcares como para las proteínas, mostrando </w:t>
+      </w:r>
+      <w:r>
+        <w:rPr>
+          <w:rFonts w:ascii="Palatino Linotype" w:hAnsi="Palatino Linotype"/>
+          <w:sz w:val="20"/>
+          <w:szCs w:val="20"/>
+        </w:rPr>
+        <w:t xml:space="preserve">contenidos proteicos </w:t>
+      </w:r>
+      <w:r>
+        <w:rPr>
+          <w:rFonts w:ascii="Palatino Linotype" w:hAnsi="Palatino Linotype"/>
+          <w:sz w:val="20"/>
+          <w:szCs w:val="20"/>
+        </w:rPr>
+        <w:t xml:space="preserve">similares </w:t>
+      </w:r>
+      <w:r>
+        <w:rPr>
+          <w:rFonts w:ascii="Palatino Linotype" w:hAnsi="Palatino Linotype"/>
+          <w:sz w:val="20"/>
+          <w:szCs w:val="20"/>
+        </w:rPr>
+        <w:t>a</w:t>
+      </w:r>
+      <w:r>
+        <w:rPr>
+          <w:rFonts w:ascii="Palatino Linotype" w:hAnsi="Palatino Linotype"/>
+          <w:sz w:val="20"/>
+          <w:szCs w:val="20"/>
+        </w:rPr>
+        <w:t xml:space="preserve"> los observados en la leche de vaca. No obstante, las bebidas de avena y la leche de vaca mostraron distribuciones más homogéneas para las 5 variables nutricionales analizadas</w:t>
+      </w:r>
+      <w:r>
+        <w:rPr>
+          <w:rFonts w:ascii="Palatino Linotype" w:hAnsi="Palatino Linotype"/>
+          <w:sz w:val="20"/>
+          <w:szCs w:val="20"/>
+        </w:rPr>
+        <w:t>. En cuanto a las grasas saturadas,</w:t>
+      </w:r>
+      <w:r>
+        <w:rPr>
+          <w:rFonts w:ascii="Palatino Linotype" w:hAnsi="Palatino Linotype"/>
+          <w:sz w:val="20"/>
+          <w:szCs w:val="20"/>
+        </w:rPr>
+        <w:t xml:space="preserve"> la leche de vaca </w:t>
+      </w:r>
+      <w:r>
+        <w:rPr>
+          <w:rFonts w:ascii="Palatino Linotype" w:hAnsi="Palatino Linotype"/>
+          <w:sz w:val="20"/>
+          <w:szCs w:val="20"/>
+        </w:rPr>
+        <w:t>mostró valores superiores en comparación a las bebidas vegetales.</w:t>
+      </w:r>
+    </w:p>
+    <w:p>
+      <w:pPr>
+        <w:rPr>
+          <w:rFonts w:ascii="-webkit-standard" w:hAnsi="-webkit-standard"/>
+          <w:color w:val="000000"/>
+          <w:sz w:val="27"/>
+          <w:szCs w:val="27"/>
+        </w:rPr>
+      </w:pPr>
+      <w:r>
+        <w:rPr>
           <w:noProof/>
-          <w:sz w:val="20"/>
-          <w:szCs w:val="20"/>
         </w:rPr>
         <w:drawing>
-          <wp:inline distT="0" distB="0" distL="0" distR="0" wp14:anchorId="30E122A7" wp14:editId="739793DB">
-            <wp:extent cx="1885071" cy="1570966"/>
-            <wp:effectExtent l="0" t="0" r="0" b="4445"/>
-            <wp:docPr id="393693356" name="Imagen 19" descr="Gráfico, Gráfico de cajas y bigotes&#10;&#10;El contenido generado por IA puede ser incorrecto."/>
+          <wp:inline distT="0" distB="0" distL="0" distR="0" wp14:anchorId="43E436DB" wp14:editId="25195098">
+            <wp:extent cx="2613136" cy="2177716"/>
+            <wp:effectExtent l="0" t="0" r="3175" b="0"/>
+            <wp:docPr id="1296488060" name="Imagen 4"/>
             <wp:cNvGraphicFramePr>
               <a:graphicFrameLocks xmlns:a="http://schemas.openxmlformats.org/drawingml/2006/main" noChangeAspect="1"/>
             </wp:cNvGraphicFramePr>
@@ -1552,7 +4499,7 @@
               <a:graphicData uri="http://schemas.openxmlformats.org/drawingml/2006/picture">
                 <pic:pic xmlns:pic="http://schemas.openxmlformats.org/drawingml/2006/picture">
                   <pic:nvPicPr>
-                    <pic:cNvPr id="393693356" name="Imagen 19" descr="Gráfico, Gráfico de cajas y bigotes&#10;&#10;El contenido generado por IA puede ser incorrecto."/>
+                    <pic:cNvPr id="1296488060" name="Imagen 1296488060"/>
                     <pic:cNvPicPr/>
                   </pic:nvPicPr>
                   <pic:blipFill>
@@ -1570,7 +4517,7 @@
                   <pic:spPr>
                     <a:xfrm>
                       <a:off x="0" y="0"/>
-                      <a:ext cx="1907369" cy="1589548"/>
+                      <a:ext cx="2625544" cy="2188056"/>
                     </a:xfrm>
                     <a:prstGeom prst="rect">
                       <a:avLst/>
@@ -1585,517 +4532,248 @@
     </w:p>
     <w:p>
       <w:pPr>
-        <w:pStyle w:val="NormalWeb"/>
+        <w:pStyle w:val="Descripcin"/>
+        <w:keepNext/>
+        <w:rPr>
+          <w:rFonts w:ascii="Palatino Linotype" w:hAnsi="Palatino Linotype"/>
+          <w:color w:val="000000" w:themeColor="text1"/>
+        </w:rPr>
       </w:pPr>
+      <w:r>
+        <w:rPr>
+          <w:rFonts w:ascii="Palatino Linotype" w:hAnsi="Palatino Linotype"/>
+          <w:color w:val="000000" w:themeColor="text1"/>
+        </w:rPr>
+        <w:lastRenderedPageBreak/>
+        <w:t xml:space="preserve">Figura </w:t>
+      </w:r>
+      <w:r>
+        <w:rPr>
+          <w:rFonts w:ascii="Palatino Linotype" w:hAnsi="Palatino Linotype"/>
+          <w:color w:val="000000" w:themeColor="text1"/>
+        </w:rPr>
+        <w:t>3</w:t>
+      </w:r>
+      <w:r>
+        <w:rPr>
+          <w:rFonts w:ascii="Palatino Linotype" w:hAnsi="Palatino Linotype"/>
+          <w:color w:val="000000" w:themeColor="text1"/>
+        </w:rPr>
+        <w:t xml:space="preserve">. </w:t>
+      </w:r>
+      <w:r>
+        <w:rPr>
+          <w:rFonts w:ascii="Palatino Linotype" w:hAnsi="Palatino Linotype"/>
+          <w:color w:val="000000" w:themeColor="text1"/>
+        </w:rPr>
+        <w:t xml:space="preserve"> </w:t>
+      </w:r>
+      <w:proofErr w:type="spellStart"/>
+      <w:r>
+        <w:rPr>
+          <w:rFonts w:ascii="Palatino Linotype" w:hAnsi="Palatino Linotype"/>
+          <w:color w:val="000000" w:themeColor="text1"/>
+        </w:rPr>
+        <w:t>Distribución</w:t>
+      </w:r>
+      <w:proofErr w:type="spellEnd"/>
+      <w:r>
+        <w:rPr>
+          <w:rFonts w:ascii="Palatino Linotype" w:hAnsi="Palatino Linotype"/>
+          <w:color w:val="000000" w:themeColor="text1"/>
+        </w:rPr>
+        <w:t xml:space="preserve"> del </w:t>
+      </w:r>
+      <w:proofErr w:type="spellStart"/>
+      <w:r>
+        <w:rPr>
+          <w:rFonts w:ascii="Palatino Linotype" w:hAnsi="Palatino Linotype"/>
+          <w:i/>
+          <w:iCs/>
+          <w:color w:val="000000" w:themeColor="text1"/>
+        </w:rPr>
+        <w:t>scoring</w:t>
+      </w:r>
+      <w:proofErr w:type="spellEnd"/>
+      <w:r>
+        <w:rPr>
+          <w:rFonts w:ascii="Palatino Linotype" w:hAnsi="Palatino Linotype"/>
+          <w:color w:val="000000" w:themeColor="text1"/>
+        </w:rPr>
+        <w:t xml:space="preserve"> nutricional </w:t>
+      </w:r>
+      <w:proofErr w:type="spellStart"/>
+      <w:r>
+        <w:rPr>
+          <w:rFonts w:ascii="Palatino Linotype" w:hAnsi="Palatino Linotype"/>
+          <w:color w:val="000000" w:themeColor="text1"/>
+        </w:rPr>
+        <w:t>estandarizado</w:t>
+      </w:r>
+      <w:proofErr w:type="spellEnd"/>
+      <w:r>
+        <w:rPr>
+          <w:rFonts w:ascii="Palatino Linotype" w:hAnsi="Palatino Linotype"/>
+          <w:color w:val="000000" w:themeColor="text1"/>
+        </w:rPr>
+        <w:t xml:space="preserve"> </w:t>
+      </w:r>
+      <w:proofErr w:type="spellStart"/>
+      <w:r>
+        <w:rPr>
+          <w:rFonts w:ascii="Palatino Linotype" w:hAnsi="Palatino Linotype"/>
+          <w:color w:val="000000" w:themeColor="text1"/>
+        </w:rPr>
+        <w:t>según</w:t>
+      </w:r>
+      <w:proofErr w:type="spellEnd"/>
+      <w:r>
+        <w:rPr>
+          <w:rFonts w:ascii="Palatino Linotype" w:hAnsi="Palatino Linotype"/>
+          <w:color w:val="000000" w:themeColor="text1"/>
+        </w:rPr>
+        <w:t xml:space="preserve"> el tipo de </w:t>
+      </w:r>
+      <w:proofErr w:type="spellStart"/>
+      <w:r>
+        <w:rPr>
+          <w:rFonts w:ascii="Palatino Linotype" w:hAnsi="Palatino Linotype"/>
+          <w:color w:val="000000" w:themeColor="text1"/>
+        </w:rPr>
+        <w:t>bebida</w:t>
+      </w:r>
+      <w:proofErr w:type="spellEnd"/>
+      <w:r>
+        <w:rPr>
+          <w:rFonts w:ascii="Palatino Linotype" w:hAnsi="Palatino Linotype"/>
+          <w:color w:val="000000" w:themeColor="text1"/>
+        </w:rPr>
+        <w:t xml:space="preserve"> </w:t>
+      </w:r>
+      <w:proofErr w:type="spellStart"/>
+      <w:r>
+        <w:rPr>
+          <w:rFonts w:ascii="Palatino Linotype" w:hAnsi="Palatino Linotype"/>
+          <w:color w:val="000000" w:themeColor="text1"/>
+        </w:rPr>
+        <w:t>analizada</w:t>
+      </w:r>
+      <w:proofErr w:type="spellEnd"/>
     </w:p>
     <w:p>
       <w:pPr>
-        <w:pStyle w:val="NormalWeb"/>
+        <w:jc w:val="both"/>
+        <w:rPr>
+          <w:rFonts w:ascii="Palatino Linotype" w:hAnsi="Palatino Linotype"/>
+          <w:sz w:val="20"/>
+          <w:szCs w:val="20"/>
+        </w:rPr>
       </w:pPr>
       <w:r>
         <w:rPr>
           <w:rFonts w:ascii="Palatino Linotype" w:hAnsi="Palatino Linotype"/>
-          <w:noProof/>
-          <w:sz w:val="20"/>
-          <w:szCs w:val="20"/>
-        </w:rPr>
-        <w:lastRenderedPageBreak/>
-        <w:drawing>
-          <wp:inline distT="0" distB="0" distL="0" distR="0" wp14:anchorId="0018E1F2" wp14:editId="1724A340">
-            <wp:extent cx="2542963" cy="2119235"/>
-            <wp:effectExtent l="0" t="0" r="0" b="1905"/>
-            <wp:docPr id="2124207159" name="Imagen 18" descr="Gráfico, Gráfico de cajas y bigotes&#10;&#10;El contenido generado por IA puede ser incorrecto."/>
-            <wp:cNvGraphicFramePr>
-              <a:graphicFrameLocks xmlns:a="http://schemas.openxmlformats.org/drawingml/2006/main" noChangeAspect="1"/>
-            </wp:cNvGraphicFramePr>
-            <a:graphic xmlns:a="http://schemas.openxmlformats.org/drawingml/2006/main">
-              <a:graphicData uri="http://schemas.openxmlformats.org/drawingml/2006/picture">
-                <pic:pic xmlns:pic="http://schemas.openxmlformats.org/drawingml/2006/picture">
-                  <pic:nvPicPr>
-                    <pic:cNvPr id="2124207159" name="Imagen 18" descr="Gráfico, Gráfico de cajas y bigotes&#10;&#10;El contenido generado por IA puede ser incorrecto."/>
-                    <pic:cNvPicPr/>
-                  </pic:nvPicPr>
-                  <pic:blipFill>
-                    <a:blip r:embed="rId8" cstate="print">
-                      <a:extLst>
-                        <a:ext uri="{28A0092B-C50C-407E-A947-70E740481C1C}">
-                          <a14:useLocalDpi xmlns:a14="http://schemas.microsoft.com/office/drawing/2010/main" val="0"/>
-                        </a:ext>
-                      </a:extLst>
-                    </a:blip>
-                    <a:stretch>
-                      <a:fillRect/>
-                    </a:stretch>
-                  </pic:blipFill>
-                  <pic:spPr>
-                    <a:xfrm>
-                      <a:off x="0" y="0"/>
-                      <a:ext cx="2572547" cy="2143889"/>
-                    </a:xfrm>
-                    <a:prstGeom prst="rect">
-                      <a:avLst/>
-                    </a:prstGeom>
-                  </pic:spPr>
-                </pic:pic>
-              </a:graphicData>
-            </a:graphic>
-          </wp:inline>
-        </w:drawing>
-      </w:r>
-      <w:r>
-        <w:rPr>
-          <w:rFonts w:ascii="Palatino Linotype" w:hAnsi="Palatino Linotype"/>
-          <w:noProof/>
-          <w:sz w:val="20"/>
-          <w:szCs w:val="20"/>
-        </w:rPr>
-        <w:drawing>
-          <wp:inline distT="0" distB="0" distL="0" distR="0" wp14:anchorId="3605FE39" wp14:editId="1EF68FCD">
-            <wp:extent cx="3207284" cy="2672862"/>
-            <wp:effectExtent l="0" t="0" r="6350" b="0"/>
-            <wp:docPr id="245659230" name="Imagen 20" descr="Gráfico, Gráfico de cajas y bigotes&#10;&#10;El contenido generado por IA puede ser incorrecto."/>
-            <wp:cNvGraphicFramePr>
-              <a:graphicFrameLocks xmlns:a="http://schemas.openxmlformats.org/drawingml/2006/main" noChangeAspect="1"/>
-            </wp:cNvGraphicFramePr>
-            <a:graphic xmlns:a="http://schemas.openxmlformats.org/drawingml/2006/main">
-              <a:graphicData uri="http://schemas.openxmlformats.org/drawingml/2006/picture">
-                <pic:pic xmlns:pic="http://schemas.openxmlformats.org/drawingml/2006/picture">
-                  <pic:nvPicPr>
-                    <pic:cNvPr id="245659230" name="Imagen 20" descr="Gráfico, Gráfico de cajas y bigotes&#10;&#10;El contenido generado por IA puede ser incorrecto."/>
-                    <pic:cNvPicPr/>
-                  </pic:nvPicPr>
-                  <pic:blipFill>
-                    <a:blip r:embed="rId9" cstate="print">
-                      <a:extLst>
-                        <a:ext uri="{28A0092B-C50C-407E-A947-70E740481C1C}">
-                          <a14:useLocalDpi xmlns:a14="http://schemas.microsoft.com/office/drawing/2010/main" val="0"/>
-                        </a:ext>
-                      </a:extLst>
-                    </a:blip>
-                    <a:stretch>
-                      <a:fillRect/>
-                    </a:stretch>
-                  </pic:blipFill>
-                  <pic:spPr>
-                    <a:xfrm>
-                      <a:off x="0" y="0"/>
-                      <a:ext cx="3216018" cy="2680141"/>
-                    </a:xfrm>
-                    <a:prstGeom prst="rect">
-                      <a:avLst/>
-                    </a:prstGeom>
-                  </pic:spPr>
-                </pic:pic>
-              </a:graphicData>
-            </a:graphic>
-          </wp:inline>
-        </w:drawing>
-      </w:r>
-      <w:r>
-        <w:rPr>
-          <w:rFonts w:ascii="Palatino Linotype" w:hAnsi="Palatino Linotype"/>
-          <w:noProof/>
-          <w:sz w:val="20"/>
-          <w:szCs w:val="20"/>
-        </w:rPr>
-        <w:drawing>
-          <wp:inline distT="0" distB="0" distL="0" distR="0" wp14:anchorId="24828743" wp14:editId="3E8BE032">
-            <wp:extent cx="3055360" cy="2546253"/>
-            <wp:effectExtent l="0" t="0" r="5715" b="0"/>
-            <wp:docPr id="1685702059" name="Imagen 16" descr="Gráfico, Gráfico de cajas y bigotes&#10;&#10;El contenido generado por IA puede ser incorrecto."/>
-            <wp:cNvGraphicFramePr>
-              <a:graphicFrameLocks xmlns:a="http://schemas.openxmlformats.org/drawingml/2006/main" noChangeAspect="1"/>
-            </wp:cNvGraphicFramePr>
-            <a:graphic xmlns:a="http://schemas.openxmlformats.org/drawingml/2006/main">
-              <a:graphicData uri="http://schemas.openxmlformats.org/drawingml/2006/picture">
-                <pic:pic xmlns:pic="http://schemas.openxmlformats.org/drawingml/2006/picture">
-                  <pic:nvPicPr>
-                    <pic:cNvPr id="1685702059" name="Imagen 16" descr="Gráfico, Gráfico de cajas y bigotes&#10;&#10;El contenido generado por IA puede ser incorrecto."/>
-                    <pic:cNvPicPr/>
-                  </pic:nvPicPr>
-                  <pic:blipFill>
-                    <a:blip r:embed="rId10" cstate="print">
-                      <a:extLst>
-                        <a:ext uri="{28A0092B-C50C-407E-A947-70E740481C1C}">
-                          <a14:useLocalDpi xmlns:a14="http://schemas.microsoft.com/office/drawing/2010/main" val="0"/>
-                        </a:ext>
-                      </a:extLst>
-                    </a:blip>
-                    <a:stretch>
-                      <a:fillRect/>
-                    </a:stretch>
-                  </pic:blipFill>
-                  <pic:spPr>
-                    <a:xfrm>
-                      <a:off x="0" y="0"/>
-                      <a:ext cx="3084710" cy="2570712"/>
-                    </a:xfrm>
-                    <a:prstGeom prst="rect">
-                      <a:avLst/>
-                    </a:prstGeom>
-                  </pic:spPr>
-                </pic:pic>
-              </a:graphicData>
-            </a:graphic>
-          </wp:inline>
-        </w:drawing>
+          <w:sz w:val="20"/>
+          <w:szCs w:val="20"/>
+        </w:rPr>
+        <w:t xml:space="preserve">La figura </w:t>
+      </w:r>
+      <w:r>
+        <w:rPr>
+          <w:rFonts w:ascii="Palatino Linotype" w:hAnsi="Palatino Linotype"/>
+          <w:sz w:val="20"/>
+          <w:szCs w:val="20"/>
+        </w:rPr>
+        <w:t>3</w:t>
+      </w:r>
+      <w:r>
+        <w:rPr>
+          <w:rFonts w:ascii="Palatino Linotype" w:hAnsi="Palatino Linotype"/>
+          <w:sz w:val="20"/>
+          <w:szCs w:val="20"/>
+        </w:rPr>
+        <w:t xml:space="preserve"> muestra la distribución del </w:t>
+      </w:r>
+      <w:proofErr w:type="spellStart"/>
+      <w:r>
+        <w:rPr>
+          <w:rFonts w:ascii="Palatino Linotype" w:hAnsi="Palatino Linotype"/>
+          <w:i/>
+          <w:iCs/>
+          <w:sz w:val="20"/>
+          <w:szCs w:val="20"/>
+        </w:rPr>
+        <w:t>scoring</w:t>
+      </w:r>
+      <w:proofErr w:type="spellEnd"/>
+      <w:r>
+        <w:rPr>
+          <w:rFonts w:ascii="Palatino Linotype" w:hAnsi="Palatino Linotype"/>
+          <w:sz w:val="20"/>
+          <w:szCs w:val="20"/>
+        </w:rPr>
+        <w:t xml:space="preserve"> nutricional estandarizado para los </w:t>
+      </w:r>
+      <w:r>
+        <w:rPr>
+          <w:rFonts w:ascii="Palatino Linotype" w:hAnsi="Palatino Linotype"/>
+          <w:sz w:val="20"/>
+          <w:szCs w:val="20"/>
+        </w:rPr>
+        <w:t>cuatro</w:t>
+      </w:r>
+      <w:r>
+        <w:rPr>
+          <w:rFonts w:ascii="Palatino Linotype" w:hAnsi="Palatino Linotype"/>
+          <w:sz w:val="20"/>
+          <w:szCs w:val="20"/>
+        </w:rPr>
+        <w:t xml:space="preserve"> tipos de bebida analizados. Las bebidas de almendra y las bebidas de soja mostraron medianas superiores a las que se observaron para las bebidas de avena y la leche de vaca. </w:t>
+      </w:r>
+      <w:r>
+        <w:rPr>
+          <w:rFonts w:ascii="Palatino Linotype" w:hAnsi="Palatino Linotype"/>
+          <w:sz w:val="20"/>
+          <w:szCs w:val="20"/>
+        </w:rPr>
+        <w:t xml:space="preserve">En concreto, la leche de vaca mostró la puntuación más baja </w:t>
+      </w:r>
+      <w:r>
+        <w:rPr>
+          <w:rFonts w:ascii="Palatino Linotype" w:hAnsi="Palatino Linotype"/>
+          <w:sz w:val="20"/>
+          <w:szCs w:val="20"/>
+        </w:rPr>
+        <w:t xml:space="preserve">del </w:t>
+      </w:r>
+      <w:proofErr w:type="spellStart"/>
+      <w:r>
+        <w:rPr>
+          <w:rFonts w:ascii="Palatino Linotype" w:hAnsi="Palatino Linotype"/>
+          <w:i/>
+          <w:iCs/>
+          <w:sz w:val="20"/>
+          <w:szCs w:val="20"/>
+        </w:rPr>
+        <w:t>scoring</w:t>
+      </w:r>
+      <w:proofErr w:type="spellEnd"/>
+      <w:r>
+        <w:rPr>
+          <w:rFonts w:ascii="Palatino Linotype" w:hAnsi="Palatino Linotype"/>
+          <w:sz w:val="20"/>
+          <w:szCs w:val="20"/>
+        </w:rPr>
+        <w:t xml:space="preserve">. </w:t>
+      </w:r>
+      <w:r>
+        <w:rPr>
+          <w:rFonts w:ascii="Palatino Linotype" w:hAnsi="Palatino Linotype"/>
+          <w:sz w:val="20"/>
+          <w:szCs w:val="20"/>
+        </w:rPr>
+        <w:t>También, las bebidas de almendra, las bebidas de soja y la leche de vaca presentaron una mayor dispersión en su puntuación a diferencia de las bebidas de avena, que presentaron una distribución más concentrada.</w:t>
       </w:r>
     </w:p>
-    <w:p>
-      <w:pPr>
-        <w:pStyle w:val="NormalWeb"/>
-        <w:jc w:val="both"/>
-        <w:rPr>
-          <w:rFonts w:ascii="Palatino Linotype" w:hAnsi="Palatino Linotype"/>
-          <w:sz w:val="20"/>
-          <w:szCs w:val="20"/>
-        </w:rPr>
-      </w:pPr>
-    </w:p>
-    <w:p>
-      <w:pPr>
-        <w:pStyle w:val="NormalWeb"/>
-        <w:jc w:val="both"/>
-        <w:rPr>
-          <w:rFonts w:ascii="Palatino Linotype" w:hAnsi="Palatino Linotype"/>
-          <w:sz w:val="20"/>
-          <w:szCs w:val="20"/>
-        </w:rPr>
-      </w:pPr>
-    </w:p>
-    <w:p>
-      <w:pPr>
-        <w:pStyle w:val="NormalWeb"/>
-        <w:jc w:val="both"/>
-        <w:rPr>
-          <w:rFonts w:ascii="Palatino Linotype" w:hAnsi="Palatino Linotype"/>
-          <w:sz w:val="20"/>
-          <w:szCs w:val="20"/>
-        </w:rPr>
-      </w:pPr>
-    </w:p>
-    <w:p>
-      <w:pPr>
-        <w:pStyle w:val="NormalWeb"/>
-        <w:jc w:val="both"/>
-        <w:rPr>
-          <w:rFonts w:ascii="Palatino Linotype" w:hAnsi="Palatino Linotype"/>
-          <w:sz w:val="20"/>
-          <w:szCs w:val="20"/>
-        </w:rPr>
-      </w:pPr>
-      <w:r>
-        <w:rPr>
-          <w:rFonts w:ascii="Palatino Linotype" w:hAnsi="Palatino Linotype"/>
-          <w:sz w:val="20"/>
-          <w:szCs w:val="20"/>
-        </w:rPr>
-        <w:lastRenderedPageBreak/>
-        <w:t xml:space="preserve">Las figuras 1-5, representan la distribución de los valores nutricionales de energía, grasa total, grasas saturadas, azúcares y proteínas para las cuatro categorías de bebidas analizadas. Como dato general, se observaron diferencias tanto en la distribución como en </w:t>
-      </w:r>
-      <w:r>
-        <w:rPr>
-          <w:rFonts w:ascii="Palatino Linotype" w:hAnsi="Palatino Linotype"/>
-          <w:sz w:val="20"/>
-          <w:szCs w:val="20"/>
-        </w:rPr>
-        <w:t>la dispersión</w:t>
-      </w:r>
-      <w:r>
-        <w:rPr>
-          <w:rFonts w:ascii="Palatino Linotype" w:hAnsi="Palatino Linotype"/>
-          <w:sz w:val="20"/>
-          <w:szCs w:val="20"/>
-        </w:rPr>
-        <w:t xml:space="preserve"> de los nutrientes entre las diferentes categorías de bebidas.</w:t>
-      </w:r>
-    </w:p>
-    <w:p>
-      <w:pPr>
-        <w:pStyle w:val="NormalWeb"/>
-        <w:jc w:val="both"/>
-        <w:rPr>
-          <w:rFonts w:ascii="Palatino Linotype" w:hAnsi="Palatino Linotype"/>
-          <w:sz w:val="20"/>
-          <w:szCs w:val="20"/>
-        </w:rPr>
-      </w:pPr>
-      <w:r>
-        <w:rPr>
-          <w:rFonts w:ascii="Palatino Linotype" w:hAnsi="Palatino Linotype"/>
-          <w:sz w:val="20"/>
-          <w:szCs w:val="20"/>
-        </w:rPr>
-        <w:t xml:space="preserve">Las bebidas de almendra presentaron mayor dispersión en el contenido energético y en el contenido de azúcares y proteínas </w:t>
-      </w:r>
-      <w:r>
-        <w:rPr>
-          <w:rFonts w:ascii="Palatino Linotype" w:hAnsi="Palatino Linotype"/>
-          <w:sz w:val="20"/>
-          <w:szCs w:val="20"/>
-        </w:rPr>
-        <w:t>mientras que</w:t>
-      </w:r>
-      <w:r>
-        <w:rPr>
-          <w:rFonts w:ascii="Palatino Linotype" w:hAnsi="Palatino Linotype"/>
-          <w:sz w:val="20"/>
-          <w:szCs w:val="20"/>
-        </w:rPr>
-        <w:t xml:space="preserve"> la</w:t>
-      </w:r>
-      <w:r>
-        <w:rPr>
-          <w:rFonts w:ascii="Palatino Linotype" w:hAnsi="Palatino Linotype"/>
-          <w:sz w:val="20"/>
-          <w:szCs w:val="20"/>
-        </w:rPr>
-        <w:t>s</w:t>
-      </w:r>
-      <w:r>
-        <w:rPr>
-          <w:rFonts w:ascii="Palatino Linotype" w:hAnsi="Palatino Linotype"/>
-          <w:sz w:val="20"/>
-          <w:szCs w:val="20"/>
-        </w:rPr>
-        <w:t xml:space="preserve"> bebida</w:t>
-      </w:r>
-      <w:r>
-        <w:rPr>
-          <w:rFonts w:ascii="Palatino Linotype" w:hAnsi="Palatino Linotype"/>
-          <w:sz w:val="20"/>
-          <w:szCs w:val="20"/>
-        </w:rPr>
-        <w:t xml:space="preserve">s </w:t>
-      </w:r>
-      <w:r>
-        <w:rPr>
-          <w:rFonts w:ascii="Palatino Linotype" w:hAnsi="Palatino Linotype"/>
-          <w:sz w:val="20"/>
-          <w:szCs w:val="20"/>
-        </w:rPr>
-        <w:t>de avena present</w:t>
-      </w:r>
-      <w:r>
-        <w:rPr>
-          <w:rFonts w:ascii="Palatino Linotype" w:hAnsi="Palatino Linotype"/>
-          <w:sz w:val="20"/>
-          <w:szCs w:val="20"/>
-        </w:rPr>
-        <w:t>aron</w:t>
-      </w:r>
-      <w:r>
-        <w:rPr>
-          <w:rFonts w:ascii="Palatino Linotype" w:hAnsi="Palatino Linotype"/>
-          <w:sz w:val="20"/>
-          <w:szCs w:val="20"/>
-        </w:rPr>
-        <w:t xml:space="preserve"> distribuciones mucho más uniformes. Por otro lado, las bebidas de soja presentaron valores intermedios para la mayoría de los nutrientes analizados, así como una mayor amplitud del contenido proteico y la leche de vaca </w:t>
-      </w:r>
-      <w:r>
-        <w:rPr>
-          <w:rFonts w:ascii="Palatino Linotype" w:hAnsi="Palatino Linotype"/>
-          <w:sz w:val="20"/>
-          <w:szCs w:val="20"/>
-        </w:rPr>
-        <w:t>presentó</w:t>
-      </w:r>
-      <w:r>
-        <w:rPr>
-          <w:rFonts w:ascii="Palatino Linotype" w:hAnsi="Palatino Linotype"/>
-          <w:sz w:val="20"/>
-          <w:szCs w:val="20"/>
-        </w:rPr>
-        <w:t xml:space="preserve"> el mayor valor tanto para el contenido proteico como el contenido en grasas saturadas.</w:t>
-      </w:r>
-    </w:p>
-    <w:p>
-      <w:pPr>
-        <w:pStyle w:val="NormalWeb"/>
-        <w:jc w:val="both"/>
-        <w:rPr>
-          <w:rFonts w:ascii="Palatino Linotype" w:hAnsi="Palatino Linotype"/>
-          <w:sz w:val="20"/>
-          <w:szCs w:val="20"/>
-        </w:rPr>
-      </w:pPr>
-      <w:r>
-        <w:rPr>
-          <w:rFonts w:ascii="Palatino Linotype" w:hAnsi="Palatino Linotype"/>
-          <w:sz w:val="20"/>
-          <w:szCs w:val="20"/>
-        </w:rPr>
-        <w:t xml:space="preserve">Los </w:t>
-      </w:r>
-      <w:proofErr w:type="spellStart"/>
-      <w:r>
-        <w:rPr>
-          <w:rFonts w:ascii="Palatino Linotype" w:hAnsi="Palatino Linotype"/>
-          <w:sz w:val="20"/>
-          <w:szCs w:val="20"/>
-        </w:rPr>
-        <w:t>boxplots</w:t>
-      </w:r>
-      <w:proofErr w:type="spellEnd"/>
-      <w:r>
-        <w:rPr>
-          <w:rFonts w:ascii="Palatino Linotype" w:hAnsi="Palatino Linotype"/>
-          <w:sz w:val="20"/>
-          <w:szCs w:val="20"/>
-        </w:rPr>
-        <w:t xml:space="preserve"> representan el rango intercuartílico y la mediana junto a posibles valores </w:t>
-      </w:r>
-      <w:r>
-        <w:rPr>
-          <w:rFonts w:ascii="Palatino Linotype" w:hAnsi="Palatino Linotype"/>
-          <w:sz w:val="20"/>
-          <w:szCs w:val="20"/>
-        </w:rPr>
-        <w:t>atípicos</w:t>
-      </w:r>
-      <w:r>
-        <w:rPr>
-          <w:rFonts w:ascii="Palatino Linotype" w:hAnsi="Palatino Linotype"/>
-          <w:sz w:val="20"/>
-          <w:szCs w:val="20"/>
-        </w:rPr>
-        <w:t xml:space="preserve"> observados para cada categoría de bebida.</w:t>
-      </w:r>
-    </w:p>
-    <w:p>
-      <w:r>
-        <w:rPr>
-          <w:noProof/>
-        </w:rPr>
-        <w:drawing>
-          <wp:inline distT="0" distB="0" distL="0" distR="0" wp14:anchorId="481613AF" wp14:editId="2F577F64">
-            <wp:extent cx="2897945" cy="2415068"/>
-            <wp:effectExtent l="0" t="0" r="0" b="0"/>
-            <wp:docPr id="364449639" name="Imagen 21" descr="Gráfico, Gráfico de cajas y bigotes&#10;&#10;El contenido generado por IA puede ser incorrecto."/>
-            <wp:cNvGraphicFramePr>
-              <a:graphicFrameLocks xmlns:a="http://schemas.openxmlformats.org/drawingml/2006/main" noChangeAspect="1"/>
-            </wp:cNvGraphicFramePr>
-            <a:graphic xmlns:a="http://schemas.openxmlformats.org/drawingml/2006/main">
-              <a:graphicData uri="http://schemas.openxmlformats.org/drawingml/2006/picture">
-                <pic:pic xmlns:pic="http://schemas.openxmlformats.org/drawingml/2006/picture">
-                  <pic:nvPicPr>
-                    <pic:cNvPr id="364449639" name="Imagen 21" descr="Gráfico, Gráfico de cajas y bigotes&#10;&#10;El contenido generado por IA puede ser incorrecto."/>
-                    <pic:cNvPicPr/>
-                  </pic:nvPicPr>
-                  <pic:blipFill>
-                    <a:blip r:embed="rId11" cstate="print">
-                      <a:extLst>
-                        <a:ext uri="{28A0092B-C50C-407E-A947-70E740481C1C}">
-                          <a14:useLocalDpi xmlns:a14="http://schemas.microsoft.com/office/drawing/2010/main" val="0"/>
-                        </a:ext>
-                      </a:extLst>
-                    </a:blip>
-                    <a:stretch>
-                      <a:fillRect/>
-                    </a:stretch>
-                  </pic:blipFill>
-                  <pic:spPr>
-                    <a:xfrm>
-                      <a:off x="0" y="0"/>
-                      <a:ext cx="2932714" cy="2444044"/>
-                    </a:xfrm>
-                    <a:prstGeom prst="rect">
-                      <a:avLst/>
-                    </a:prstGeom>
-                  </pic:spPr>
-                </pic:pic>
-              </a:graphicData>
-            </a:graphic>
-          </wp:inline>
-        </w:drawing>
-      </w:r>
-    </w:p>
-    <w:p/>
-    <w:p>
-      <w:pPr>
-        <w:jc w:val="both"/>
-        <w:rPr>
-          <w:rFonts w:ascii="Palatino Linotype" w:hAnsi="Palatino Linotype"/>
-          <w:sz w:val="20"/>
-          <w:szCs w:val="20"/>
-        </w:rPr>
-      </w:pPr>
-      <w:r>
-        <w:rPr>
-          <w:rFonts w:ascii="Palatino Linotype" w:hAnsi="Palatino Linotype"/>
-          <w:sz w:val="20"/>
-          <w:szCs w:val="20"/>
-        </w:rPr>
-        <w:t xml:space="preserve">La figura x representa la distribución del </w:t>
-      </w:r>
-      <w:proofErr w:type="spellStart"/>
-      <w:r>
-        <w:rPr>
-          <w:rFonts w:ascii="Palatino Linotype" w:hAnsi="Palatino Linotype"/>
-          <w:sz w:val="20"/>
-          <w:szCs w:val="20"/>
-        </w:rPr>
-        <w:t>scoring</w:t>
-      </w:r>
-      <w:proofErr w:type="spellEnd"/>
-      <w:r>
-        <w:rPr>
-          <w:rFonts w:ascii="Palatino Linotype" w:hAnsi="Palatino Linotype"/>
-          <w:sz w:val="20"/>
-          <w:szCs w:val="20"/>
-        </w:rPr>
-        <w:t xml:space="preserve"> nutricional estandarizado por</w:t>
-      </w:r>
-      <w:r>
-        <w:rPr>
-          <w:rFonts w:ascii="Palatino Linotype" w:hAnsi="Palatino Linotype"/>
-          <w:sz w:val="20"/>
-          <w:szCs w:val="20"/>
-        </w:rPr>
-        <w:t xml:space="preserve"> cada</w:t>
-      </w:r>
-      <w:r>
-        <w:rPr>
-          <w:rFonts w:ascii="Palatino Linotype" w:hAnsi="Palatino Linotype"/>
-          <w:sz w:val="20"/>
-          <w:szCs w:val="20"/>
-        </w:rPr>
-        <w:t xml:space="preserve"> tipo de bebida analizada. Por un lado, las bebidas con mayor dispersión resultaron ser la</w:t>
-      </w:r>
-      <w:r>
-        <w:rPr>
-          <w:rFonts w:ascii="Palatino Linotype" w:hAnsi="Palatino Linotype"/>
-          <w:sz w:val="20"/>
-          <w:szCs w:val="20"/>
-        </w:rPr>
-        <w:t>s</w:t>
-      </w:r>
-      <w:r>
-        <w:rPr>
-          <w:rFonts w:ascii="Palatino Linotype" w:hAnsi="Palatino Linotype"/>
-          <w:sz w:val="20"/>
-          <w:szCs w:val="20"/>
-        </w:rPr>
-        <w:t xml:space="preserve"> bebida</w:t>
-      </w:r>
-      <w:r>
-        <w:rPr>
-          <w:rFonts w:ascii="Palatino Linotype" w:hAnsi="Palatino Linotype"/>
-          <w:sz w:val="20"/>
-          <w:szCs w:val="20"/>
-        </w:rPr>
-        <w:t>s</w:t>
-      </w:r>
-      <w:r>
-        <w:rPr>
-          <w:rFonts w:ascii="Palatino Linotype" w:hAnsi="Palatino Linotype"/>
-          <w:sz w:val="20"/>
-          <w:szCs w:val="20"/>
-        </w:rPr>
-        <w:t xml:space="preserve"> de almendra y la leche de vaca, presentando algunos valores atípicos, mientras que las bebidas de soja y las bebidas de avena presentaron distribuciones con más concentración cerca de sus medianas.</w:t>
-      </w:r>
-    </w:p>
-    <w:p/>
     <w:p>
       <w:pPr>
         <w:pStyle w:val="Descripcin"/>
@@ -2118,43 +4796,14 @@
           <w:rFonts w:ascii="Palatino Linotype" w:hAnsi="Palatino Linotype"/>
           <w:color w:val="000000" w:themeColor="text1"/>
         </w:rPr>
-        <w:fldChar w:fldCharType="begin"/>
-      </w:r>
-      <w:r>
-        <w:rPr>
-          <w:rFonts w:ascii="Palatino Linotype" w:hAnsi="Palatino Linotype"/>
-          <w:color w:val="000000" w:themeColor="text1"/>
-        </w:rPr>
-        <w:instrText xml:space="preserve"> SEQ Tabla \* ARABIC </w:instrText>
-      </w:r>
-      <w:r>
-        <w:rPr>
-          <w:rFonts w:ascii="Palatino Linotype" w:hAnsi="Palatino Linotype"/>
-          <w:color w:val="000000" w:themeColor="text1"/>
-        </w:rPr>
-        <w:fldChar w:fldCharType="separate"/>
-      </w:r>
-      <w:r>
-        <w:rPr>
-          <w:rFonts w:ascii="Palatino Linotype" w:hAnsi="Palatino Linotype"/>
-          <w:noProof/>
-          <w:color w:val="000000" w:themeColor="text1"/>
-        </w:rPr>
-        <w:t>2</w:t>
-      </w:r>
-      <w:r>
-        <w:rPr>
-          <w:rFonts w:ascii="Palatino Linotype" w:hAnsi="Palatino Linotype"/>
-          <w:color w:val="000000" w:themeColor="text1"/>
-        </w:rPr>
-        <w:fldChar w:fldCharType="end"/>
-      </w:r>
-      <w:r>
-        <w:rPr>
-          <w:rFonts w:ascii="Palatino Linotype" w:hAnsi="Palatino Linotype"/>
-          <w:color w:val="000000" w:themeColor="text1"/>
-        </w:rPr>
-        <w:t xml:space="preserve">. Valores del </w:t>
+        <w:t>4.</w:t>
+      </w:r>
+      <w:r>
+        <w:rPr>
+          <w:rFonts w:ascii="Palatino Linotype" w:hAnsi="Palatino Linotype"/>
+          <w:color w:val="000000" w:themeColor="text1"/>
+        </w:rPr>
+        <w:t xml:space="preserve"> Valores del </w:t>
       </w:r>
       <w:proofErr w:type="spellStart"/>
       <w:r>
@@ -2248,8 +4897,8 @@
     </w:p>
     <w:tbl>
       <w:tblPr>
-        <w:tblW w:w="5149" w:type="dxa"/>
-        <w:tblInd w:w="1693" w:type="dxa"/>
+        <w:tblpPr w:leftFromText="141" w:rightFromText="141" w:vertAnchor="text" w:horzAnchor="page" w:tblpX="2955" w:tblpY="26"/>
+        <w:tblW w:w="5103" w:type="dxa"/>
         <w:tblCellMar>
           <w:left w:w="70" w:type="dxa"/>
           <w:right w:w="70" w:type="dxa"/>
@@ -2257,9 +4906,9 @@
         <w:tblLook w:val="04A0" w:firstRow="1" w:lastRow="0" w:firstColumn="1" w:lastColumn="0" w:noHBand="0" w:noVBand="1"/>
       </w:tblPr>
       <w:tblGrid>
-        <w:gridCol w:w="1418"/>
-        <w:gridCol w:w="1843"/>
-        <w:gridCol w:w="1888"/>
+        <w:gridCol w:w="1826"/>
+        <w:gridCol w:w="1093"/>
+        <w:gridCol w:w="2184"/>
       </w:tblGrid>
       <w:tr>
         <w:trPr>
@@ -2267,14 +4916,13 @@
         </w:trPr>
         <w:tc>
           <w:tcPr>
-            <w:tcW w:w="1418" w:type="dxa"/>
-            <w:tcBorders>
-              <w:top w:val="nil"/>
-              <w:left w:val="nil"/>
-              <w:bottom w:val="nil"/>
-              <w:right w:val="nil"/>
-            </w:tcBorders>
-            <w:shd w:val="clear" w:color="auto" w:fill="auto"/>
+            <w:tcW w:w="1826" w:type="dxa"/>
+            <w:tcBorders>
+              <w:top w:val="nil"/>
+              <w:left w:val="nil"/>
+              <w:bottom w:val="nil"/>
+              <w:right w:val="nil"/>
+            </w:tcBorders>
             <w:noWrap/>
             <w:vAlign w:val="bottom"/>
             <w:hideMark/>
@@ -2306,14 +4954,13 @@
         </w:tc>
         <w:tc>
           <w:tcPr>
-            <w:tcW w:w="1843" w:type="dxa"/>
-            <w:tcBorders>
-              <w:top w:val="nil"/>
-              <w:left w:val="nil"/>
-              <w:bottom w:val="nil"/>
-              <w:right w:val="nil"/>
-            </w:tcBorders>
-            <w:shd w:val="clear" w:color="auto" w:fill="auto"/>
+            <w:tcW w:w="1093" w:type="dxa"/>
+            <w:tcBorders>
+              <w:top w:val="nil"/>
+              <w:left w:val="nil"/>
+              <w:bottom w:val="nil"/>
+              <w:right w:val="nil"/>
+            </w:tcBorders>
             <w:noWrap/>
             <w:vAlign w:val="bottom"/>
             <w:hideMark/>
@@ -2345,14 +4992,13 @@
         </w:tc>
         <w:tc>
           <w:tcPr>
-            <w:tcW w:w="1888" w:type="dxa"/>
-            <w:tcBorders>
-              <w:top w:val="nil"/>
-              <w:left w:val="nil"/>
-              <w:bottom w:val="nil"/>
-              <w:right w:val="nil"/>
-            </w:tcBorders>
-            <w:shd w:val="clear" w:color="auto" w:fill="auto"/>
+            <w:tcW w:w="2184" w:type="dxa"/>
+            <w:tcBorders>
+              <w:top w:val="nil"/>
+              <w:left w:val="nil"/>
+              <w:bottom w:val="nil"/>
+              <w:right w:val="nil"/>
+            </w:tcBorders>
             <w:noWrap/>
             <w:vAlign w:val="bottom"/>
             <w:hideMark/>
@@ -2402,20 +5048,20 @@
         </w:trPr>
         <w:tc>
           <w:tcPr>
-            <w:tcW w:w="1418" w:type="dxa"/>
-            <w:tcBorders>
-              <w:top w:val="nil"/>
-              <w:left w:val="nil"/>
-              <w:bottom w:val="nil"/>
-              <w:right w:val="nil"/>
-            </w:tcBorders>
-            <w:shd w:val="clear" w:color="auto" w:fill="auto"/>
-            <w:noWrap/>
-            <w:vAlign w:val="bottom"/>
-            <w:hideMark/>
-          </w:tcPr>
-          <w:p>
-            <w:pPr>
+            <w:tcW w:w="1826" w:type="dxa"/>
+            <w:tcBorders>
+              <w:top w:val="nil"/>
+              <w:left w:val="nil"/>
+              <w:bottom w:val="nil"/>
+              <w:right w:val="nil"/>
+            </w:tcBorders>
+            <w:noWrap/>
+            <w:vAlign w:val="bottom"/>
+            <w:hideMark/>
+          </w:tcPr>
+          <w:p>
+            <w:pPr>
+              <w:jc w:val="center"/>
               <w:rPr>
                 <w:rFonts w:ascii="Palatino Linotype" w:hAnsi="Palatino Linotype" w:cs="Calibri"/>
                 <w:color w:val="000000"/>
@@ -2436,16 +5082,15 @@
         </w:tc>
         <w:tc>
           <w:tcPr>
-            <w:tcW w:w="1843" w:type="dxa"/>
-            <w:tcBorders>
-              <w:top w:val="nil"/>
-              <w:left w:val="nil"/>
-              <w:bottom w:val="nil"/>
-              <w:right w:val="nil"/>
-            </w:tcBorders>
-            <w:shd w:val="clear" w:color="auto" w:fill="auto"/>
-            <w:noWrap/>
-            <w:vAlign w:val="center"/>
+            <w:tcW w:w="1093" w:type="dxa"/>
+            <w:tcBorders>
+              <w:top w:val="nil"/>
+              <w:left w:val="nil"/>
+              <w:bottom w:val="nil"/>
+              <w:right w:val="nil"/>
+            </w:tcBorders>
+            <w:noWrap/>
+            <w:vAlign w:val="bottom"/>
             <w:hideMark/>
           </w:tcPr>
           <w:p>
@@ -2471,36 +5116,35 @@
         </w:tc>
         <w:tc>
           <w:tcPr>
-            <w:tcW w:w="1888" w:type="dxa"/>
-            <w:tcBorders>
-              <w:top w:val="nil"/>
-              <w:left w:val="nil"/>
-              <w:bottom w:val="nil"/>
-              <w:right w:val="nil"/>
-            </w:tcBorders>
-            <w:shd w:val="clear" w:color="auto" w:fill="auto"/>
-            <w:noWrap/>
-            <w:vAlign w:val="center"/>
-            <w:hideMark/>
-          </w:tcPr>
-          <w:p>
-            <w:pPr>
-              <w:jc w:val="center"/>
-              <w:rPr>
-                <w:rFonts w:ascii="Palatino Linotype" w:hAnsi="Palatino Linotype" w:cs="Calibri"/>
-                <w:color w:val="000000"/>
-                <w:sz w:val="18"/>
-                <w:szCs w:val="18"/>
-              </w:rPr>
-            </w:pPr>
-            <w:r>
-              <w:rPr>
-                <w:rFonts w:ascii="Palatino Linotype" w:hAnsi="Palatino Linotype" w:cs="Calibri"/>
-                <w:color w:val="000000"/>
-                <w:sz w:val="18"/>
-                <w:szCs w:val="18"/>
-              </w:rPr>
-              <w:t>-0.86 ± 2.78</w:t>
+            <w:tcW w:w="2184" w:type="dxa"/>
+            <w:tcBorders>
+              <w:top w:val="nil"/>
+              <w:left w:val="nil"/>
+              <w:bottom w:val="nil"/>
+              <w:right w:val="nil"/>
+            </w:tcBorders>
+            <w:noWrap/>
+            <w:vAlign w:val="bottom"/>
+            <w:hideMark/>
+          </w:tcPr>
+          <w:p>
+            <w:pPr>
+              <w:jc w:val="center"/>
+              <w:rPr>
+                <w:rFonts w:ascii="Palatino Linotype" w:hAnsi="Palatino Linotype" w:cs="Calibri"/>
+                <w:color w:val="000000"/>
+                <w:sz w:val="18"/>
+                <w:szCs w:val="18"/>
+              </w:rPr>
+            </w:pPr>
+            <w:r>
+              <w:rPr>
+                <w:rFonts w:ascii="Palatino Linotype" w:hAnsi="Palatino Linotype" w:cs="Calibri"/>
+                <w:color w:val="000000"/>
+                <w:sz w:val="18"/>
+                <w:szCs w:val="18"/>
+              </w:rPr>
+              <w:t>0.86 ± 2.76</w:t>
             </w:r>
           </w:p>
         </w:tc>
@@ -2511,20 +5155,20 @@
         </w:trPr>
         <w:tc>
           <w:tcPr>
-            <w:tcW w:w="1418" w:type="dxa"/>
-            <w:tcBorders>
-              <w:top w:val="nil"/>
-              <w:left w:val="nil"/>
-              <w:bottom w:val="nil"/>
-              <w:right w:val="nil"/>
-            </w:tcBorders>
-            <w:shd w:val="clear" w:color="auto" w:fill="auto"/>
-            <w:noWrap/>
-            <w:vAlign w:val="bottom"/>
-            <w:hideMark/>
-          </w:tcPr>
-          <w:p>
-            <w:pPr>
+            <w:tcW w:w="1826" w:type="dxa"/>
+            <w:tcBorders>
+              <w:top w:val="nil"/>
+              <w:left w:val="nil"/>
+              <w:bottom w:val="nil"/>
+              <w:right w:val="nil"/>
+            </w:tcBorders>
+            <w:noWrap/>
+            <w:vAlign w:val="bottom"/>
+            <w:hideMark/>
+          </w:tcPr>
+          <w:p>
+            <w:pPr>
+              <w:jc w:val="center"/>
               <w:rPr>
                 <w:rFonts w:ascii="Palatino Linotype" w:hAnsi="Palatino Linotype" w:cs="Calibri"/>
                 <w:color w:val="000000"/>
@@ -2545,16 +5189,15 @@
         </w:tc>
         <w:tc>
           <w:tcPr>
-            <w:tcW w:w="1843" w:type="dxa"/>
-            <w:tcBorders>
-              <w:top w:val="nil"/>
-              <w:left w:val="nil"/>
-              <w:bottom w:val="nil"/>
-              <w:right w:val="nil"/>
-            </w:tcBorders>
-            <w:shd w:val="clear" w:color="auto" w:fill="auto"/>
-            <w:noWrap/>
-            <w:vAlign w:val="center"/>
+            <w:tcW w:w="1093" w:type="dxa"/>
+            <w:tcBorders>
+              <w:top w:val="nil"/>
+              <w:left w:val="nil"/>
+              <w:bottom w:val="nil"/>
+              <w:right w:val="nil"/>
+            </w:tcBorders>
+            <w:noWrap/>
+            <w:vAlign w:val="bottom"/>
             <w:hideMark/>
           </w:tcPr>
           <w:p>
@@ -2580,36 +5223,35 @@
         </w:tc>
         <w:tc>
           <w:tcPr>
-            <w:tcW w:w="1888" w:type="dxa"/>
-            <w:tcBorders>
-              <w:top w:val="nil"/>
-              <w:left w:val="nil"/>
-              <w:bottom w:val="nil"/>
-              <w:right w:val="nil"/>
-            </w:tcBorders>
-            <w:shd w:val="clear" w:color="auto" w:fill="auto"/>
-            <w:noWrap/>
-            <w:vAlign w:val="center"/>
-            <w:hideMark/>
-          </w:tcPr>
-          <w:p>
-            <w:pPr>
-              <w:jc w:val="center"/>
-              <w:rPr>
-                <w:rFonts w:ascii="Palatino Linotype" w:hAnsi="Palatino Linotype" w:cs="Calibri"/>
-                <w:color w:val="000000"/>
-                <w:sz w:val="18"/>
-                <w:szCs w:val="18"/>
-              </w:rPr>
-            </w:pPr>
-            <w:r>
-              <w:rPr>
-                <w:rFonts w:ascii="Palatino Linotype" w:hAnsi="Palatino Linotype" w:cs="Calibri"/>
-                <w:color w:val="000000"/>
-                <w:sz w:val="18"/>
-                <w:szCs w:val="18"/>
-              </w:rPr>
-              <w:t>0.17 ± 1.46</w:t>
+            <w:tcW w:w="2184" w:type="dxa"/>
+            <w:tcBorders>
+              <w:top w:val="nil"/>
+              <w:left w:val="nil"/>
+              <w:bottom w:val="nil"/>
+              <w:right w:val="nil"/>
+            </w:tcBorders>
+            <w:noWrap/>
+            <w:vAlign w:val="bottom"/>
+            <w:hideMark/>
+          </w:tcPr>
+          <w:p>
+            <w:pPr>
+              <w:jc w:val="center"/>
+              <w:rPr>
+                <w:rFonts w:ascii="Palatino Linotype" w:hAnsi="Palatino Linotype" w:cs="Calibri"/>
+                <w:color w:val="000000"/>
+                <w:sz w:val="18"/>
+                <w:szCs w:val="18"/>
+              </w:rPr>
+            </w:pPr>
+            <w:r>
+              <w:rPr>
+                <w:rFonts w:ascii="Palatino Linotype" w:hAnsi="Palatino Linotype" w:cs="Calibri"/>
+                <w:color w:val="000000"/>
+                <w:sz w:val="18"/>
+                <w:szCs w:val="18"/>
+              </w:rPr>
+              <w:t>-0.15 ± 1.48</w:t>
             </w:r>
           </w:p>
         </w:tc>
@@ -2620,20 +5262,20 @@
         </w:trPr>
         <w:tc>
           <w:tcPr>
-            <w:tcW w:w="1418" w:type="dxa"/>
-            <w:tcBorders>
-              <w:top w:val="nil"/>
-              <w:left w:val="nil"/>
-              <w:bottom w:val="nil"/>
-              <w:right w:val="nil"/>
-            </w:tcBorders>
-            <w:shd w:val="clear" w:color="auto" w:fill="auto"/>
-            <w:noWrap/>
-            <w:vAlign w:val="bottom"/>
-            <w:hideMark/>
-          </w:tcPr>
-          <w:p>
-            <w:pPr>
+            <w:tcW w:w="1826" w:type="dxa"/>
+            <w:tcBorders>
+              <w:top w:val="nil"/>
+              <w:left w:val="nil"/>
+              <w:bottom w:val="nil"/>
+              <w:right w:val="nil"/>
+            </w:tcBorders>
+            <w:noWrap/>
+            <w:vAlign w:val="bottom"/>
+            <w:hideMark/>
+          </w:tcPr>
+          <w:p>
+            <w:pPr>
+              <w:jc w:val="center"/>
               <w:rPr>
                 <w:rFonts w:ascii="Palatino Linotype" w:hAnsi="Palatino Linotype" w:cs="Calibri"/>
                 <w:color w:val="000000"/>
@@ -2654,71 +5296,69 @@
         </w:tc>
         <w:tc>
           <w:tcPr>
-            <w:tcW w:w="1843" w:type="dxa"/>
-            <w:tcBorders>
-              <w:top w:val="nil"/>
-              <w:left w:val="nil"/>
-              <w:bottom w:val="nil"/>
-              <w:right w:val="nil"/>
-            </w:tcBorders>
-            <w:shd w:val="clear" w:color="auto" w:fill="auto"/>
-            <w:noWrap/>
-            <w:vAlign w:val="center"/>
-            <w:hideMark/>
-          </w:tcPr>
-          <w:p>
-            <w:pPr>
-              <w:jc w:val="center"/>
-              <w:rPr>
-                <w:rFonts w:ascii="Palatino Linotype" w:hAnsi="Palatino Linotype" w:cs="Calibri"/>
-                <w:color w:val="000000"/>
-                <w:sz w:val="18"/>
-                <w:szCs w:val="18"/>
-              </w:rPr>
-            </w:pPr>
-            <w:r>
-              <w:rPr>
-                <w:rFonts w:ascii="Palatino Linotype" w:hAnsi="Palatino Linotype" w:cs="Calibri"/>
-                <w:color w:val="000000"/>
-                <w:sz w:val="18"/>
-                <w:szCs w:val="18"/>
-              </w:rPr>
-              <w:t>14</w:t>
-            </w:r>
-          </w:p>
-        </w:tc>
-        <w:tc>
-          <w:tcPr>
-            <w:tcW w:w="1888" w:type="dxa"/>
-            <w:tcBorders>
-              <w:top w:val="nil"/>
-              <w:left w:val="nil"/>
-              <w:bottom w:val="nil"/>
-              <w:right w:val="nil"/>
-            </w:tcBorders>
-            <w:shd w:val="clear" w:color="auto" w:fill="auto"/>
-            <w:noWrap/>
-            <w:vAlign w:val="center"/>
-            <w:hideMark/>
-          </w:tcPr>
-          <w:p>
-            <w:pPr>
-              <w:jc w:val="center"/>
-              <w:rPr>
-                <w:rFonts w:ascii="Palatino Linotype" w:hAnsi="Palatino Linotype" w:cs="Calibri"/>
-                <w:color w:val="000000"/>
-                <w:sz w:val="18"/>
-                <w:szCs w:val="18"/>
-              </w:rPr>
-            </w:pPr>
-            <w:r>
-              <w:rPr>
-                <w:rFonts w:ascii="Palatino Linotype" w:hAnsi="Palatino Linotype" w:cs="Calibri"/>
-                <w:color w:val="000000"/>
-                <w:sz w:val="18"/>
-                <w:szCs w:val="18"/>
-              </w:rPr>
-              <w:t>-0.41 ± 2.13</w:t>
+            <w:tcW w:w="1093" w:type="dxa"/>
+            <w:tcBorders>
+              <w:top w:val="nil"/>
+              <w:left w:val="nil"/>
+              <w:bottom w:val="nil"/>
+              <w:right w:val="nil"/>
+            </w:tcBorders>
+            <w:noWrap/>
+            <w:vAlign w:val="bottom"/>
+            <w:hideMark/>
+          </w:tcPr>
+          <w:p>
+            <w:pPr>
+              <w:jc w:val="center"/>
+              <w:rPr>
+                <w:rFonts w:ascii="Palatino Linotype" w:hAnsi="Palatino Linotype" w:cs="Calibri"/>
+                <w:color w:val="000000"/>
+                <w:sz w:val="18"/>
+                <w:szCs w:val="18"/>
+              </w:rPr>
+            </w:pPr>
+            <w:r>
+              <w:rPr>
+                <w:rFonts w:ascii="Palatino Linotype" w:hAnsi="Palatino Linotype" w:cs="Calibri"/>
+                <w:color w:val="000000"/>
+                <w:sz w:val="18"/>
+                <w:szCs w:val="18"/>
+              </w:rPr>
+              <w:t>9</w:t>
+            </w:r>
+          </w:p>
+        </w:tc>
+        <w:tc>
+          <w:tcPr>
+            <w:tcW w:w="2184" w:type="dxa"/>
+            <w:tcBorders>
+              <w:top w:val="nil"/>
+              <w:left w:val="nil"/>
+              <w:bottom w:val="nil"/>
+              <w:right w:val="nil"/>
+            </w:tcBorders>
+            <w:noWrap/>
+            <w:vAlign w:val="bottom"/>
+            <w:hideMark/>
+          </w:tcPr>
+          <w:p>
+            <w:pPr>
+              <w:jc w:val="center"/>
+              <w:rPr>
+                <w:rFonts w:ascii="Palatino Linotype" w:hAnsi="Palatino Linotype" w:cs="Calibri"/>
+                <w:color w:val="000000"/>
+                <w:sz w:val="18"/>
+                <w:szCs w:val="18"/>
+              </w:rPr>
+            </w:pPr>
+            <w:r>
+              <w:rPr>
+                <w:rFonts w:ascii="Palatino Linotype" w:hAnsi="Palatino Linotype" w:cs="Calibri"/>
+                <w:color w:val="000000"/>
+                <w:sz w:val="18"/>
+                <w:szCs w:val="18"/>
+              </w:rPr>
+              <w:t>0.62 ± 2.30</w:t>
             </w:r>
           </w:p>
         </w:tc>
@@ -2729,20 +5369,20 @@
         </w:trPr>
         <w:tc>
           <w:tcPr>
-            <w:tcW w:w="1418" w:type="dxa"/>
-            <w:tcBorders>
-              <w:top w:val="nil"/>
-              <w:left w:val="nil"/>
-              <w:bottom w:val="nil"/>
-              <w:right w:val="nil"/>
-            </w:tcBorders>
-            <w:shd w:val="clear" w:color="auto" w:fill="auto"/>
-            <w:noWrap/>
-            <w:vAlign w:val="bottom"/>
-            <w:hideMark/>
-          </w:tcPr>
-          <w:p>
-            <w:pPr>
+            <w:tcW w:w="1826" w:type="dxa"/>
+            <w:tcBorders>
+              <w:top w:val="nil"/>
+              <w:left w:val="nil"/>
+              <w:bottom w:val="nil"/>
+              <w:right w:val="nil"/>
+            </w:tcBorders>
+            <w:noWrap/>
+            <w:vAlign w:val="bottom"/>
+            <w:hideMark/>
+          </w:tcPr>
+          <w:p>
+            <w:pPr>
+              <w:jc w:val="center"/>
               <w:rPr>
                 <w:rFonts w:ascii="Palatino Linotype" w:hAnsi="Palatino Linotype" w:cs="Calibri"/>
                 <w:color w:val="000000"/>
@@ -2763,16 +5403,15 @@
         </w:tc>
         <w:tc>
           <w:tcPr>
-            <w:tcW w:w="1843" w:type="dxa"/>
-            <w:tcBorders>
-              <w:top w:val="nil"/>
-              <w:left w:val="nil"/>
-              <w:bottom w:val="nil"/>
-              <w:right w:val="nil"/>
-            </w:tcBorders>
-            <w:shd w:val="clear" w:color="auto" w:fill="auto"/>
-            <w:noWrap/>
-            <w:vAlign w:val="center"/>
+            <w:tcW w:w="1093" w:type="dxa"/>
+            <w:tcBorders>
+              <w:top w:val="nil"/>
+              <w:left w:val="nil"/>
+              <w:bottom w:val="nil"/>
+              <w:right w:val="nil"/>
+            </w:tcBorders>
+            <w:noWrap/>
+            <w:vAlign w:val="bottom"/>
             <w:hideMark/>
           </w:tcPr>
           <w:p>
@@ -2798,36 +5437,35 @@
         </w:tc>
         <w:tc>
           <w:tcPr>
-            <w:tcW w:w="1888" w:type="dxa"/>
-            <w:tcBorders>
-              <w:top w:val="nil"/>
-              <w:left w:val="nil"/>
-              <w:bottom w:val="nil"/>
-              <w:right w:val="nil"/>
-            </w:tcBorders>
-            <w:shd w:val="clear" w:color="auto" w:fill="auto"/>
-            <w:noWrap/>
-            <w:vAlign w:val="center"/>
-            <w:hideMark/>
-          </w:tcPr>
-          <w:p>
-            <w:pPr>
-              <w:jc w:val="center"/>
-              <w:rPr>
-                <w:rFonts w:ascii="Palatino Linotype" w:hAnsi="Palatino Linotype" w:cs="Calibri"/>
-                <w:color w:val="000000"/>
-                <w:sz w:val="18"/>
-                <w:szCs w:val="18"/>
-              </w:rPr>
-            </w:pPr>
-            <w:r>
-              <w:rPr>
-                <w:rFonts w:ascii="Palatino Linotype" w:hAnsi="Palatino Linotype" w:cs="Calibri"/>
-                <w:color w:val="000000"/>
-                <w:sz w:val="18"/>
-                <w:szCs w:val="18"/>
-              </w:rPr>
-              <w:t>1.50 ± 2.67</w:t>
+            <w:tcW w:w="2184" w:type="dxa"/>
+            <w:tcBorders>
+              <w:top w:val="nil"/>
+              <w:left w:val="nil"/>
+              <w:bottom w:val="nil"/>
+              <w:right w:val="nil"/>
+            </w:tcBorders>
+            <w:noWrap/>
+            <w:vAlign w:val="bottom"/>
+            <w:hideMark/>
+          </w:tcPr>
+          <w:p>
+            <w:pPr>
+              <w:jc w:val="center"/>
+              <w:rPr>
+                <w:rFonts w:ascii="Palatino Linotype" w:hAnsi="Palatino Linotype" w:cs="Calibri"/>
+                <w:color w:val="000000"/>
+                <w:sz w:val="18"/>
+                <w:szCs w:val="18"/>
+              </w:rPr>
+            </w:pPr>
+            <w:r>
+              <w:rPr>
+                <w:rFonts w:ascii="Palatino Linotype" w:hAnsi="Palatino Linotype" w:cs="Calibri"/>
+                <w:color w:val="000000"/>
+                <w:sz w:val="18"/>
+                <w:szCs w:val="18"/>
+              </w:rPr>
+              <w:t>-1.52 ± 2.69</w:t>
             </w:r>
           </w:p>
         </w:tc>
@@ -2843,167 +5481,95 @@
           <w:szCs w:val="20"/>
         </w:rPr>
       </w:pPr>
-      <w:r>
-        <w:rPr>
-          <w:rFonts w:ascii="Palatino Linotype" w:hAnsi="Palatino Linotype"/>
-          <w:color w:val="000000"/>
-          <w:sz w:val="20"/>
-          <w:szCs w:val="20"/>
-        </w:rPr>
-        <w:t xml:space="preserve">En la Tabla 2, se muestra el número de productos (n) analizados para cada tipo de bebida y el valor medio junto a la variabilidad del </w:t>
-      </w:r>
-      <w:proofErr w:type="spellStart"/>
-      <w:r>
-        <w:rPr>
-          <w:rFonts w:ascii="Palatino Linotype" w:hAnsi="Palatino Linotype"/>
-          <w:color w:val="000000"/>
-          <w:sz w:val="20"/>
-          <w:szCs w:val="20"/>
-        </w:rPr>
-        <w:t>scoring</w:t>
-      </w:r>
-      <w:proofErr w:type="spellEnd"/>
-      <w:r>
-        <w:rPr>
-          <w:rFonts w:ascii="Palatino Linotype" w:hAnsi="Palatino Linotype"/>
-          <w:color w:val="000000"/>
-          <w:sz w:val="20"/>
-          <w:szCs w:val="20"/>
-        </w:rPr>
-        <w:t xml:space="preserve"> nutricional estandarizado. </w:t>
-      </w:r>
-      <w:r>
-        <w:rPr>
-          <w:rFonts w:ascii="Palatino Linotype" w:hAnsi="Palatino Linotype"/>
-          <w:color w:val="000000"/>
-          <w:sz w:val="20"/>
-          <w:szCs w:val="20"/>
-        </w:rPr>
-        <w:t>L</w:t>
-      </w:r>
-      <w:r>
-        <w:rPr>
-          <w:rFonts w:ascii="Palatino Linotype" w:hAnsi="Palatino Linotype"/>
-          <w:color w:val="000000"/>
-          <w:sz w:val="20"/>
-          <w:szCs w:val="20"/>
-        </w:rPr>
-        <w:t>as bebidas de almendra</w:t>
-      </w:r>
-      <w:r>
-        <w:rPr>
-          <w:rFonts w:ascii="Palatino Linotype" w:hAnsi="Palatino Linotype"/>
-          <w:color w:val="000000"/>
-          <w:sz w:val="20"/>
-          <w:szCs w:val="20"/>
-        </w:rPr>
-        <w:t xml:space="preserve"> mostraron el </w:t>
-      </w:r>
-      <w:proofErr w:type="spellStart"/>
-      <w:r>
-        <w:rPr>
-          <w:rFonts w:ascii="Palatino Linotype" w:hAnsi="Palatino Linotype"/>
-          <w:color w:val="000000"/>
-          <w:sz w:val="20"/>
-          <w:szCs w:val="20"/>
-        </w:rPr>
-        <w:t>scoring</w:t>
-      </w:r>
-      <w:proofErr w:type="spellEnd"/>
-      <w:r>
-        <w:rPr>
-          <w:rFonts w:ascii="Palatino Linotype" w:hAnsi="Palatino Linotype"/>
-          <w:color w:val="000000"/>
-          <w:sz w:val="20"/>
-          <w:szCs w:val="20"/>
-        </w:rPr>
-        <w:t xml:space="preserve"> medio más bajo</w:t>
-      </w:r>
-      <w:r>
-        <w:rPr>
-          <w:rFonts w:ascii="Palatino Linotype" w:hAnsi="Palatino Linotype"/>
-          <w:color w:val="000000"/>
-          <w:sz w:val="20"/>
-          <w:szCs w:val="20"/>
-        </w:rPr>
-        <w:t xml:space="preserve"> mientras que la leche de vaca mostró el valor medio más elevado. Por su lado, las bebidas de soja y las bebidas de avena presentaron valores intermedios, aunque con distinta dispersión.</w:t>
-      </w:r>
     </w:p>
     <w:p>
       <w:pPr>
-        <w:rPr>
-          <w:noProof/>
+        <w:spacing w:before="100" w:beforeAutospacing="1" w:after="100" w:afterAutospacing="1"/>
+        <w:rPr>
+          <w:rFonts w:ascii="Palatino Linotype" w:hAnsi="Palatino Linotype"/>
+          <w:color w:val="000000"/>
+          <w:sz w:val="20"/>
+          <w:szCs w:val="20"/>
         </w:rPr>
       </w:pPr>
-      <w:r>
-        <w:rPr>
-          <w:noProof/>
-        </w:rPr>
-        <w:lastRenderedPageBreak/>
-        <w:drawing>
-          <wp:inline distT="0" distB="0" distL="0" distR="0" wp14:anchorId="4E07E4B4" wp14:editId="0ED3DB65">
-            <wp:extent cx="3156642" cy="2630659"/>
-            <wp:effectExtent l="0" t="0" r="5715" b="0"/>
-            <wp:docPr id="1400968210" name="Imagen 24" descr="Gráfico, Gráfico en cascada&#10;&#10;El contenido generado por IA puede ser incorrecto."/>
-            <wp:cNvGraphicFramePr>
-              <a:graphicFrameLocks xmlns:a="http://schemas.openxmlformats.org/drawingml/2006/main" noChangeAspect="1"/>
-            </wp:cNvGraphicFramePr>
-            <a:graphic xmlns:a="http://schemas.openxmlformats.org/drawingml/2006/main">
-              <a:graphicData uri="http://schemas.openxmlformats.org/drawingml/2006/picture">
-                <pic:pic xmlns:pic="http://schemas.openxmlformats.org/drawingml/2006/picture">
-                  <pic:nvPicPr>
-                    <pic:cNvPr id="1400968210" name="Imagen 24" descr="Gráfico, Gráfico en cascada&#10;&#10;El contenido generado por IA puede ser incorrecto."/>
-                    <pic:cNvPicPr/>
-                  </pic:nvPicPr>
-                  <pic:blipFill>
-                    <a:blip r:embed="rId12" cstate="print">
-                      <a:extLst>
-                        <a:ext uri="{28A0092B-C50C-407E-A947-70E740481C1C}">
-                          <a14:useLocalDpi xmlns:a14="http://schemas.microsoft.com/office/drawing/2010/main" val="0"/>
-                        </a:ext>
-                      </a:extLst>
-                    </a:blip>
-                    <a:stretch>
-                      <a:fillRect/>
-                    </a:stretch>
-                  </pic:blipFill>
-                  <pic:spPr>
-                    <a:xfrm>
-                      <a:off x="0" y="0"/>
-                      <a:ext cx="3169918" cy="2641723"/>
-                    </a:xfrm>
-                    <a:prstGeom prst="rect">
-                      <a:avLst/>
-                    </a:prstGeom>
-                  </pic:spPr>
-                </pic:pic>
-              </a:graphicData>
-            </a:graphic>
-          </wp:inline>
-        </w:drawing>
-      </w:r>
     </w:p>
     <w:p>
       <w:pPr>
+        <w:spacing w:before="100" w:beforeAutospacing="1" w:after="100" w:afterAutospacing="1"/>
+        <w:rPr>
+          <w:rFonts w:ascii="Palatino Linotype" w:hAnsi="Palatino Linotype"/>
+          <w:color w:val="000000"/>
+          <w:sz w:val="20"/>
+          <w:szCs w:val="20"/>
+        </w:rPr>
+      </w:pPr>
+    </w:p>
+    <w:p>
+      <w:pPr>
+        <w:spacing w:before="100" w:beforeAutospacing="1" w:after="100" w:afterAutospacing="1"/>
         <w:jc w:val="both"/>
         <w:rPr>
           <w:rFonts w:ascii="Palatino Linotype" w:hAnsi="Palatino Linotype"/>
+          <w:color w:val="000000"/>
           <w:sz w:val="20"/>
           <w:szCs w:val="20"/>
         </w:rPr>
       </w:pPr>
-      <w:r>
-        <w:rPr>
-          <w:rFonts w:ascii="Palatino Linotype" w:hAnsi="Palatino Linotype"/>
-          <w:sz w:val="20"/>
-          <w:szCs w:val="20"/>
-        </w:rPr>
-        <w:t xml:space="preserve">El gráfico X representa la media del </w:t>
+    </w:p>
+    <w:p>
+      <w:pPr>
+        <w:spacing w:before="100" w:beforeAutospacing="1" w:after="100" w:afterAutospacing="1"/>
+        <w:jc w:val="both"/>
+        <w:rPr>
+          <w:rFonts w:ascii="Palatino Linotype" w:hAnsi="Palatino Linotype"/>
+          <w:color w:val="000000"/>
+          <w:sz w:val="20"/>
+          <w:szCs w:val="20"/>
+        </w:rPr>
+      </w:pPr>
+      <w:r>
+        <w:rPr>
+          <w:rFonts w:ascii="Palatino Linotype" w:hAnsi="Palatino Linotype"/>
+          <w:color w:val="000000"/>
+          <w:sz w:val="20"/>
+          <w:szCs w:val="20"/>
+        </w:rPr>
+        <w:t xml:space="preserve">En la tabla 4, se observan los productos analizados para </w:t>
+      </w:r>
+      <w:r>
+        <w:rPr>
+          <w:rFonts w:ascii="Palatino Linotype" w:hAnsi="Palatino Linotype"/>
+          <w:color w:val="000000"/>
+          <w:sz w:val="20"/>
+          <w:szCs w:val="20"/>
+        </w:rPr>
+        <w:t xml:space="preserve">cada </w:t>
+      </w:r>
+      <w:r>
+        <w:rPr>
+          <w:rFonts w:ascii="Palatino Linotype" w:hAnsi="Palatino Linotype"/>
+          <w:color w:val="000000"/>
+          <w:sz w:val="20"/>
+          <w:szCs w:val="20"/>
+        </w:rPr>
+        <w:t xml:space="preserve">tipo </w:t>
+      </w:r>
+      <w:r>
+        <w:rPr>
+          <w:rFonts w:ascii="Palatino Linotype" w:hAnsi="Palatino Linotype"/>
+          <w:color w:val="000000"/>
+          <w:sz w:val="20"/>
+          <w:szCs w:val="20"/>
+        </w:rPr>
+        <w:t xml:space="preserve">de bebida junto a los valores medios del </w:t>
       </w:r>
       <w:proofErr w:type="spellStart"/>
       <w:r>
         <w:rPr>
           <w:rFonts w:ascii="Palatino Linotype" w:hAnsi="Palatino Linotype"/>
+          <w:i/>
+          <w:iCs/>
+          <w:color w:val="000000"/>
           <w:sz w:val="20"/>
           <w:szCs w:val="20"/>
         </w:rPr>
@@ -3013,35 +5579,780 @@
       <w:r>
         <w:rPr>
           <w:rFonts w:ascii="Palatino Linotype" w:hAnsi="Palatino Linotype"/>
-          <w:sz w:val="20"/>
-          <w:szCs w:val="20"/>
-        </w:rPr>
-        <w:t xml:space="preserve"> nutricional estandarizado por cada tipo de bebida. </w:t>
-      </w:r>
-      <w:r>
-        <w:rPr>
-          <w:rFonts w:ascii="Palatino Linotype" w:hAnsi="Palatino Linotype"/>
-          <w:sz w:val="20"/>
-          <w:szCs w:val="20"/>
-        </w:rPr>
-        <w:t xml:space="preserve">La leche de vaca mostró el valor medio más elevado, </w:t>
-      </w:r>
-      <w:r>
-        <w:rPr>
-          <w:rFonts w:ascii="Palatino Linotype" w:hAnsi="Palatino Linotype"/>
-          <w:sz w:val="20"/>
-          <w:szCs w:val="20"/>
-        </w:rPr>
-        <w:t>mientras que</w:t>
-      </w:r>
-      <w:r>
-        <w:rPr>
-          <w:rFonts w:ascii="Palatino Linotype" w:hAnsi="Palatino Linotype"/>
-          <w:sz w:val="20"/>
-          <w:szCs w:val="20"/>
-        </w:rPr>
-        <w:t xml:space="preserve"> las bebidas de soja y las bebidas de almendra, que mostraron medias negativas. Las bebidas de avena, por su lado, mostraron un valor medio cercano a cero.</w:t>
-      </w:r>
+          <w:color w:val="000000"/>
+          <w:sz w:val="20"/>
+          <w:szCs w:val="20"/>
+        </w:rPr>
+        <w:t xml:space="preserve"> nutricional estandarizado</w:t>
+      </w:r>
+      <w:r>
+        <w:rPr>
+          <w:rFonts w:ascii="Palatino Linotype" w:hAnsi="Palatino Linotype"/>
+          <w:color w:val="000000"/>
+          <w:sz w:val="20"/>
+          <w:szCs w:val="20"/>
+        </w:rPr>
+        <w:t>. Las bebidas de almendra</w:t>
+      </w:r>
+      <w:r>
+        <w:rPr>
+          <w:rFonts w:ascii="Palatino Linotype" w:hAnsi="Palatino Linotype"/>
+          <w:color w:val="000000"/>
+          <w:sz w:val="20"/>
+          <w:szCs w:val="20"/>
+        </w:rPr>
+        <w:t xml:space="preserve"> (</w:t>
+      </w:r>
+      <w:r>
+        <w:rPr>
+          <w:rFonts w:ascii="Palatino Linotype" w:hAnsi="Palatino Linotype" w:cs="Calibri"/>
+          <w:color w:val="000000"/>
+          <w:sz w:val="18"/>
+          <w:szCs w:val="18"/>
+        </w:rPr>
+        <w:t>0.86 ± 2.76</w:t>
+      </w:r>
+      <w:r>
+        <w:rPr>
+          <w:rFonts w:ascii="Palatino Linotype" w:hAnsi="Palatino Linotype" w:cs="Calibri"/>
+          <w:color w:val="000000"/>
+          <w:sz w:val="18"/>
+          <w:szCs w:val="18"/>
+        </w:rPr>
+        <w:t>)</w:t>
+      </w:r>
+      <w:r>
+        <w:rPr>
+          <w:rFonts w:ascii="Palatino Linotype" w:hAnsi="Palatino Linotype"/>
+          <w:color w:val="000000"/>
+          <w:sz w:val="20"/>
+          <w:szCs w:val="20"/>
+        </w:rPr>
+        <w:t xml:space="preserve"> y las bebidas de soja</w:t>
+      </w:r>
+      <w:r>
+        <w:rPr>
+          <w:rFonts w:ascii="Palatino Linotype" w:hAnsi="Palatino Linotype"/>
+          <w:color w:val="000000"/>
+          <w:sz w:val="20"/>
+          <w:szCs w:val="20"/>
+        </w:rPr>
+        <w:t xml:space="preserve"> (</w:t>
+      </w:r>
+      <w:r>
+        <w:rPr>
+          <w:rFonts w:ascii="Palatino Linotype" w:hAnsi="Palatino Linotype" w:cs="Calibri"/>
+          <w:color w:val="000000"/>
+          <w:sz w:val="18"/>
+          <w:szCs w:val="18"/>
+        </w:rPr>
+        <w:t>0.62 ± 2.30</w:t>
+      </w:r>
+      <w:r>
+        <w:rPr>
+          <w:rFonts w:ascii="Palatino Linotype" w:hAnsi="Palatino Linotype" w:cs="Calibri"/>
+          <w:color w:val="000000"/>
+          <w:sz w:val="18"/>
+          <w:szCs w:val="18"/>
+        </w:rPr>
+        <w:t>)</w:t>
+      </w:r>
+      <w:r>
+        <w:rPr>
+          <w:rFonts w:ascii="Palatino Linotype" w:hAnsi="Palatino Linotype"/>
+          <w:color w:val="000000"/>
+          <w:sz w:val="20"/>
+          <w:szCs w:val="20"/>
+        </w:rPr>
+        <w:t xml:space="preserve"> presentaron puntuaciones medias positivas, al contrario de las bebidas de avena </w:t>
+      </w:r>
+      <w:r>
+        <w:rPr>
+          <w:rFonts w:ascii="Palatino Linotype" w:hAnsi="Palatino Linotype"/>
+          <w:color w:val="000000"/>
+          <w:sz w:val="20"/>
+          <w:szCs w:val="20"/>
+        </w:rPr>
+        <w:t>(</w:t>
+      </w:r>
+      <w:r>
+        <w:rPr>
+          <w:rFonts w:ascii="Palatino Linotype" w:hAnsi="Palatino Linotype" w:cs="Calibri"/>
+          <w:color w:val="000000"/>
+          <w:sz w:val="18"/>
+          <w:szCs w:val="18"/>
+        </w:rPr>
+        <w:t>-0.15 ± 1.48</w:t>
+      </w:r>
+      <w:r>
+        <w:rPr>
+          <w:rFonts w:ascii="Palatino Linotype" w:hAnsi="Palatino Linotype" w:cs="Calibri"/>
+          <w:color w:val="000000"/>
+          <w:sz w:val="18"/>
+          <w:szCs w:val="18"/>
+        </w:rPr>
+        <w:t xml:space="preserve">) </w:t>
+      </w:r>
+      <w:r>
+        <w:rPr>
+          <w:rFonts w:ascii="Palatino Linotype" w:hAnsi="Palatino Linotype"/>
+          <w:color w:val="000000"/>
+          <w:sz w:val="20"/>
+          <w:szCs w:val="20"/>
+        </w:rPr>
+        <w:t xml:space="preserve">y la leche de vaca </w:t>
+      </w:r>
+      <w:r>
+        <w:rPr>
+          <w:rFonts w:ascii="Palatino Linotype" w:hAnsi="Palatino Linotype"/>
+          <w:color w:val="000000"/>
+          <w:sz w:val="20"/>
+          <w:szCs w:val="20"/>
+        </w:rPr>
+        <w:t>(</w:t>
+      </w:r>
+      <w:r>
+        <w:rPr>
+          <w:rFonts w:ascii="Palatino Linotype" w:hAnsi="Palatino Linotype" w:cs="Calibri"/>
+          <w:color w:val="000000"/>
+          <w:sz w:val="18"/>
+          <w:szCs w:val="18"/>
+        </w:rPr>
+        <w:t>-1.52 ± 2.69</w:t>
+      </w:r>
+      <w:r>
+        <w:rPr>
+          <w:rFonts w:ascii="Palatino Linotype" w:hAnsi="Palatino Linotype" w:cs="Calibri"/>
+          <w:color w:val="000000"/>
+          <w:sz w:val="18"/>
+          <w:szCs w:val="18"/>
+        </w:rPr>
+        <w:t xml:space="preserve">) </w:t>
+      </w:r>
+      <w:r>
+        <w:rPr>
+          <w:rFonts w:ascii="Palatino Linotype" w:hAnsi="Palatino Linotype"/>
+          <w:color w:val="000000"/>
+          <w:sz w:val="20"/>
+          <w:szCs w:val="20"/>
+        </w:rPr>
+        <w:t xml:space="preserve">que presentaron puntuaciones medias negativas. Las dispersiones de las puntuaciones en las bebidas de almendra, las bebidas de soja y la leche de vaca fueron mayores en comparación a </w:t>
+      </w:r>
+      <w:r>
+        <w:rPr>
+          <w:rFonts w:ascii="Palatino Linotype" w:hAnsi="Palatino Linotype"/>
+          <w:color w:val="000000"/>
+          <w:sz w:val="20"/>
+          <w:szCs w:val="20"/>
+        </w:rPr>
+        <w:t>las bebidas</w:t>
+      </w:r>
+      <w:r>
+        <w:rPr>
+          <w:rFonts w:ascii="Palatino Linotype" w:hAnsi="Palatino Linotype"/>
+          <w:color w:val="000000"/>
+          <w:sz w:val="20"/>
+          <w:szCs w:val="20"/>
+        </w:rPr>
+        <w:t xml:space="preserve"> de avena.</w:t>
+      </w:r>
+    </w:p>
+    <w:p>
+      <w:pPr>
+        <w:pStyle w:val="Descripcin"/>
+        <w:keepNext/>
+        <w:jc w:val="both"/>
+        <w:rPr>
+          <w:rFonts w:ascii="Palatino Linotype" w:hAnsi="Palatino Linotype"/>
+          <w:color w:val="000000" w:themeColor="text1"/>
+        </w:rPr>
+      </w:pPr>
+      <w:r>
+        <w:rPr>
+          <w:rFonts w:ascii="Palatino Linotype" w:hAnsi="Palatino Linotype"/>
+          <w:color w:val="000000" w:themeColor="text1"/>
+        </w:rPr>
+        <w:t xml:space="preserve">Tabla </w:t>
+      </w:r>
+      <w:r>
+        <w:rPr>
+          <w:rFonts w:ascii="Palatino Linotype" w:hAnsi="Palatino Linotype"/>
+          <w:color w:val="000000" w:themeColor="text1"/>
+        </w:rPr>
+        <w:t>5.</w:t>
+      </w:r>
+      <w:r>
+        <w:rPr>
+          <w:rFonts w:ascii="Palatino Linotype" w:hAnsi="Palatino Linotype"/>
+          <w:color w:val="000000" w:themeColor="text1"/>
+        </w:rPr>
+        <w:t xml:space="preserve"> </w:t>
+      </w:r>
+      <w:proofErr w:type="spellStart"/>
+      <w:r>
+        <w:rPr>
+          <w:rFonts w:ascii="Palatino Linotype" w:hAnsi="Palatino Linotype"/>
+          <w:color w:val="000000" w:themeColor="text1"/>
+        </w:rPr>
+        <w:t>Prueba</w:t>
+      </w:r>
+      <w:proofErr w:type="spellEnd"/>
+      <w:r>
+        <w:rPr>
+          <w:rFonts w:ascii="Palatino Linotype" w:hAnsi="Palatino Linotype"/>
+          <w:color w:val="000000" w:themeColor="text1"/>
+        </w:rPr>
+        <w:t xml:space="preserve"> de </w:t>
+      </w:r>
+      <w:proofErr w:type="spellStart"/>
+      <w:r>
+        <w:rPr>
+          <w:rFonts w:ascii="Palatino Linotype" w:hAnsi="Palatino Linotype"/>
+          <w:color w:val="000000" w:themeColor="text1"/>
+        </w:rPr>
+        <w:t>Kruskal-Wallis</w:t>
+      </w:r>
+      <w:proofErr w:type="spellEnd"/>
+      <w:r>
+        <w:rPr>
+          <w:rFonts w:ascii="Palatino Linotype" w:hAnsi="Palatino Linotype"/>
+          <w:color w:val="000000" w:themeColor="text1"/>
+        </w:rPr>
+        <w:t xml:space="preserve"> y </w:t>
+      </w:r>
+      <w:proofErr w:type="spellStart"/>
+      <w:r>
+        <w:rPr>
+          <w:rFonts w:ascii="Palatino Linotype" w:hAnsi="Palatino Linotype"/>
+          <w:color w:val="000000" w:themeColor="text1"/>
+        </w:rPr>
+        <w:t>tamaño</w:t>
+      </w:r>
+      <w:proofErr w:type="spellEnd"/>
+      <w:r>
+        <w:rPr>
+          <w:rFonts w:ascii="Palatino Linotype" w:hAnsi="Palatino Linotype"/>
+          <w:color w:val="000000" w:themeColor="text1"/>
+        </w:rPr>
+        <w:t xml:space="preserve"> del </w:t>
+      </w:r>
+      <w:proofErr w:type="spellStart"/>
+      <w:r>
+        <w:rPr>
+          <w:rFonts w:ascii="Palatino Linotype" w:hAnsi="Palatino Linotype"/>
+          <w:color w:val="000000" w:themeColor="text1"/>
+        </w:rPr>
+        <w:t>efecto</w:t>
+      </w:r>
+      <w:proofErr w:type="spellEnd"/>
+      <w:r>
+        <w:rPr>
+          <w:rFonts w:ascii="Palatino Linotype" w:hAnsi="Palatino Linotype"/>
+          <w:color w:val="000000" w:themeColor="text1"/>
+        </w:rPr>
+        <w:t xml:space="preserve"> (</w:t>
+      </w:r>
+      <w:r>
+        <w:rPr>
+          <w:rFonts w:ascii="Palatino Linotype" w:hAnsi="Palatino Linotype" w:cs="Calibri"/>
+          <w:color w:val="000000"/>
+        </w:rPr>
+        <w:t>η²) para</w:t>
+      </w:r>
+      <w:r>
+        <w:rPr>
+          <w:rFonts w:ascii="Palatino Linotype" w:hAnsi="Palatino Linotype" w:cs="Calibri"/>
+          <w:color w:val="000000"/>
+        </w:rPr>
+        <w:t xml:space="preserve"> el </w:t>
+      </w:r>
+      <w:proofErr w:type="spellStart"/>
+      <w:r>
+        <w:rPr>
+          <w:rFonts w:ascii="Palatino Linotype" w:hAnsi="Palatino Linotype" w:cs="Calibri"/>
+          <w:color w:val="000000"/>
+        </w:rPr>
+        <w:t>scoring</w:t>
+      </w:r>
+      <w:proofErr w:type="spellEnd"/>
+      <w:r>
+        <w:rPr>
+          <w:rFonts w:ascii="Palatino Linotype" w:hAnsi="Palatino Linotype" w:cs="Calibri"/>
+          <w:color w:val="000000"/>
+        </w:rPr>
+        <w:t xml:space="preserve"> nutricional </w:t>
+      </w:r>
+      <w:proofErr w:type="spellStart"/>
+      <w:r>
+        <w:rPr>
+          <w:rFonts w:ascii="Palatino Linotype" w:hAnsi="Palatino Linotype" w:cs="Calibri"/>
+          <w:color w:val="000000"/>
+        </w:rPr>
+        <w:t>estandarizado</w:t>
+      </w:r>
+      <w:proofErr w:type="spellEnd"/>
+    </w:p>
+    <w:tbl>
+      <w:tblPr>
+        <w:tblW w:w="4880" w:type="dxa"/>
+        <w:tblCellMar>
+          <w:left w:w="70" w:type="dxa"/>
+          <w:right w:w="70" w:type="dxa"/>
+        </w:tblCellMar>
+        <w:tblLook w:val="04A0" w:firstRow="1" w:lastRow="0" w:firstColumn="1" w:lastColumn="0" w:noHBand="0" w:noVBand="1"/>
+      </w:tblPr>
+      <w:tblGrid>
+        <w:gridCol w:w="1700"/>
+        <w:gridCol w:w="1060"/>
+        <w:gridCol w:w="1060"/>
+        <w:gridCol w:w="1060"/>
+      </w:tblGrid>
+      <w:tr>
+        <w:trPr>
+          <w:trHeight w:val="300"/>
+        </w:trPr>
+        <w:tc>
+          <w:tcPr>
+            <w:tcW w:w="1700" w:type="dxa"/>
+            <w:tcBorders>
+              <w:top w:val="nil"/>
+              <w:left w:val="nil"/>
+              <w:bottom w:val="nil"/>
+              <w:right w:val="nil"/>
+            </w:tcBorders>
+            <w:noWrap/>
+            <w:vAlign w:val="bottom"/>
+            <w:hideMark/>
+          </w:tcPr>
+          <w:p>
+            <w:pPr>
+              <w:jc w:val="both"/>
+              <w:rPr>
+                <w:rFonts w:ascii="Palatino Linotype" w:hAnsi="Palatino Linotype" w:cs="Calibri"/>
+                <w:b/>
+                <w:bCs/>
+                <w:color w:val="000000"/>
+                <w:sz w:val="18"/>
+                <w:szCs w:val="18"/>
+              </w:rPr>
+            </w:pPr>
+            <w:r>
+              <w:rPr>
+                <w:rFonts w:ascii="Palatino Linotype" w:hAnsi="Palatino Linotype" w:cs="Calibri"/>
+                <w:b/>
+                <w:bCs/>
+                <w:color w:val="000000"/>
+                <w:sz w:val="18"/>
+                <w:szCs w:val="18"/>
+              </w:rPr>
+              <w:t>Variable</w:t>
+            </w:r>
+          </w:p>
+        </w:tc>
+        <w:tc>
+          <w:tcPr>
+            <w:tcW w:w="1060" w:type="dxa"/>
+            <w:tcBorders>
+              <w:top w:val="nil"/>
+              <w:left w:val="nil"/>
+              <w:bottom w:val="nil"/>
+              <w:right w:val="nil"/>
+            </w:tcBorders>
+            <w:noWrap/>
+            <w:vAlign w:val="bottom"/>
+            <w:hideMark/>
+          </w:tcPr>
+          <w:p>
+            <w:pPr>
+              <w:jc w:val="both"/>
+              <w:rPr>
+                <w:rFonts w:ascii="Palatino Linotype" w:hAnsi="Palatino Linotype" w:cs="Calibri"/>
+                <w:b/>
+                <w:bCs/>
+                <w:color w:val="000000"/>
+                <w:sz w:val="18"/>
+                <w:szCs w:val="18"/>
+              </w:rPr>
+            </w:pPr>
+            <w:r>
+              <w:rPr>
+                <w:rFonts w:ascii="Palatino Linotype" w:hAnsi="Palatino Linotype" w:cs="Calibri"/>
+                <w:b/>
+                <w:bCs/>
+                <w:color w:val="000000"/>
+                <w:sz w:val="18"/>
+                <w:szCs w:val="18"/>
+              </w:rPr>
+              <w:t>H</w:t>
+            </w:r>
+          </w:p>
+        </w:tc>
+        <w:tc>
+          <w:tcPr>
+            <w:tcW w:w="1060" w:type="dxa"/>
+            <w:tcBorders>
+              <w:top w:val="nil"/>
+              <w:left w:val="nil"/>
+              <w:bottom w:val="nil"/>
+              <w:right w:val="nil"/>
+            </w:tcBorders>
+            <w:noWrap/>
+            <w:vAlign w:val="bottom"/>
+            <w:hideMark/>
+          </w:tcPr>
+          <w:p>
+            <w:pPr>
+              <w:jc w:val="both"/>
+              <w:rPr>
+                <w:rFonts w:ascii="Palatino Linotype" w:hAnsi="Palatino Linotype" w:cs="Calibri"/>
+                <w:b/>
+                <w:bCs/>
+                <w:color w:val="000000"/>
+                <w:sz w:val="18"/>
+                <w:szCs w:val="18"/>
+              </w:rPr>
+            </w:pPr>
+            <w:r>
+              <w:rPr>
+                <w:rFonts w:ascii="Palatino Linotype" w:hAnsi="Palatino Linotype" w:cs="Calibri"/>
+                <w:b/>
+                <w:bCs/>
+                <w:color w:val="000000"/>
+                <w:sz w:val="18"/>
+                <w:szCs w:val="18"/>
+              </w:rPr>
+              <w:t>p-valor</w:t>
+            </w:r>
+          </w:p>
+        </w:tc>
+        <w:tc>
+          <w:tcPr>
+            <w:tcW w:w="1060" w:type="dxa"/>
+            <w:tcBorders>
+              <w:top w:val="nil"/>
+              <w:left w:val="nil"/>
+              <w:bottom w:val="nil"/>
+              <w:right w:val="nil"/>
+            </w:tcBorders>
+            <w:noWrap/>
+            <w:vAlign w:val="bottom"/>
+            <w:hideMark/>
+          </w:tcPr>
+          <w:p>
+            <w:pPr>
+              <w:jc w:val="both"/>
+              <w:rPr>
+                <w:rFonts w:ascii="Palatino Linotype" w:hAnsi="Palatino Linotype" w:cs="Calibri"/>
+                <w:b/>
+                <w:bCs/>
+                <w:color w:val="000000"/>
+                <w:sz w:val="18"/>
+                <w:szCs w:val="18"/>
+              </w:rPr>
+            </w:pPr>
+            <w:r>
+              <w:rPr>
+                <w:rFonts w:ascii="Palatino Linotype" w:hAnsi="Palatino Linotype" w:cs="Calibri"/>
+                <w:b/>
+                <w:bCs/>
+                <w:color w:val="000000"/>
+                <w:sz w:val="18"/>
+                <w:szCs w:val="18"/>
+              </w:rPr>
+              <w:t>η²</w:t>
+            </w:r>
+          </w:p>
+        </w:tc>
+      </w:tr>
+      <w:tr>
+        <w:trPr>
+          <w:trHeight w:val="300"/>
+        </w:trPr>
+        <w:tc>
+          <w:tcPr>
+            <w:tcW w:w="1700" w:type="dxa"/>
+            <w:tcBorders>
+              <w:top w:val="nil"/>
+              <w:left w:val="nil"/>
+              <w:bottom w:val="nil"/>
+              <w:right w:val="nil"/>
+            </w:tcBorders>
+            <w:noWrap/>
+            <w:vAlign w:val="bottom"/>
+            <w:hideMark/>
+          </w:tcPr>
+          <w:p>
+            <w:pPr>
+              <w:jc w:val="both"/>
+              <w:rPr>
+                <w:rFonts w:ascii="Palatino Linotype" w:hAnsi="Palatino Linotype" w:cs="Calibri"/>
+                <w:color w:val="000000"/>
+                <w:sz w:val="18"/>
+                <w:szCs w:val="18"/>
+              </w:rPr>
+            </w:pPr>
+            <w:proofErr w:type="spellStart"/>
+            <w:r>
+              <w:rPr>
+                <w:rFonts w:ascii="Palatino Linotype" w:hAnsi="Palatino Linotype" w:cs="Calibri"/>
+                <w:color w:val="000000"/>
+                <w:sz w:val="18"/>
+                <w:szCs w:val="18"/>
+              </w:rPr>
+              <w:t>Scoring</w:t>
+            </w:r>
+            <w:proofErr w:type="spellEnd"/>
+            <w:r>
+              <w:rPr>
+                <w:rFonts w:ascii="Palatino Linotype" w:hAnsi="Palatino Linotype" w:cs="Calibri"/>
+                <w:color w:val="000000"/>
+                <w:sz w:val="18"/>
+                <w:szCs w:val="18"/>
+              </w:rPr>
+              <w:t xml:space="preserve"> nutricional</w:t>
+            </w:r>
+          </w:p>
+        </w:tc>
+        <w:tc>
+          <w:tcPr>
+            <w:tcW w:w="1060" w:type="dxa"/>
+            <w:tcBorders>
+              <w:top w:val="nil"/>
+              <w:left w:val="nil"/>
+              <w:bottom w:val="nil"/>
+              <w:right w:val="nil"/>
+            </w:tcBorders>
+            <w:noWrap/>
+            <w:vAlign w:val="bottom"/>
+            <w:hideMark/>
+          </w:tcPr>
+          <w:p>
+            <w:pPr>
+              <w:jc w:val="both"/>
+              <w:rPr>
+                <w:rFonts w:ascii="Palatino Linotype" w:hAnsi="Palatino Linotype" w:cs="Calibri"/>
+                <w:color w:val="000000"/>
+                <w:sz w:val="18"/>
+                <w:szCs w:val="18"/>
+              </w:rPr>
+            </w:pPr>
+            <w:r>
+              <w:rPr>
+                <w:rFonts w:ascii="Palatino Linotype" w:hAnsi="Palatino Linotype" w:cs="Calibri"/>
+                <w:color w:val="000000"/>
+                <w:sz w:val="18"/>
+                <w:szCs w:val="18"/>
+              </w:rPr>
+              <w:t>7,2</w:t>
+            </w:r>
+          </w:p>
+        </w:tc>
+        <w:tc>
+          <w:tcPr>
+            <w:tcW w:w="1060" w:type="dxa"/>
+            <w:tcBorders>
+              <w:top w:val="nil"/>
+              <w:left w:val="nil"/>
+              <w:bottom w:val="nil"/>
+              <w:right w:val="nil"/>
+            </w:tcBorders>
+            <w:noWrap/>
+            <w:vAlign w:val="bottom"/>
+            <w:hideMark/>
+          </w:tcPr>
+          <w:p>
+            <w:pPr>
+              <w:jc w:val="both"/>
+              <w:rPr>
+                <w:rFonts w:ascii="Palatino Linotype" w:hAnsi="Palatino Linotype" w:cs="Calibri"/>
+                <w:color w:val="000000"/>
+                <w:sz w:val="18"/>
+                <w:szCs w:val="18"/>
+              </w:rPr>
+            </w:pPr>
+            <w:r>
+              <w:rPr>
+                <w:rFonts w:ascii="Palatino Linotype" w:hAnsi="Palatino Linotype" w:cs="Calibri"/>
+                <w:color w:val="000000"/>
+                <w:sz w:val="18"/>
+                <w:szCs w:val="18"/>
+              </w:rPr>
+              <w:t>0.066</w:t>
+            </w:r>
+          </w:p>
+        </w:tc>
+        <w:tc>
+          <w:tcPr>
+            <w:tcW w:w="1060" w:type="dxa"/>
+            <w:tcBorders>
+              <w:top w:val="nil"/>
+              <w:left w:val="nil"/>
+              <w:bottom w:val="nil"/>
+              <w:right w:val="nil"/>
+            </w:tcBorders>
+            <w:noWrap/>
+            <w:vAlign w:val="bottom"/>
+            <w:hideMark/>
+          </w:tcPr>
+          <w:p>
+            <w:pPr>
+              <w:jc w:val="both"/>
+              <w:rPr>
+                <w:rFonts w:ascii="Palatino Linotype" w:hAnsi="Palatino Linotype" w:cs="Calibri"/>
+                <w:color w:val="000000"/>
+                <w:sz w:val="18"/>
+                <w:szCs w:val="18"/>
+              </w:rPr>
+            </w:pPr>
+            <w:r>
+              <w:rPr>
+                <w:rFonts w:ascii="Palatino Linotype" w:hAnsi="Palatino Linotype" w:cs="Calibri"/>
+                <w:color w:val="000000"/>
+                <w:sz w:val="18"/>
+                <w:szCs w:val="18"/>
+              </w:rPr>
+              <w:t>0,089</w:t>
+            </w:r>
+          </w:p>
+        </w:tc>
+      </w:tr>
+    </w:tbl>
+    <w:p>
+      <w:pPr>
+        <w:spacing w:before="100" w:beforeAutospacing="1" w:after="100" w:afterAutospacing="1"/>
+        <w:jc w:val="both"/>
+        <w:rPr>
+          <w:rFonts w:ascii="Palatino Linotype" w:hAnsi="Palatino Linotype"/>
+          <w:color w:val="000000"/>
+          <w:sz w:val="20"/>
+          <w:szCs w:val="20"/>
+        </w:rPr>
+      </w:pPr>
+      <w:r>
+        <w:rPr>
+          <w:rFonts w:ascii="Palatino Linotype" w:hAnsi="Palatino Linotype"/>
+          <w:color w:val="000000"/>
+          <w:sz w:val="20"/>
+          <w:szCs w:val="20"/>
+        </w:rPr>
+        <w:t xml:space="preserve">La tabla 5 muestra el resultado de la prueba de Kruskal-Wallis aplicada al </w:t>
+      </w:r>
+      <w:proofErr w:type="spellStart"/>
+      <w:r>
+        <w:rPr>
+          <w:rFonts w:ascii="Palatino Linotype" w:hAnsi="Palatino Linotype"/>
+          <w:i/>
+          <w:iCs/>
+          <w:color w:val="000000"/>
+          <w:sz w:val="20"/>
+          <w:szCs w:val="20"/>
+        </w:rPr>
+        <w:t>scoring</w:t>
+      </w:r>
+      <w:proofErr w:type="spellEnd"/>
+      <w:r>
+        <w:rPr>
+          <w:rFonts w:ascii="Palatino Linotype" w:hAnsi="Palatino Linotype"/>
+          <w:color w:val="000000"/>
+          <w:sz w:val="20"/>
+          <w:szCs w:val="20"/>
+        </w:rPr>
+        <w:t xml:space="preserve"> nutricional estandarizado. </w:t>
+      </w:r>
+      <w:r>
+        <w:rPr>
+          <w:rFonts w:ascii="Palatino Linotype" w:hAnsi="Palatino Linotype"/>
+          <w:color w:val="000000"/>
+          <w:sz w:val="20"/>
+          <w:szCs w:val="20"/>
+        </w:rPr>
+        <w:t xml:space="preserve">No se observaron diferencias estadísticas significativas entre los cuatro tipos de bebida analizados </w:t>
+      </w:r>
+      <w:r>
+        <w:rPr>
+          <w:rFonts w:ascii="Palatino Linotype" w:hAnsi="Palatino Linotype"/>
+          <w:color w:val="000000"/>
+          <w:sz w:val="20"/>
+          <w:szCs w:val="20"/>
+        </w:rPr>
+        <w:t>(p</w:t>
+      </w:r>
+      <w:r>
+        <w:rPr>
+          <w:rFonts w:ascii="Palatino Linotype" w:hAnsi="Palatino Linotype"/>
+          <w:color w:val="000000"/>
+          <w:sz w:val="20"/>
+          <w:szCs w:val="20"/>
+        </w:rPr>
+        <w:t xml:space="preserve"> = </w:t>
+      </w:r>
+      <w:r>
+        <w:rPr>
+          <w:rFonts w:ascii="Palatino Linotype" w:hAnsi="Palatino Linotype"/>
+          <w:color w:val="000000"/>
+          <w:sz w:val="20"/>
+          <w:szCs w:val="20"/>
+        </w:rPr>
+        <w:t>0.066)</w:t>
+      </w:r>
+      <w:r>
+        <w:rPr>
+          <w:rFonts w:ascii="Palatino Linotype" w:hAnsi="Palatino Linotype"/>
+          <w:color w:val="000000"/>
+          <w:sz w:val="20"/>
+          <w:szCs w:val="20"/>
+        </w:rPr>
+        <w:t xml:space="preserve"> y el tamaño del efecto </w:t>
+      </w:r>
+      <w:r>
+        <w:rPr>
+          <w:rFonts w:ascii="Palatino Linotype" w:hAnsi="Palatino Linotype"/>
+          <w:color w:val="000000"/>
+          <w:sz w:val="20"/>
+          <w:szCs w:val="20"/>
+        </w:rPr>
+        <w:t xml:space="preserve">resultó ser </w:t>
+      </w:r>
+      <w:r>
+        <w:rPr>
+          <w:rFonts w:ascii="Palatino Linotype" w:hAnsi="Palatino Linotype" w:cs="Calibri"/>
+          <w:color w:val="000000"/>
+          <w:sz w:val="18"/>
+          <w:szCs w:val="18"/>
+        </w:rPr>
+        <w:t>η²</w:t>
+      </w:r>
+      <w:r>
+        <w:rPr>
+          <w:rFonts w:ascii="Palatino Linotype" w:hAnsi="Palatino Linotype" w:cs="Calibri"/>
+          <w:b/>
+          <w:bCs/>
+          <w:color w:val="000000"/>
+          <w:sz w:val="18"/>
+          <w:szCs w:val="18"/>
+        </w:rPr>
+        <w:t xml:space="preserve"> = </w:t>
+      </w:r>
+      <w:r>
+        <w:rPr>
+          <w:rFonts w:ascii="Palatino Linotype" w:hAnsi="Palatino Linotype"/>
+          <w:color w:val="000000"/>
+          <w:sz w:val="20"/>
+          <w:szCs w:val="20"/>
+        </w:rPr>
+        <w:t>0.089.</w:t>
+      </w:r>
+    </w:p>
+    <w:p>
+      <w:pPr>
+        <w:spacing w:before="100" w:beforeAutospacing="1" w:after="100" w:afterAutospacing="1"/>
+        <w:rPr>
+          <w:rFonts w:ascii="Palatino Linotype" w:hAnsi="Palatino Linotype"/>
+          <w:color w:val="000000"/>
+          <w:sz w:val="20"/>
+          <w:szCs w:val="20"/>
+        </w:rPr>
+      </w:pPr>
     </w:p>
     <w:p>
       <w:pPr>
@@ -4234,7 +7545,7 @@
   <w:style w:type="paragraph" w:default="1" w:styleId="Normal">
     <w:name w:val="Normal"/>
     <w:qFormat/>
-    <w:rsid w:val="00220BD6"/>
+    <w:rsid w:val="003104FA"/>
     <w:pPr>
       <w:spacing w:before="0" w:after="0" w:line="240" w:lineRule="auto"/>
     </w:pPr>
@@ -4725,7 +8036,7 @@
       <w:szCs w:val="24"/>
     </w:rPr>
   </w:style>
-  <w:style w:type="character" w:styleId="Textoennegrita">
+  <w:style w:type="character" w:styleId="Fuerte">
     <w:name w:val="Strong"/>
     <w:uiPriority w:val="22"/>
     <w:qFormat/>
@@ -5454,6 +8765,14 @@
     <w:basedOn w:val="Fuentedeprrafopredeter"/>
     <w:rsid w:val="0092076E"/>
   </w:style>
+  <w:style w:type="paragraph" w:customStyle="1" w:styleId="isselectedend">
+    <w:name w:val="isselectedend"/>
+    <w:basedOn w:val="Normal"/>
+    <w:rsid w:val="00A75A8F"/>
+    <w:pPr>
+      <w:spacing w:before="100" w:beforeAutospacing="1" w:after="100" w:afterAutospacing="1"/>
+    </w:pPr>
+  </w:style>
 </w:styles>
 </file>
 

--- a/boceto TFG/RESULTADOS definitivo.docx
+++ b/boceto TFG/RESULTADOS definitivo.docx
@@ -73,97 +73,8 @@
           <w:rFonts w:ascii="Palatino Linotype" w:hAnsi="Palatino Linotype"/>
           <w:color w:val="000000" w:themeColor="text1"/>
         </w:rPr>
-        <w:t xml:space="preserve">. Valores </w:t>
-      </w:r>
-      <w:proofErr w:type="spellStart"/>
-      <w:r>
-        <w:rPr>
-          <w:rFonts w:ascii="Palatino Linotype" w:hAnsi="Palatino Linotype"/>
-          <w:color w:val="000000" w:themeColor="text1"/>
-        </w:rPr>
-        <w:t>expresados</w:t>
-      </w:r>
-      <w:proofErr w:type="spellEnd"/>
-      <w:r>
-        <w:rPr>
-          <w:rFonts w:ascii="Palatino Linotype" w:hAnsi="Palatino Linotype"/>
-          <w:color w:val="000000" w:themeColor="text1"/>
-        </w:rPr>
-        <w:t xml:space="preserve"> como </w:t>
-      </w:r>
-      <w:proofErr w:type="spellStart"/>
-      <w:r>
-        <w:rPr>
-          <w:rFonts w:ascii="Palatino Linotype" w:hAnsi="Palatino Linotype"/>
-          <w:color w:val="000000" w:themeColor="text1"/>
-        </w:rPr>
-        <w:t>media</w:t>
-      </w:r>
-      <w:proofErr w:type="spellEnd"/>
-      <w:r>
-        <w:rPr>
-          <w:rFonts w:ascii="Palatino Linotype" w:hAnsi="Palatino Linotype"/>
-          <w:color w:val="000000" w:themeColor="text1"/>
-        </w:rPr>
-        <w:t xml:space="preserve"> ± </w:t>
-      </w:r>
-      <w:proofErr w:type="spellStart"/>
-      <w:r>
-        <w:rPr>
-          <w:rFonts w:ascii="Palatino Linotype" w:hAnsi="Palatino Linotype"/>
-          <w:color w:val="000000" w:themeColor="text1"/>
-        </w:rPr>
-        <w:t>desviación</w:t>
-      </w:r>
-      <w:proofErr w:type="spellEnd"/>
-      <w:r>
-        <w:rPr>
-          <w:rFonts w:ascii="Palatino Linotype" w:hAnsi="Palatino Linotype"/>
-          <w:color w:val="000000" w:themeColor="text1"/>
-        </w:rPr>
-        <w:t xml:space="preserve"> </w:t>
-      </w:r>
-      <w:proofErr w:type="spellStart"/>
-      <w:r>
-        <w:rPr>
-          <w:rFonts w:ascii="Palatino Linotype" w:hAnsi="Palatino Linotype"/>
-          <w:color w:val="000000" w:themeColor="text1"/>
-        </w:rPr>
-        <w:t>estándar</w:t>
-      </w:r>
-      <w:proofErr w:type="spellEnd"/>
-      <w:r>
-        <w:rPr>
-          <w:rFonts w:ascii="Palatino Linotype" w:hAnsi="Palatino Linotype"/>
-          <w:color w:val="000000" w:themeColor="text1"/>
-        </w:rPr>
-        <w:t xml:space="preserve"> por cada 100 </w:t>
-      </w:r>
-      <w:proofErr w:type="spellStart"/>
-      <w:r>
-        <w:rPr>
-          <w:rFonts w:ascii="Palatino Linotype" w:hAnsi="Palatino Linotype"/>
-          <w:color w:val="000000" w:themeColor="text1"/>
-        </w:rPr>
-        <w:t>mL</w:t>
-      </w:r>
-      <w:proofErr w:type="spellEnd"/>
-      <w:r>
-        <w:rPr>
-          <w:rFonts w:ascii="Palatino Linotype" w:hAnsi="Palatino Linotype"/>
-          <w:color w:val="000000" w:themeColor="text1"/>
-        </w:rPr>
-        <w:t xml:space="preserve"> de </w:t>
-      </w:r>
-      <w:proofErr w:type="spellStart"/>
-      <w:r>
-        <w:rPr>
-          <w:rFonts w:ascii="Palatino Linotype" w:hAnsi="Palatino Linotype"/>
-          <w:color w:val="000000" w:themeColor="text1"/>
-        </w:rPr>
-        <w:t>producto</w:t>
-      </w:r>
-      <w:proofErr w:type="spellEnd"/>
+        <w:t>. Valores expresados como media ± desviación estándar por cada 100 mL de producto</w:t>
+      </w:r>
     </w:p>
     <w:tbl>
       <w:tblPr>
@@ -297,10 +208,26 @@
                 <w:sz w:val="18"/>
                 <w:szCs w:val="18"/>
               </w:rPr>
-              <w:t xml:space="preserve">Energía (kcal/100 </w:t>
-            </w:r>
-            <w:proofErr w:type="spellStart"/>
-            <w:r>
+              <w:t>Energía (kcal/100 mL)</w:t>
+            </w:r>
+          </w:p>
+        </w:tc>
+        <w:tc>
+          <w:tcPr>
+            <w:tcW w:w="962" w:type="dxa"/>
+            <w:tcBorders>
+              <w:top w:val="nil"/>
+              <w:left w:val="nil"/>
+              <w:bottom w:val="nil"/>
+              <w:right w:val="nil"/>
+            </w:tcBorders>
+            <w:noWrap/>
+            <w:vAlign w:val="bottom"/>
+            <w:hideMark/>
+          </w:tcPr>
+          <w:p>
+            <w:pPr>
+              <w:jc w:val="center"/>
               <w:rPr>
                 <w:rFonts w:ascii="Palatino Linotype" w:hAnsi="Palatino Linotype" w:cs="Calibri"/>
                 <w:b/>
@@ -309,9 +236,7 @@
                 <w:sz w:val="18"/>
                 <w:szCs w:val="18"/>
               </w:rPr>
-              <w:t>mL</w:t>
-            </w:r>
-            <w:proofErr w:type="spellEnd"/>
+            </w:pPr>
             <w:r>
               <w:rPr>
                 <w:rFonts w:ascii="Palatino Linotype" w:hAnsi="Palatino Linotype" w:cs="Calibri"/>
@@ -321,7 +246,7 @@
                 <w:sz w:val="18"/>
                 <w:szCs w:val="18"/>
               </w:rPr>
-              <w:t>)</w:t>
+              <w:t>Grasas totales (g/100 mL)</w:t>
             </w:r>
           </w:p>
         </w:tc>
@@ -359,10 +284,26 @@
                 <w:sz w:val="18"/>
                 <w:szCs w:val="18"/>
               </w:rPr>
-              <w:t xml:space="preserve">Grasas totales (g/100 </w:t>
-            </w:r>
-            <w:proofErr w:type="spellStart"/>
-            <w:r>
+              <w:t>Grasas saturadas (g/100 mL)</w:t>
+            </w:r>
+          </w:p>
+        </w:tc>
+        <w:tc>
+          <w:tcPr>
+            <w:tcW w:w="962" w:type="dxa"/>
+            <w:tcBorders>
+              <w:top w:val="nil"/>
+              <w:left w:val="nil"/>
+              <w:bottom w:val="nil"/>
+              <w:right w:val="nil"/>
+            </w:tcBorders>
+            <w:noWrap/>
+            <w:vAlign w:val="bottom"/>
+            <w:hideMark/>
+          </w:tcPr>
+          <w:p>
+            <w:pPr>
+              <w:jc w:val="center"/>
               <w:rPr>
                 <w:rFonts w:ascii="Palatino Linotype" w:hAnsi="Palatino Linotype" w:cs="Calibri"/>
                 <w:b/>
@@ -371,9 +312,7 @@
                 <w:sz w:val="18"/>
                 <w:szCs w:val="18"/>
               </w:rPr>
-              <w:t>mL</w:t>
-            </w:r>
-            <w:proofErr w:type="spellEnd"/>
+            </w:pPr>
             <w:r>
               <w:rPr>
                 <w:rFonts w:ascii="Palatino Linotype" w:hAnsi="Palatino Linotype" w:cs="Calibri"/>
@@ -383,13 +322,13 @@
                 <w:sz w:val="18"/>
                 <w:szCs w:val="18"/>
               </w:rPr>
-              <w:t>)</w:t>
-            </w:r>
-          </w:p>
-        </w:tc>
-        <w:tc>
-          <w:tcPr>
-            <w:tcW w:w="962" w:type="dxa"/>
+              <w:t>Azúcares (g/100 mL)</w:t>
+            </w:r>
+          </w:p>
+        </w:tc>
+        <w:tc>
+          <w:tcPr>
+            <w:tcW w:w="1924" w:type="dxa"/>
             <w:tcBorders>
               <w:top w:val="nil"/>
               <w:left w:val="nil"/>
@@ -421,155 +360,7 @@
                 <w:sz w:val="18"/>
                 <w:szCs w:val="18"/>
               </w:rPr>
-              <w:t xml:space="preserve">Grasas saturadas (g/100 </w:t>
-            </w:r>
-            <w:proofErr w:type="spellStart"/>
-            <w:r>
-              <w:rPr>
-                <w:rFonts w:ascii="Palatino Linotype" w:hAnsi="Palatino Linotype" w:cs="Calibri"/>
-                <w:b/>
-                <w:bCs/>
-                <w:color w:val="000000"/>
-                <w:sz w:val="18"/>
-                <w:szCs w:val="18"/>
-              </w:rPr>
-              <w:t>mL</w:t>
-            </w:r>
-            <w:proofErr w:type="spellEnd"/>
-            <w:r>
-              <w:rPr>
-                <w:rFonts w:ascii="Palatino Linotype" w:hAnsi="Palatino Linotype" w:cs="Calibri"/>
-                <w:b/>
-                <w:bCs/>
-                <w:color w:val="000000"/>
-                <w:sz w:val="18"/>
-                <w:szCs w:val="18"/>
-              </w:rPr>
-              <w:t>)</w:t>
-            </w:r>
-          </w:p>
-        </w:tc>
-        <w:tc>
-          <w:tcPr>
-            <w:tcW w:w="962" w:type="dxa"/>
-            <w:tcBorders>
-              <w:top w:val="nil"/>
-              <w:left w:val="nil"/>
-              <w:bottom w:val="nil"/>
-              <w:right w:val="nil"/>
-            </w:tcBorders>
-            <w:noWrap/>
-            <w:vAlign w:val="bottom"/>
-            <w:hideMark/>
-          </w:tcPr>
-          <w:p>
-            <w:pPr>
-              <w:jc w:val="center"/>
-              <w:rPr>
-                <w:rFonts w:ascii="Palatino Linotype" w:hAnsi="Palatino Linotype" w:cs="Calibri"/>
-                <w:b/>
-                <w:bCs/>
-                <w:color w:val="000000"/>
-                <w:sz w:val="18"/>
-                <w:szCs w:val="18"/>
-              </w:rPr>
-            </w:pPr>
-            <w:r>
-              <w:rPr>
-                <w:rFonts w:ascii="Palatino Linotype" w:hAnsi="Palatino Linotype" w:cs="Calibri"/>
-                <w:b/>
-                <w:bCs/>
-                <w:color w:val="000000"/>
-                <w:sz w:val="18"/>
-                <w:szCs w:val="18"/>
-              </w:rPr>
-              <w:t xml:space="preserve">Azúcares (g/100 </w:t>
-            </w:r>
-            <w:proofErr w:type="spellStart"/>
-            <w:r>
-              <w:rPr>
-                <w:rFonts w:ascii="Palatino Linotype" w:hAnsi="Palatino Linotype" w:cs="Calibri"/>
-                <w:b/>
-                <w:bCs/>
-                <w:color w:val="000000"/>
-                <w:sz w:val="18"/>
-                <w:szCs w:val="18"/>
-              </w:rPr>
-              <w:t>mL</w:t>
-            </w:r>
-            <w:proofErr w:type="spellEnd"/>
-            <w:r>
-              <w:rPr>
-                <w:rFonts w:ascii="Palatino Linotype" w:hAnsi="Palatino Linotype" w:cs="Calibri"/>
-                <w:b/>
-                <w:bCs/>
-                <w:color w:val="000000"/>
-                <w:sz w:val="18"/>
-                <w:szCs w:val="18"/>
-              </w:rPr>
-              <w:t>)</w:t>
-            </w:r>
-          </w:p>
-        </w:tc>
-        <w:tc>
-          <w:tcPr>
-            <w:tcW w:w="1924" w:type="dxa"/>
-            <w:tcBorders>
-              <w:top w:val="nil"/>
-              <w:left w:val="nil"/>
-              <w:bottom w:val="nil"/>
-              <w:right w:val="nil"/>
-            </w:tcBorders>
-            <w:noWrap/>
-            <w:vAlign w:val="bottom"/>
-            <w:hideMark/>
-          </w:tcPr>
-          <w:p>
-            <w:pPr>
-              <w:jc w:val="center"/>
-              <w:rPr>
-                <w:rFonts w:ascii="Palatino Linotype" w:hAnsi="Palatino Linotype" w:cs="Calibri"/>
-                <w:b/>
-                <w:bCs/>
-                <w:color w:val="000000"/>
-                <w:sz w:val="18"/>
-                <w:szCs w:val="18"/>
-              </w:rPr>
-            </w:pPr>
-            <w:r>
-              <w:rPr>
-                <w:rFonts w:ascii="Palatino Linotype" w:hAnsi="Palatino Linotype" w:cs="Calibri"/>
-                <w:b/>
-                <w:bCs/>
-                <w:color w:val="000000"/>
-                <w:sz w:val="18"/>
-                <w:szCs w:val="18"/>
-              </w:rPr>
-              <w:t xml:space="preserve">Proteínas (g/100 </w:t>
-            </w:r>
-            <w:proofErr w:type="spellStart"/>
-            <w:r>
-              <w:rPr>
-                <w:rFonts w:ascii="Palatino Linotype" w:hAnsi="Palatino Linotype" w:cs="Calibri"/>
-                <w:b/>
-                <w:bCs/>
-                <w:color w:val="000000"/>
-                <w:sz w:val="18"/>
-                <w:szCs w:val="18"/>
-              </w:rPr>
-              <w:t>mL</w:t>
-            </w:r>
-            <w:proofErr w:type="spellEnd"/>
-            <w:r>
-              <w:rPr>
-                <w:rFonts w:ascii="Palatino Linotype" w:hAnsi="Palatino Linotype" w:cs="Calibri"/>
-                <w:b/>
-                <w:bCs/>
-                <w:color w:val="000000"/>
-                <w:sz w:val="18"/>
-                <w:szCs w:val="18"/>
-              </w:rPr>
-              <w:t>)</w:t>
+              <w:t>Proteínas (g/100 mL)</w:t>
             </w:r>
           </w:p>
         </w:tc>
@@ -1562,104 +1353,15 @@
           <w:rFonts w:ascii="Palatino Linotype" w:hAnsi="Palatino Linotype"/>
           <w:color w:val="000000" w:themeColor="text1"/>
         </w:rPr>
-        <w:t xml:space="preserve">Tabla 2. </w:t>
-      </w:r>
-      <w:proofErr w:type="spellStart"/>
-      <w:r>
-        <w:rPr>
-          <w:rFonts w:ascii="Palatino Linotype" w:hAnsi="Palatino Linotype"/>
-          <w:color w:val="000000" w:themeColor="text1"/>
-        </w:rPr>
-        <w:t>Prueba</w:t>
-      </w:r>
-      <w:proofErr w:type="spellEnd"/>
-      <w:r>
-        <w:rPr>
-          <w:rFonts w:ascii="Palatino Linotype" w:hAnsi="Palatino Linotype"/>
-          <w:color w:val="000000" w:themeColor="text1"/>
-        </w:rPr>
-        <w:t xml:space="preserve"> de </w:t>
-      </w:r>
-      <w:proofErr w:type="spellStart"/>
-      <w:r>
-        <w:rPr>
-          <w:rFonts w:ascii="Palatino Linotype" w:hAnsi="Palatino Linotype"/>
-          <w:color w:val="000000" w:themeColor="text1"/>
-        </w:rPr>
-        <w:t>Kruskal-Wallis</w:t>
-      </w:r>
-      <w:proofErr w:type="spellEnd"/>
-      <w:r>
-        <w:rPr>
-          <w:rFonts w:ascii="Palatino Linotype" w:hAnsi="Palatino Linotype"/>
-          <w:color w:val="000000" w:themeColor="text1"/>
-        </w:rPr>
-        <w:t xml:space="preserve"> y </w:t>
-      </w:r>
-      <w:proofErr w:type="spellStart"/>
-      <w:r>
-        <w:rPr>
-          <w:rFonts w:ascii="Palatino Linotype" w:hAnsi="Palatino Linotype"/>
-          <w:color w:val="000000" w:themeColor="text1"/>
-        </w:rPr>
-        <w:t>tamaño</w:t>
-      </w:r>
-      <w:proofErr w:type="spellEnd"/>
-      <w:r>
-        <w:rPr>
-          <w:rFonts w:ascii="Palatino Linotype" w:hAnsi="Palatino Linotype"/>
-          <w:color w:val="000000" w:themeColor="text1"/>
-        </w:rPr>
-        <w:t xml:space="preserve"> del </w:t>
-      </w:r>
-      <w:proofErr w:type="spellStart"/>
-      <w:r>
-        <w:rPr>
-          <w:rFonts w:ascii="Palatino Linotype" w:hAnsi="Palatino Linotype"/>
-          <w:color w:val="000000" w:themeColor="text1"/>
-        </w:rPr>
-        <w:t>efecto</w:t>
-      </w:r>
-      <w:proofErr w:type="spellEnd"/>
-      <w:r>
-        <w:rPr>
-          <w:rFonts w:ascii="Palatino Linotype" w:hAnsi="Palatino Linotype"/>
-          <w:color w:val="000000" w:themeColor="text1"/>
-        </w:rPr>
-        <w:t xml:space="preserve"> (</w:t>
+        <w:t>Tabla 2. Prueba de Kruskal-Wallis y tamaño del efecto (</w:t>
       </w:r>
       <w:r>
         <w:rPr>
           <w:rFonts w:ascii="Palatino Linotype" w:hAnsi="Palatino Linotype" w:cs="Calibri"/>
           <w:color w:val="000000"/>
         </w:rPr>
-        <w:t xml:space="preserve">η²) para las variables </w:t>
-      </w:r>
-      <w:proofErr w:type="spellStart"/>
-      <w:r>
-        <w:rPr>
-          <w:rFonts w:ascii="Palatino Linotype" w:hAnsi="Palatino Linotype" w:cs="Calibri"/>
-          <w:color w:val="000000"/>
-        </w:rPr>
-        <w:t>nutricionales</w:t>
-      </w:r>
-      <w:proofErr w:type="spellEnd"/>
-      <w:r>
-        <w:rPr>
-          <w:rFonts w:ascii="Palatino Linotype" w:hAnsi="Palatino Linotype" w:cs="Calibri"/>
-          <w:color w:val="000000"/>
-        </w:rPr>
-        <w:t xml:space="preserve"> </w:t>
-      </w:r>
-      <w:proofErr w:type="spellStart"/>
-      <w:r>
-        <w:rPr>
-          <w:rFonts w:ascii="Palatino Linotype" w:hAnsi="Palatino Linotype" w:cs="Calibri"/>
-          <w:color w:val="000000"/>
-        </w:rPr>
-        <w:t>estudiadas</w:t>
-      </w:r>
-      <w:proofErr w:type="spellEnd"/>
+        <w:t>η²) para las variables nutricionales estudiadas</w:t>
+      </w:r>
     </w:p>
     <w:tbl>
       <w:tblPr>
@@ -2583,127 +2285,13 @@
         </w:rPr>
         <w:t xml:space="preserve">. </w:t>
       </w:r>
-      <w:proofErr w:type="spellStart"/>
       <w:r>
         <w:rPr>
           <w:rFonts w:ascii="Palatino Linotype" w:hAnsi="Palatino Linotype"/>
           <w:color w:val="000000" w:themeColor="text1"/>
         </w:rPr>
-        <w:t>Comparaciones</w:t>
-      </w:r>
-      <w:proofErr w:type="spellEnd"/>
-      <w:r>
-        <w:rPr>
-          <w:rFonts w:ascii="Palatino Linotype" w:hAnsi="Palatino Linotype"/>
-          <w:color w:val="000000" w:themeColor="text1"/>
-        </w:rPr>
-        <w:t xml:space="preserve"> múltiples post-hoc </w:t>
-      </w:r>
-      <w:proofErr w:type="spellStart"/>
-      <w:r>
-        <w:rPr>
-          <w:rFonts w:ascii="Palatino Linotype" w:hAnsi="Palatino Linotype"/>
-          <w:color w:val="000000" w:themeColor="text1"/>
-        </w:rPr>
-        <w:t>mediante</w:t>
-      </w:r>
-      <w:proofErr w:type="spellEnd"/>
-      <w:r>
-        <w:rPr>
-          <w:rFonts w:ascii="Palatino Linotype" w:hAnsi="Palatino Linotype"/>
-          <w:color w:val="000000" w:themeColor="text1"/>
-        </w:rPr>
-        <w:t xml:space="preserve"> la </w:t>
-      </w:r>
-      <w:proofErr w:type="spellStart"/>
-      <w:r>
-        <w:rPr>
-          <w:rFonts w:ascii="Palatino Linotype" w:hAnsi="Palatino Linotype"/>
-          <w:color w:val="000000" w:themeColor="text1"/>
-        </w:rPr>
-        <w:t>prueba</w:t>
-      </w:r>
-      <w:proofErr w:type="spellEnd"/>
-      <w:r>
-        <w:rPr>
-          <w:rFonts w:ascii="Palatino Linotype" w:hAnsi="Palatino Linotype"/>
-          <w:color w:val="000000" w:themeColor="text1"/>
-        </w:rPr>
-        <w:t xml:space="preserve"> de </w:t>
-      </w:r>
-      <w:proofErr w:type="spellStart"/>
-      <w:r>
-        <w:rPr>
-          <w:rFonts w:ascii="Palatino Linotype" w:hAnsi="Palatino Linotype"/>
-          <w:color w:val="000000" w:themeColor="text1"/>
-        </w:rPr>
-        <w:t>Dunn</w:t>
-      </w:r>
-      <w:proofErr w:type="spellEnd"/>
-      <w:r>
-        <w:rPr>
-          <w:rFonts w:ascii="Palatino Linotype" w:hAnsi="Palatino Linotype"/>
-          <w:color w:val="000000" w:themeColor="text1"/>
-        </w:rPr>
-        <w:t xml:space="preserve"> para variables y </w:t>
-      </w:r>
-      <w:proofErr w:type="spellStart"/>
-      <w:r>
-        <w:rPr>
-          <w:rFonts w:ascii="Palatino Linotype" w:hAnsi="Palatino Linotype"/>
-          <w:color w:val="000000" w:themeColor="text1"/>
-        </w:rPr>
-        <w:t>bebidas</w:t>
-      </w:r>
-      <w:proofErr w:type="spellEnd"/>
-      <w:r>
-        <w:rPr>
-          <w:rFonts w:ascii="Palatino Linotype" w:hAnsi="Palatino Linotype"/>
-          <w:color w:val="000000" w:themeColor="text1"/>
-        </w:rPr>
-        <w:t xml:space="preserve"> con </w:t>
-      </w:r>
-      <w:proofErr w:type="spellStart"/>
-      <w:r>
-        <w:rPr>
-          <w:rFonts w:ascii="Palatino Linotype" w:hAnsi="Palatino Linotype"/>
-          <w:color w:val="000000" w:themeColor="text1"/>
-        </w:rPr>
-        <w:t>diferencias</w:t>
-      </w:r>
-      <w:proofErr w:type="spellEnd"/>
-      <w:r>
-        <w:rPr>
-          <w:rFonts w:ascii="Palatino Linotype" w:hAnsi="Palatino Linotype"/>
-          <w:color w:val="000000" w:themeColor="text1"/>
-        </w:rPr>
-        <w:t xml:space="preserve"> </w:t>
-      </w:r>
-      <w:proofErr w:type="spellStart"/>
-      <w:r>
-        <w:rPr>
-          <w:rFonts w:ascii="Palatino Linotype" w:hAnsi="Palatino Linotype"/>
-          <w:color w:val="000000" w:themeColor="text1"/>
-        </w:rPr>
-        <w:t>estadísticas</w:t>
-      </w:r>
-      <w:proofErr w:type="spellEnd"/>
-      <w:r>
-        <w:rPr>
-          <w:rFonts w:ascii="Palatino Linotype" w:hAnsi="Palatino Linotype"/>
-          <w:color w:val="000000" w:themeColor="text1"/>
-        </w:rPr>
-        <w:t xml:space="preserve"> </w:t>
-      </w:r>
-      <w:proofErr w:type="spellStart"/>
-      <w:r>
-        <w:rPr>
-          <w:rFonts w:ascii="Palatino Linotype" w:hAnsi="Palatino Linotype"/>
-          <w:color w:val="000000" w:themeColor="text1"/>
-        </w:rPr>
-        <w:t>significativas</w:t>
-      </w:r>
-      <w:proofErr w:type="spellEnd"/>
+        <w:t>Comparaciones múltiples post-hoc mediante la prueba de Dunn para variables y bebidas con diferencias estadísticas significativas</w:t>
+      </w:r>
     </w:p>
     <w:tbl>
       <w:tblPr>
@@ -4243,79 +3831,13 @@
         </w:rPr>
         <w:t xml:space="preserve">. </w:t>
       </w:r>
-      <w:proofErr w:type="spellStart"/>
       <w:r>
         <w:rPr>
           <w:rFonts w:ascii="Palatino Linotype" w:hAnsi="Palatino Linotype"/>
           <w:color w:val="000000" w:themeColor="text1"/>
         </w:rPr>
-        <w:t>Distribución</w:t>
-      </w:r>
-      <w:proofErr w:type="spellEnd"/>
-      <w:r>
-        <w:rPr>
-          <w:rFonts w:ascii="Palatino Linotype" w:hAnsi="Palatino Linotype"/>
-          <w:color w:val="000000" w:themeColor="text1"/>
-        </w:rPr>
-        <w:t xml:space="preserve"> de las variables </w:t>
-      </w:r>
-      <w:proofErr w:type="spellStart"/>
-      <w:r>
-        <w:rPr>
-          <w:rFonts w:ascii="Palatino Linotype" w:hAnsi="Palatino Linotype"/>
-          <w:color w:val="000000" w:themeColor="text1"/>
-        </w:rPr>
-        <w:t>nutricionales</w:t>
-      </w:r>
-      <w:proofErr w:type="spellEnd"/>
-      <w:r>
-        <w:rPr>
-          <w:rFonts w:ascii="Palatino Linotype" w:hAnsi="Palatino Linotype"/>
-          <w:color w:val="000000" w:themeColor="text1"/>
-        </w:rPr>
-        <w:t xml:space="preserve"> </w:t>
-      </w:r>
-      <w:proofErr w:type="spellStart"/>
-      <w:r>
-        <w:rPr>
-          <w:rFonts w:ascii="Palatino Linotype" w:hAnsi="Palatino Linotype"/>
-          <w:color w:val="000000" w:themeColor="text1"/>
-        </w:rPr>
-        <w:t>según</w:t>
-      </w:r>
-      <w:proofErr w:type="spellEnd"/>
-      <w:r>
-        <w:rPr>
-          <w:rFonts w:ascii="Palatino Linotype" w:hAnsi="Palatino Linotype"/>
-          <w:color w:val="000000" w:themeColor="text1"/>
-        </w:rPr>
-        <w:t xml:space="preserve"> el tipo de </w:t>
-      </w:r>
-      <w:proofErr w:type="spellStart"/>
-      <w:r>
-        <w:rPr>
-          <w:rFonts w:ascii="Palatino Linotype" w:hAnsi="Palatino Linotype"/>
-          <w:color w:val="000000" w:themeColor="text1"/>
-        </w:rPr>
-        <w:t>bebida</w:t>
-      </w:r>
-      <w:proofErr w:type="spellEnd"/>
-      <w:r>
-        <w:rPr>
-          <w:rFonts w:ascii="Palatino Linotype" w:hAnsi="Palatino Linotype"/>
-          <w:color w:val="000000" w:themeColor="text1"/>
-        </w:rPr>
-        <w:t xml:space="preserve"> </w:t>
-      </w:r>
-      <w:proofErr w:type="spellStart"/>
-      <w:r>
-        <w:rPr>
-          <w:rFonts w:ascii="Palatino Linotype" w:hAnsi="Palatino Linotype"/>
-          <w:color w:val="000000" w:themeColor="text1"/>
-        </w:rPr>
-        <w:t>analizada</w:t>
-      </w:r>
-      <w:proofErr w:type="spellEnd"/>
+        <w:t>Distribución de las variables nutricionales según el tipo de bebida analizada</w:t>
+      </w:r>
     </w:p>
     <w:p>
       <w:pPr>
@@ -4373,25 +3895,7 @@
           <w:sz w:val="20"/>
           <w:szCs w:val="20"/>
         </w:rPr>
-        <w:t xml:space="preserve">100 </w:t>
-      </w:r>
-      <w:proofErr w:type="spellStart"/>
-      <w:r>
-        <w:rPr>
-          <w:rFonts w:ascii="Palatino Linotype" w:hAnsi="Palatino Linotype"/>
-          <w:sz w:val="20"/>
-          <w:szCs w:val="20"/>
-        </w:rPr>
-        <w:t>mL</w:t>
-      </w:r>
-      <w:proofErr w:type="spellEnd"/>
-      <w:r>
-        <w:rPr>
-          <w:rFonts w:ascii="Palatino Linotype" w:hAnsi="Palatino Linotype"/>
-          <w:sz w:val="20"/>
-          <w:szCs w:val="20"/>
-        </w:rPr>
-        <w:t xml:space="preserve"> para </w:t>
+        <w:t xml:space="preserve">100 mL para </w:t>
       </w:r>
       <w:r>
         <w:rPr>
@@ -4568,23 +4072,13 @@
         </w:rPr>
         <w:t xml:space="preserve"> </w:t>
       </w:r>
-      <w:proofErr w:type="spellStart"/>
       <w:r>
         <w:rPr>
           <w:rFonts w:ascii="Palatino Linotype" w:hAnsi="Palatino Linotype"/>
           <w:color w:val="000000" w:themeColor="text1"/>
         </w:rPr>
-        <w:t>Distribución</w:t>
-      </w:r>
-      <w:proofErr w:type="spellEnd"/>
-      <w:r>
-        <w:rPr>
-          <w:rFonts w:ascii="Palatino Linotype" w:hAnsi="Palatino Linotype"/>
-          <w:color w:val="000000" w:themeColor="text1"/>
-        </w:rPr>
-        <w:t xml:space="preserve"> del </w:t>
-      </w:r>
-      <w:proofErr w:type="spellStart"/>
+        <w:t xml:space="preserve">Distribución del </w:t>
+      </w:r>
       <w:r>
         <w:rPr>
           <w:rFonts w:ascii="Palatino Linotype" w:hAnsi="Palatino Linotype"/>
@@ -4594,71 +4088,13 @@
         </w:rPr>
         <w:t>scoring</w:t>
       </w:r>
-      <w:proofErr w:type="spellEnd"/>
       <w:r>
         <w:rPr>
           <w:rFonts w:ascii="Palatino Linotype" w:hAnsi="Palatino Linotype"/>
           <w:color w:val="000000" w:themeColor="text1"/>
         </w:rPr>
-        <w:t xml:space="preserve"> nutricional </w:t>
-      </w:r>
-      <w:proofErr w:type="spellStart"/>
-      <w:r>
-        <w:rPr>
-          <w:rFonts w:ascii="Palatino Linotype" w:hAnsi="Palatino Linotype"/>
-          <w:color w:val="000000" w:themeColor="text1"/>
-        </w:rPr>
-        <w:t>estandarizado</w:t>
-      </w:r>
-      <w:proofErr w:type="spellEnd"/>
-      <w:r>
-        <w:rPr>
-          <w:rFonts w:ascii="Palatino Linotype" w:hAnsi="Palatino Linotype"/>
-          <w:color w:val="000000" w:themeColor="text1"/>
-        </w:rPr>
-        <w:t xml:space="preserve"> </w:t>
-      </w:r>
-      <w:proofErr w:type="spellStart"/>
-      <w:r>
-        <w:rPr>
-          <w:rFonts w:ascii="Palatino Linotype" w:hAnsi="Palatino Linotype"/>
-          <w:color w:val="000000" w:themeColor="text1"/>
-        </w:rPr>
-        <w:t>según</w:t>
-      </w:r>
-      <w:proofErr w:type="spellEnd"/>
-      <w:r>
-        <w:rPr>
-          <w:rFonts w:ascii="Palatino Linotype" w:hAnsi="Palatino Linotype"/>
-          <w:color w:val="000000" w:themeColor="text1"/>
-        </w:rPr>
-        <w:t xml:space="preserve"> el tipo de </w:t>
-      </w:r>
-      <w:proofErr w:type="spellStart"/>
-      <w:r>
-        <w:rPr>
-          <w:rFonts w:ascii="Palatino Linotype" w:hAnsi="Palatino Linotype"/>
-          <w:color w:val="000000" w:themeColor="text1"/>
-        </w:rPr>
-        <w:t>bebida</w:t>
-      </w:r>
-      <w:proofErr w:type="spellEnd"/>
-      <w:r>
-        <w:rPr>
-          <w:rFonts w:ascii="Palatino Linotype" w:hAnsi="Palatino Linotype"/>
-          <w:color w:val="000000" w:themeColor="text1"/>
-        </w:rPr>
-        <w:t xml:space="preserve"> </w:t>
-      </w:r>
-      <w:proofErr w:type="spellStart"/>
-      <w:r>
-        <w:rPr>
-          <w:rFonts w:ascii="Palatino Linotype" w:hAnsi="Palatino Linotype"/>
-          <w:color w:val="000000" w:themeColor="text1"/>
-        </w:rPr>
-        <w:t>analizada</w:t>
-      </w:r>
-      <w:proofErr w:type="spellEnd"/>
+        <w:t xml:space="preserve"> nutricional estandarizado según el tipo de bebida analizada</w:t>
+      </w:r>
     </w:p>
     <w:p>
       <w:pPr>
@@ -4693,7 +4129,6 @@
         </w:rPr>
         <w:t xml:space="preserve"> muestra la distribución del </w:t>
       </w:r>
-      <w:proofErr w:type="spellStart"/>
       <w:r>
         <w:rPr>
           <w:rFonts w:ascii="Palatino Linotype" w:hAnsi="Palatino Linotype"/>
@@ -4704,7 +4139,6 @@
         </w:rPr>
         <w:t>scoring</w:t>
       </w:r>
-      <w:proofErr w:type="spellEnd"/>
       <w:r>
         <w:rPr>
           <w:rFonts w:ascii="Palatino Linotype" w:hAnsi="Palatino Linotype"/>
@@ -4745,7 +4179,6 @@
         </w:rPr>
         <w:t xml:space="preserve">del </w:t>
       </w:r>
-      <w:proofErr w:type="spellStart"/>
       <w:r>
         <w:rPr>
           <w:rFonts w:ascii="Palatino Linotype" w:hAnsi="Palatino Linotype"/>
@@ -4756,7 +4189,6 @@
         </w:rPr>
         <w:t>scoring</w:t>
       </w:r>
-      <w:proofErr w:type="spellEnd"/>
       <w:r>
         <w:rPr>
           <w:rFonts w:ascii="Palatino Linotype" w:hAnsi="Palatino Linotype"/>
@@ -4805,95 +4237,31 @@
         </w:rPr>
         <w:t xml:space="preserve"> Valores del </w:t>
       </w:r>
-      <w:proofErr w:type="spellStart"/>
-      <w:r>
-        <w:rPr>
-          <w:rFonts w:ascii="Palatino Linotype" w:hAnsi="Palatino Linotype"/>
+      <w:r>
+        <w:rPr>
+          <w:rFonts w:ascii="Palatino Linotype" w:hAnsi="Palatino Linotype"/>
+          <w:i/>
+          <w:iCs/>
           <w:color w:val="000000" w:themeColor="text1"/>
         </w:rPr>
-        <w:t>Scoring</w:t>
-      </w:r>
-      <w:proofErr w:type="spellEnd"/>
-      <w:r>
-        <w:rPr>
-          <w:rFonts w:ascii="Palatino Linotype" w:hAnsi="Palatino Linotype"/>
+        <w:t>s</w:t>
+      </w:r>
+      <w:r>
+        <w:rPr>
+          <w:rFonts w:ascii="Palatino Linotype" w:hAnsi="Palatino Linotype"/>
+          <w:i/>
+          <w:iCs/>
           <w:color w:val="000000" w:themeColor="text1"/>
         </w:rPr>
-        <w:t xml:space="preserve"> nutricional </w:t>
-      </w:r>
-      <w:proofErr w:type="spellStart"/>
+        <w:t>coring</w:t>
+      </w:r>
       <w:r>
         <w:rPr>
           <w:rFonts w:ascii="Palatino Linotype" w:hAnsi="Palatino Linotype"/>
           <w:color w:val="000000" w:themeColor="text1"/>
         </w:rPr>
-        <w:t>estandarizado</w:t>
-      </w:r>
-      <w:proofErr w:type="spellEnd"/>
-      <w:r>
-        <w:rPr>
-          <w:rFonts w:ascii="Palatino Linotype" w:hAnsi="Palatino Linotype"/>
-          <w:color w:val="000000" w:themeColor="text1"/>
-        </w:rPr>
-        <w:t xml:space="preserve"> </w:t>
-      </w:r>
-      <w:proofErr w:type="spellStart"/>
-      <w:r>
-        <w:rPr>
-          <w:rFonts w:ascii="Palatino Linotype" w:hAnsi="Palatino Linotype"/>
-          <w:color w:val="000000" w:themeColor="text1"/>
-        </w:rPr>
-        <w:t>expresados</w:t>
-      </w:r>
-      <w:proofErr w:type="spellEnd"/>
-      <w:r>
-        <w:rPr>
-          <w:rFonts w:ascii="Palatino Linotype" w:hAnsi="Palatino Linotype"/>
-          <w:color w:val="000000" w:themeColor="text1"/>
-        </w:rPr>
-        <w:t xml:space="preserve"> como </w:t>
-      </w:r>
-      <w:proofErr w:type="spellStart"/>
-      <w:r>
-        <w:rPr>
-          <w:rFonts w:ascii="Palatino Linotype" w:hAnsi="Palatino Linotype"/>
-          <w:color w:val="000000" w:themeColor="text1"/>
-        </w:rPr>
-        <w:t>media</w:t>
-      </w:r>
-      <w:proofErr w:type="spellEnd"/>
-      <w:r>
-        <w:rPr>
-          <w:rFonts w:ascii="Palatino Linotype" w:hAnsi="Palatino Linotype"/>
-          <w:color w:val="000000" w:themeColor="text1"/>
-        </w:rPr>
-        <w:t xml:space="preserve"> ±  </w:t>
-      </w:r>
-      <w:proofErr w:type="spellStart"/>
-      <w:r>
-        <w:rPr>
-          <w:rFonts w:ascii="Palatino Linotype" w:hAnsi="Palatino Linotype"/>
-          <w:color w:val="000000" w:themeColor="text1"/>
-        </w:rPr>
-        <w:t>desviación</w:t>
-      </w:r>
-      <w:proofErr w:type="spellEnd"/>
-      <w:r>
-        <w:rPr>
-          <w:rFonts w:ascii="Palatino Linotype" w:hAnsi="Palatino Linotype"/>
-          <w:color w:val="000000" w:themeColor="text1"/>
-        </w:rPr>
-        <w:t xml:space="preserve"> </w:t>
-      </w:r>
-      <w:proofErr w:type="spellStart"/>
-      <w:r>
-        <w:rPr>
-          <w:rFonts w:ascii="Palatino Linotype" w:hAnsi="Palatino Linotype"/>
-          <w:color w:val="000000" w:themeColor="text1"/>
-        </w:rPr>
-        <w:t>estándar</w:t>
-      </w:r>
-      <w:proofErr w:type="spellEnd"/>
+        <w:t xml:space="preserve"> nutricional estandarizado expresados como media ±  desviación estándar</w:t>
+      </w:r>
     </w:p>
     <w:tbl>
       <w:tblPr>
@@ -5015,7 +4383,6 @@
                 <w:szCs w:val="18"/>
               </w:rPr>
             </w:pPr>
-            <w:proofErr w:type="spellStart"/>
             <w:r>
               <w:rPr>
                 <w:rFonts w:ascii="Palatino Linotype" w:hAnsi="Palatino Linotype" w:cs="Calibri"/>
@@ -5025,19 +4392,7 @@
                 <w:sz w:val="18"/>
                 <w:szCs w:val="18"/>
               </w:rPr>
-              <w:t>Scoring</w:t>
-            </w:r>
-            <w:proofErr w:type="spellEnd"/>
-            <w:r>
-              <w:rPr>
-                <w:rFonts w:ascii="Palatino Linotype" w:hAnsi="Palatino Linotype" w:cs="Calibri"/>
-                <w:b/>
-                <w:bCs/>
-                <w:color w:val="000000"/>
-                <w:sz w:val="18"/>
-                <w:szCs w:val="18"/>
-              </w:rPr>
-              <w:t xml:space="preserve"> (media ± SD)</w:t>
+              <w:t>Scoring (media ± SD)</w:t>
             </w:r>
           </w:p>
         </w:tc>
@@ -5563,7 +4918,6 @@
         </w:rPr>
         <w:t xml:space="preserve">de bebida junto a los valores medios del </w:t>
       </w:r>
-      <w:proofErr w:type="spellStart"/>
       <w:r>
         <w:rPr>
           <w:rFonts w:ascii="Palatino Linotype" w:hAnsi="Palatino Linotype"/>
@@ -5575,7 +4929,6 @@
         </w:rPr>
         <w:t>scoring</w:t>
       </w:r>
-      <w:proofErr w:type="spellEnd"/>
       <w:r>
         <w:rPr>
           <w:rFonts w:ascii="Palatino Linotype" w:hAnsi="Palatino Linotype"/>
@@ -5788,69 +5141,12 @@
         </w:rPr>
         <w:t xml:space="preserve"> </w:t>
       </w:r>
-      <w:proofErr w:type="spellStart"/>
       <w:r>
         <w:rPr>
           <w:rFonts w:ascii="Palatino Linotype" w:hAnsi="Palatino Linotype"/>
           <w:color w:val="000000" w:themeColor="text1"/>
         </w:rPr>
-        <w:t>Prueba</w:t>
-      </w:r>
-      <w:proofErr w:type="spellEnd"/>
-      <w:r>
-        <w:rPr>
-          <w:rFonts w:ascii="Palatino Linotype" w:hAnsi="Palatino Linotype"/>
-          <w:color w:val="000000" w:themeColor="text1"/>
-        </w:rPr>
-        <w:t xml:space="preserve"> de </w:t>
-      </w:r>
-      <w:proofErr w:type="spellStart"/>
-      <w:r>
-        <w:rPr>
-          <w:rFonts w:ascii="Palatino Linotype" w:hAnsi="Palatino Linotype"/>
-          <w:color w:val="000000" w:themeColor="text1"/>
-        </w:rPr>
-        <w:t>Kruskal-Wallis</w:t>
-      </w:r>
-      <w:proofErr w:type="spellEnd"/>
-      <w:r>
-        <w:rPr>
-          <w:rFonts w:ascii="Palatino Linotype" w:hAnsi="Palatino Linotype"/>
-          <w:color w:val="000000" w:themeColor="text1"/>
-        </w:rPr>
-        <w:t xml:space="preserve"> y </w:t>
-      </w:r>
-      <w:proofErr w:type="spellStart"/>
-      <w:r>
-        <w:rPr>
-          <w:rFonts w:ascii="Palatino Linotype" w:hAnsi="Palatino Linotype"/>
-          <w:color w:val="000000" w:themeColor="text1"/>
-        </w:rPr>
-        <w:t>tamaño</w:t>
-      </w:r>
-      <w:proofErr w:type="spellEnd"/>
-      <w:r>
-        <w:rPr>
-          <w:rFonts w:ascii="Palatino Linotype" w:hAnsi="Palatino Linotype"/>
-          <w:color w:val="000000" w:themeColor="text1"/>
-        </w:rPr>
-        <w:t xml:space="preserve"> del </w:t>
-      </w:r>
-      <w:proofErr w:type="spellStart"/>
-      <w:r>
-        <w:rPr>
-          <w:rFonts w:ascii="Palatino Linotype" w:hAnsi="Palatino Linotype"/>
-          <w:color w:val="000000" w:themeColor="text1"/>
-        </w:rPr>
-        <w:t>efecto</w:t>
-      </w:r>
-      <w:proofErr w:type="spellEnd"/>
-      <w:r>
-        <w:rPr>
-          <w:rFonts w:ascii="Palatino Linotype" w:hAnsi="Palatino Linotype"/>
-          <w:color w:val="000000" w:themeColor="text1"/>
-        </w:rPr>
-        <w:t xml:space="preserve"> (</w:t>
+        <w:t>Prueba de Kruskal-Wallis y tamaño del efecto (</w:t>
       </w:r>
       <w:r>
         <w:rPr>
@@ -5864,33 +5160,8 @@
           <w:rFonts w:ascii="Palatino Linotype" w:hAnsi="Palatino Linotype" w:cs="Calibri"/>
           <w:color w:val="000000"/>
         </w:rPr>
-        <w:t xml:space="preserve"> el </w:t>
-      </w:r>
-      <w:proofErr w:type="spellStart"/>
-      <w:r>
-        <w:rPr>
-          <w:rFonts w:ascii="Palatino Linotype" w:hAnsi="Palatino Linotype" w:cs="Calibri"/>
-          <w:color w:val="000000"/>
-        </w:rPr>
-        <w:t>scoring</w:t>
-      </w:r>
-      <w:proofErr w:type="spellEnd"/>
-      <w:r>
-        <w:rPr>
-          <w:rFonts w:ascii="Palatino Linotype" w:hAnsi="Palatino Linotype" w:cs="Calibri"/>
-          <w:color w:val="000000"/>
-        </w:rPr>
-        <w:t xml:space="preserve"> nutricional </w:t>
-      </w:r>
-      <w:proofErr w:type="spellStart"/>
-      <w:r>
-        <w:rPr>
-          <w:rFonts w:ascii="Palatino Linotype" w:hAnsi="Palatino Linotype" w:cs="Calibri"/>
-          <w:color w:val="000000"/>
-        </w:rPr>
-        <w:t>estandarizado</w:t>
-      </w:r>
-      <w:proofErr w:type="spellEnd"/>
+        <w:t xml:space="preserve"> el scoring nutricional estandarizado</w:t>
+      </w:r>
     </w:p>
     <w:tbl>
       <w:tblPr>
@@ -6091,25 +5362,14 @@
                 <w:szCs w:val="18"/>
               </w:rPr>
             </w:pPr>
-            <w:proofErr w:type="spellStart"/>
-            <w:r>
-              <w:rPr>
-                <w:rFonts w:ascii="Palatino Linotype" w:hAnsi="Palatino Linotype" w:cs="Calibri"/>
-                <w:color w:val="000000"/>
-                <w:sz w:val="18"/>
-                <w:szCs w:val="18"/>
-              </w:rPr>
-              <w:t>Scoring</w:t>
-            </w:r>
-            <w:proofErr w:type="spellEnd"/>
-            <w:r>
-              <w:rPr>
-                <w:rFonts w:ascii="Palatino Linotype" w:hAnsi="Palatino Linotype" w:cs="Calibri"/>
-                <w:color w:val="000000"/>
-                <w:sz w:val="18"/>
-                <w:szCs w:val="18"/>
-              </w:rPr>
-              <w:t xml:space="preserve"> nutricional</w:t>
+            <w:r>
+              <w:rPr>
+                <w:rFonts w:ascii="Palatino Linotype" w:hAnsi="Palatino Linotype" w:cs="Calibri"/>
+                <w:color w:val="000000"/>
+                <w:sz w:val="18"/>
+                <w:szCs w:val="18"/>
+              </w:rPr>
+              <w:t>Scoring nutricional</w:t>
             </w:r>
           </w:p>
         </w:tc>
@@ -6237,7 +5497,6 @@
         </w:rPr>
         <w:t xml:space="preserve">La tabla 5 muestra el resultado de la prueba de Kruskal-Wallis aplicada al </w:t>
       </w:r>
-      <w:proofErr w:type="spellStart"/>
       <w:r>
         <w:rPr>
           <w:rFonts w:ascii="Palatino Linotype" w:hAnsi="Palatino Linotype"/>
@@ -6249,7 +5508,6 @@
         </w:rPr>
         <w:t>scoring</w:t>
       </w:r>
-      <w:proofErr w:type="spellEnd"/>
       <w:r>
         <w:rPr>
           <w:rFonts w:ascii="Palatino Linotype" w:hAnsi="Palatino Linotype"/>
